--- a/Urban_Asset_Intelligence_Complete_Documentation.docx
+++ b/Urban_Asset_Intelligence_Complete_Documentation.docx
@@ -251,6 +251,18 @@
       </w:pPr>
       <w:r>
         <w:t xml:space="preserve">Full history and session management</w:t>
+      </w:r>
+    </w:p>
+    <w:p>
+      <w:pPr>
+        <w:numPr>
+          <w:ilvl w:val="0"/>
+          <w:numId w:val="1001"/>
+        </w:numPr>
+        <w:pStyle w:val="Compact"/>
+      </w:pPr>
+      <w:r>
+        <w:t xml:space="preserve">Role-based access control with Admin, Officer, and Viewer personas</w:t>
       </w:r>
     </w:p>
     <w:p>
@@ -770,7 +782,7 @@
         <w:rPr>
           <w:rStyle w:val="VerbatimChar"/>
         </w:rPr>
-        <w:t xml:space="preserve">│  Change History      │    │  Classification │ Masking    │</w:t>
+        <w:t xml:space="preserve">│  Users, Roles        │    │  Classification │ Masking    │</w:t>
       </w:r>
       <w:r>
         <w:br/>
@@ -1034,6 +1046,44 @@
           </w:p>
         </w:tc>
       </w:tr>
+      <w:tr>
+        <w:tc>
+          <w:tcPr/>
+          <w:p>
+            <w:pPr>
+              <w:pStyle w:val="Compact"/>
+              <w:jc w:val="left"/>
+            </w:pPr>
+            <w:r>
+              <w:t xml:space="preserve">Auth Layer</w:t>
+            </w:r>
+          </w:p>
+        </w:tc>
+        <w:tc>
+          <w:tcPr/>
+          <w:p>
+            <w:pPr>
+              <w:pStyle w:val="Compact"/>
+              <w:jc w:val="left"/>
+            </w:pPr>
+            <w:r>
+              <w:t xml:space="preserve">JWT + Express middleware</w:t>
+            </w:r>
+          </w:p>
+        </w:tc>
+        <w:tc>
+          <w:tcPr/>
+          <w:p>
+            <w:pPr>
+              <w:pStyle w:val="Compact"/>
+              <w:jc w:val="left"/>
+            </w:pPr>
+            <w:r>
+              <w:t xml:space="preserve">Role-based access, ward-level permissions</w:t>
+            </w:r>
+          </w:p>
+        </w:tc>
+      </w:tr>
     </w:tbl>
     <w:bookmarkEnd w:id="23"/>
     <w:bookmarkStart w:id="24" w:name="data-flow"/>
@@ -1054,7 +1104,7 @@
         <w:pStyle w:val="Compact"/>
       </w:pPr>
       <w:r>
-        <w:t xml:space="preserve">User uploads image or provides GPS coordinates</w:t>
+        <w:t xml:space="preserve">User logs in and is authenticated with role-based access</w:t>
       </w:r>
     </w:p>
     <w:p>
@@ -1066,7 +1116,7 @@
         <w:pStyle w:val="Compact"/>
       </w:pPr>
       <w:r>
-        <w:t xml:space="preserve">API server receives image, creates detection session in DB</w:t>
+        <w:t xml:space="preserve">User uploads image or provides GPS coordinates (Officers &amp; Admins only)</w:t>
       </w:r>
     </w:p>
     <w:p>
@@ -1078,7 +1128,7 @@
         <w:pStyle w:val="Compact"/>
       </w:pPr>
       <w:r>
-        <w:t xml:space="preserve">AI service tiles the image into 640×640 chunks</w:t>
+        <w:t xml:space="preserve">API server receives image, creates detection session in DB</w:t>
       </w:r>
     </w:p>
     <w:p>
@@ -1090,7 +1140,7 @@
         <w:pStyle w:val="Compact"/>
       </w:pPr>
       <w:r>
-        <w:t xml:space="preserve">YOLOv8 runs object detection on each tile</w:t>
+        <w:t xml:space="preserve">AI service tiles the image into 640×640 chunks</w:t>
       </w:r>
     </w:p>
     <w:p>
@@ -1102,7 +1152,7 @@
         <w:pStyle w:val="Compact"/>
       </w:pPr>
       <w:r>
-        <w:t xml:space="preserve">SAM refines bounding boxes into precise polygon masks</w:t>
+        <w:t xml:space="preserve">YOLOv8 runs object detection on each tile</w:t>
       </w:r>
     </w:p>
     <w:p>
@@ -1114,7 +1164,7 @@
         <w:pStyle w:val="Compact"/>
       </w:pPr>
       <w:r>
-        <w:t xml:space="preserve">Results are merged, de-duplicated, and stored in PostgreSQL</w:t>
+        <w:t xml:space="preserve">SAM refines bounding boxes into precise polygon masks</w:t>
       </w:r>
     </w:p>
     <w:p>
@@ -1126,7 +1176,31 @@
         <w:pStyle w:val="Compact"/>
       </w:pPr>
       <w:r>
+        <w:t xml:space="preserve">Results are merged, de-duplicated, and stored in PostgreSQL</w:t>
+      </w:r>
+    </w:p>
+    <w:p>
+      <w:pPr>
+        <w:numPr>
+          <w:ilvl w:val="0"/>
+          <w:numId w:val="1003"/>
+        </w:numPr>
+        <w:pStyle w:val="Compact"/>
+      </w:pPr>
+      <w:r>
         <w:t xml:space="preserve">Frontend renders results with color-coded overlays and map view</w:t>
+      </w:r>
+    </w:p>
+    <w:p>
+      <w:pPr>
+        <w:numPr>
+          <w:ilvl w:val="0"/>
+          <w:numId w:val="1003"/>
+        </w:numPr>
+        <w:pStyle w:val="Compact"/>
+      </w:pPr>
+      <w:r>
+        <w:t xml:space="preserve">Viewers can access shared results and download reports</w:t>
       </w:r>
     </w:p>
     <w:p>
@@ -2356,1303 +2430,2512 @@
     </w:p>
     <w:bookmarkEnd w:id="29"/>
     <w:bookmarkEnd w:id="30"/>
-    <w:bookmarkStart w:id="35" w:name="database-schema"/>
+    <w:bookmarkStart w:id="47" w:name="entitlement-persona-management"/>
     <w:p>
       <w:pPr>
         <w:pStyle w:val="Heading1"/>
       </w:pPr>
       <w:r>
-        <w:t xml:space="preserve">5. Database Schema</w:t>
-      </w:r>
-    </w:p>
-    <w:bookmarkStart w:id="33" w:name="tables"/>
+        <w:t xml:space="preserve">5. Entitlement &amp; Persona Management</w:t>
+      </w:r>
+    </w:p>
+    <w:bookmarkStart w:id="31" w:name="user-roles"/>
     <w:p>
       <w:pPr>
         <w:pStyle w:val="Heading2"/>
       </w:pPr>
       <w:r>
-        <w:t xml:space="preserve">5.1 Tables</w:t>
-      </w:r>
-    </w:p>
-    <w:bookmarkStart w:id="31" w:name="detection_sessions"/>
+        <w:t xml:space="preserve">5.1 User Roles</w:t>
+      </w:r>
+    </w:p>
+    <w:p>
+      <w:pPr>
+        <w:pStyle w:val="FirstParagraph"/>
+      </w:pPr>
+      <w:r>
+        <w:t xml:space="preserve">The platform supports three distinct user personas, each with specific access levels and capabilities:</w:t>
+      </w:r>
+    </w:p>
+    <w:tbl>
+      <w:tblPr>
+        <w:tblStyle w:val="Table"/>
+        <w:tblW w:type="pct" w:w="5000"/>
+        <w:tblLook w:firstRow="1" w:lastRow="0" w:firstColumn="0" w:lastColumn="0" w:noHBand="0" w:noVBand="0" w:val="0020"/>
+      </w:tblPr>
+      <w:tblGrid>
+        <w:gridCol w:w="1357"/>
+        <w:gridCol w:w="2715"/>
+        <w:gridCol w:w="3846"/>
+      </w:tblGrid>
+      <w:tr>
+        <w:trPr>
+          <w:tblHeader w:val="true"/>
+        </w:trPr>
+        <w:tc>
+          <w:tcPr/>
+          <w:p>
+            <w:pPr>
+              <w:pStyle w:val="Compact"/>
+              <w:jc w:val="left"/>
+            </w:pPr>
+            <w:r>
+              <w:t xml:space="preserve">Role</w:t>
+            </w:r>
+          </w:p>
+        </w:tc>
+        <w:tc>
+          <w:tcPr/>
+          <w:p>
+            <w:pPr>
+              <w:pStyle w:val="Compact"/>
+              <w:jc w:val="left"/>
+            </w:pPr>
+            <w:r>
+              <w:t xml:space="preserve">Description</w:t>
+            </w:r>
+          </w:p>
+        </w:tc>
+        <w:tc>
+          <w:tcPr/>
+          <w:p>
+            <w:pPr>
+              <w:pStyle w:val="Compact"/>
+              <w:jc w:val="left"/>
+            </w:pPr>
+            <w:r>
+              <w:t xml:space="preserve">Primary Use Case</w:t>
+            </w:r>
+          </w:p>
+        </w:tc>
+      </w:tr>
+      <w:tr>
+        <w:tc>
+          <w:tcPr/>
+          <w:p>
+            <w:pPr>
+              <w:pStyle w:val="Compact"/>
+              <w:jc w:val="left"/>
+            </w:pPr>
+            <w:r>
+              <w:rPr>
+                <w:bCs/>
+                <w:b/>
+              </w:rPr>
+              <w:t xml:space="preserve">Admin</w:t>
+            </w:r>
+          </w:p>
+        </w:tc>
+        <w:tc>
+          <w:tcPr/>
+          <w:p>
+            <w:pPr>
+              <w:pStyle w:val="Compact"/>
+              <w:jc w:val="left"/>
+            </w:pPr>
+            <w:r>
+              <w:t xml:space="preserve">City-level administrator with full system access</w:t>
+            </w:r>
+          </w:p>
+        </w:tc>
+        <w:tc>
+          <w:tcPr/>
+          <w:p>
+            <w:pPr>
+              <w:pStyle w:val="Compact"/>
+              <w:jc w:val="left"/>
+            </w:pPr>
+            <w:r>
+              <w:t xml:space="preserve">Manage all users, view all wards, configure system settings, monitor city-wide analytics</w:t>
+            </w:r>
+          </w:p>
+        </w:tc>
+      </w:tr>
+      <w:tr>
+        <w:tc>
+          <w:tcPr/>
+          <w:p>
+            <w:pPr>
+              <w:pStyle w:val="Compact"/>
+              <w:jc w:val="left"/>
+            </w:pPr>
+            <w:r>
+              <w:rPr>
+                <w:bCs/>
+                <w:b/>
+              </w:rPr>
+              <w:t xml:space="preserve">Municipal Officer</w:t>
+            </w:r>
+          </w:p>
+        </w:tc>
+        <w:tc>
+          <w:tcPr/>
+          <w:p>
+            <w:pPr>
+              <w:pStyle w:val="Compact"/>
+              <w:jc w:val="left"/>
+            </w:pPr>
+            <w:r>
+              <w:t xml:space="preserve">Ward-assigned field officer with operational access</w:t>
+            </w:r>
+          </w:p>
+        </w:tc>
+        <w:tc>
+          <w:tcPr/>
+          <w:p>
+            <w:pPr>
+              <w:pStyle w:val="Compact"/>
+              <w:jc w:val="left"/>
+            </w:pPr>
+            <w:r>
+              <w:t xml:space="preserve">Upload images, run AI detection, view results for assigned wards, export data</w:t>
+            </w:r>
+          </w:p>
+        </w:tc>
+      </w:tr>
+      <w:tr>
+        <w:tc>
+          <w:tcPr/>
+          <w:p>
+            <w:pPr>
+              <w:pStyle w:val="Compact"/>
+              <w:jc w:val="left"/>
+            </w:pPr>
+            <w:r>
+              <w:rPr>
+                <w:bCs/>
+                <w:b/>
+              </w:rPr>
+              <w:t xml:space="preserve">Viewer</w:t>
+            </w:r>
+          </w:p>
+        </w:tc>
+        <w:tc>
+          <w:tcPr/>
+          <w:p>
+            <w:pPr>
+              <w:pStyle w:val="Compact"/>
+              <w:jc w:val="left"/>
+            </w:pPr>
+            <w:r>
+              <w:t xml:space="preserve">Read-only stakeholder with limited access</w:t>
+            </w:r>
+          </w:p>
+        </w:tc>
+        <w:tc>
+          <w:tcPr/>
+          <w:p>
+            <w:pPr>
+              <w:pStyle w:val="Compact"/>
+              <w:jc w:val="left"/>
+            </w:pPr>
+            <w:r>
+              <w:t xml:space="preserve">View shared detection results, download reports (PDF/CSV), no upload or detection capability</w:t>
+            </w:r>
+          </w:p>
+        </w:tc>
+      </w:tr>
+    </w:tbl>
+    <w:bookmarkEnd w:id="31"/>
+    <w:bookmarkStart w:id="32" w:name="permission-matrix"/>
+    <w:p>
+      <w:pPr>
+        <w:pStyle w:val="Heading2"/>
+      </w:pPr>
+      <w:r>
+        <w:t xml:space="preserve">5.2 Permission Matrix</w:t>
+      </w:r>
+    </w:p>
+    <w:tbl>
+      <w:tblPr>
+        <w:tblStyle w:val="Table"/>
+        <w:tblW w:type="auto" w:w="0"/>
+        <w:tblLook w:firstRow="1" w:lastRow="0" w:firstColumn="0" w:lastColumn="0" w:noHBand="0" w:noVBand="0" w:val="0020"/>
+      </w:tblPr>
+      <w:tblGrid>
+        <w:gridCol w:w="1980"/>
+        <w:gridCol w:w="1980"/>
+        <w:gridCol w:w="1980"/>
+        <w:gridCol w:w="1980"/>
+      </w:tblGrid>
+      <w:tr>
+        <w:trPr>
+          <w:tblHeader w:val="true"/>
+        </w:trPr>
+        <w:tc>
+          <w:tcPr/>
+          <w:p>
+            <w:pPr>
+              <w:pStyle w:val="Compact"/>
+              <w:jc w:val="left"/>
+            </w:pPr>
+            <w:r>
+              <w:t xml:space="preserve">Feature</w:t>
+            </w:r>
+          </w:p>
+        </w:tc>
+        <w:tc>
+          <w:tcPr/>
+          <w:p>
+            <w:pPr>
+              <w:pStyle w:val="Compact"/>
+              <w:jc w:val="left"/>
+            </w:pPr>
+            <w:r>
+              <w:t xml:space="preserve">Admin</w:t>
+            </w:r>
+          </w:p>
+        </w:tc>
+        <w:tc>
+          <w:tcPr/>
+          <w:p>
+            <w:pPr>
+              <w:pStyle w:val="Compact"/>
+              <w:jc w:val="left"/>
+            </w:pPr>
+            <w:r>
+              <w:t xml:space="preserve">Municipal Officer</w:t>
+            </w:r>
+          </w:p>
+        </w:tc>
+        <w:tc>
+          <w:tcPr/>
+          <w:p>
+            <w:pPr>
+              <w:pStyle w:val="Compact"/>
+              <w:jc w:val="left"/>
+            </w:pPr>
+            <w:r>
+              <w:t xml:space="preserve">Viewer</w:t>
+            </w:r>
+          </w:p>
+        </w:tc>
+      </w:tr>
+      <w:tr>
+        <w:tc>
+          <w:tcPr/>
+          <w:p>
+            <w:pPr>
+              <w:pStyle w:val="Compact"/>
+              <w:jc w:val="left"/>
+            </w:pPr>
+            <w:r>
+              <w:t xml:space="preserve">View Dashboard</w:t>
+            </w:r>
+          </w:p>
+        </w:tc>
+        <w:tc>
+          <w:tcPr/>
+          <w:p>
+            <w:pPr>
+              <w:pStyle w:val="Compact"/>
+              <w:jc w:val="left"/>
+            </w:pPr>
+            <w:r>
+              <w:t xml:space="preserve">City-wide</w:t>
+            </w:r>
+          </w:p>
+        </w:tc>
+        <w:tc>
+          <w:tcPr/>
+          <w:p>
+            <w:pPr>
+              <w:pStyle w:val="Compact"/>
+              <w:jc w:val="left"/>
+            </w:pPr>
+            <w:r>
+              <w:t xml:space="preserve">Ward-specific</w:t>
+            </w:r>
+          </w:p>
+        </w:tc>
+        <w:tc>
+          <w:tcPr/>
+          <w:p>
+            <w:pPr>
+              <w:pStyle w:val="Compact"/>
+              <w:jc w:val="left"/>
+            </w:pPr>
+            <w:r>
+              <w:t xml:space="preserve">Shared results only</w:t>
+            </w:r>
+          </w:p>
+        </w:tc>
+      </w:tr>
+      <w:tr>
+        <w:tc>
+          <w:tcPr/>
+          <w:p>
+            <w:pPr>
+              <w:pStyle w:val="Compact"/>
+              <w:jc w:val="left"/>
+            </w:pPr>
+            <w:r>
+              <w:t xml:space="preserve">Upload Images</w:t>
+            </w:r>
+          </w:p>
+        </w:tc>
+        <w:tc>
+          <w:tcPr/>
+          <w:p>
+            <w:pPr>
+              <w:pStyle w:val="Compact"/>
+              <w:jc w:val="left"/>
+            </w:pPr>
+            <w:r>
+              <w:t xml:space="preserve">Yes</w:t>
+            </w:r>
+          </w:p>
+        </w:tc>
+        <w:tc>
+          <w:tcPr/>
+          <w:p>
+            <w:pPr>
+              <w:pStyle w:val="Compact"/>
+              <w:jc w:val="left"/>
+            </w:pPr>
+            <w:r>
+              <w:t xml:space="preserve">Yes (own ward)</w:t>
+            </w:r>
+          </w:p>
+        </w:tc>
+        <w:tc>
+          <w:tcPr/>
+          <w:p>
+            <w:pPr>
+              <w:pStyle w:val="Compact"/>
+              <w:jc w:val="left"/>
+            </w:pPr>
+            <w:r>
+              <w:t xml:space="preserve">No</w:t>
+            </w:r>
+          </w:p>
+        </w:tc>
+      </w:tr>
+      <w:tr>
+        <w:tc>
+          <w:tcPr/>
+          <w:p>
+            <w:pPr>
+              <w:pStyle w:val="Compact"/>
+              <w:jc w:val="left"/>
+            </w:pPr>
+            <w:r>
+              <w:t xml:space="preserve">Run AI Detection</w:t>
+            </w:r>
+          </w:p>
+        </w:tc>
+        <w:tc>
+          <w:tcPr/>
+          <w:p>
+            <w:pPr>
+              <w:pStyle w:val="Compact"/>
+              <w:jc w:val="left"/>
+            </w:pPr>
+            <w:r>
+              <w:t xml:space="preserve">Yes</w:t>
+            </w:r>
+          </w:p>
+        </w:tc>
+        <w:tc>
+          <w:tcPr/>
+          <w:p>
+            <w:pPr>
+              <w:pStyle w:val="Compact"/>
+              <w:jc w:val="left"/>
+            </w:pPr>
+            <w:r>
+              <w:t xml:space="preserve">Yes (own ward)</w:t>
+            </w:r>
+          </w:p>
+        </w:tc>
+        <w:tc>
+          <w:tcPr/>
+          <w:p>
+            <w:pPr>
+              <w:pStyle w:val="Compact"/>
+              <w:jc w:val="left"/>
+            </w:pPr>
+            <w:r>
+              <w:t xml:space="preserve">No</w:t>
+            </w:r>
+          </w:p>
+        </w:tc>
+      </w:tr>
+      <w:tr>
+        <w:tc>
+          <w:tcPr/>
+          <w:p>
+            <w:pPr>
+              <w:pStyle w:val="Compact"/>
+              <w:jc w:val="left"/>
+            </w:pPr>
+            <w:r>
+              <w:t xml:space="preserve">View Detection Results</w:t>
+            </w:r>
+          </w:p>
+        </w:tc>
+        <w:tc>
+          <w:tcPr/>
+          <w:p>
+            <w:pPr>
+              <w:pStyle w:val="Compact"/>
+              <w:jc w:val="left"/>
+            </w:pPr>
+            <w:r>
+              <w:t xml:space="preserve">All wards</w:t>
+            </w:r>
+          </w:p>
+        </w:tc>
+        <w:tc>
+          <w:tcPr/>
+          <w:p>
+            <w:pPr>
+              <w:pStyle w:val="Compact"/>
+              <w:jc w:val="left"/>
+            </w:pPr>
+            <w:r>
+              <w:t xml:space="preserve">Assigned ward(s)</w:t>
+            </w:r>
+          </w:p>
+        </w:tc>
+        <w:tc>
+          <w:tcPr/>
+          <w:p>
+            <w:pPr>
+              <w:pStyle w:val="Compact"/>
+              <w:jc w:val="left"/>
+            </w:pPr>
+            <w:r>
+              <w:t xml:space="preserve">Shared results</w:t>
+            </w:r>
+          </w:p>
+        </w:tc>
+      </w:tr>
+      <w:tr>
+        <w:tc>
+          <w:tcPr/>
+          <w:p>
+            <w:pPr>
+              <w:pStyle w:val="Compact"/>
+              <w:jc w:val="left"/>
+            </w:pPr>
+            <w:r>
+              <w:t xml:space="preserve">Map View (GIS)</w:t>
+            </w:r>
+          </w:p>
+        </w:tc>
+        <w:tc>
+          <w:tcPr/>
+          <w:p>
+            <w:pPr>
+              <w:pStyle w:val="Compact"/>
+              <w:jc w:val="left"/>
+            </w:pPr>
+            <w:r>
+              <w:t xml:space="preserve">All wards</w:t>
+            </w:r>
+          </w:p>
+        </w:tc>
+        <w:tc>
+          <w:tcPr/>
+          <w:p>
+            <w:pPr>
+              <w:pStyle w:val="Compact"/>
+              <w:jc w:val="left"/>
+            </w:pPr>
+            <w:r>
+              <w:t xml:space="preserve">Assigned ward(s)</w:t>
+            </w:r>
+          </w:p>
+        </w:tc>
+        <w:tc>
+          <w:tcPr/>
+          <w:p>
+            <w:pPr>
+              <w:pStyle w:val="Compact"/>
+              <w:jc w:val="left"/>
+            </w:pPr>
+            <w:r>
+              <w:t xml:space="preserve">Shared results</w:t>
+            </w:r>
+          </w:p>
+        </w:tc>
+      </w:tr>
+      <w:tr>
+        <w:tc>
+          <w:tcPr/>
+          <w:p>
+            <w:pPr>
+              <w:pStyle w:val="Compact"/>
+              <w:jc w:val="left"/>
+            </w:pPr>
+            <w:r>
+              <w:t xml:space="preserve">Change Detection</w:t>
+            </w:r>
+          </w:p>
+        </w:tc>
+        <w:tc>
+          <w:tcPr/>
+          <w:p>
+            <w:pPr>
+              <w:pStyle w:val="Compact"/>
+              <w:jc w:val="left"/>
+            </w:pPr>
+            <w:r>
+              <w:t xml:space="preserve">Yes</w:t>
+            </w:r>
+          </w:p>
+        </w:tc>
+        <w:tc>
+          <w:tcPr/>
+          <w:p>
+            <w:pPr>
+              <w:pStyle w:val="Compact"/>
+              <w:jc w:val="left"/>
+            </w:pPr>
+            <w:r>
+              <w:t xml:space="preserve">Yes (own ward)</w:t>
+            </w:r>
+          </w:p>
+        </w:tc>
+        <w:tc>
+          <w:tcPr/>
+          <w:p>
+            <w:pPr>
+              <w:pStyle w:val="Compact"/>
+              <w:jc w:val="left"/>
+            </w:pPr>
+            <w:r>
+              <w:t xml:space="preserve">No</w:t>
+            </w:r>
+          </w:p>
+        </w:tc>
+      </w:tr>
+      <w:tr>
+        <w:tc>
+          <w:tcPr/>
+          <w:p>
+            <w:pPr>
+              <w:pStyle w:val="Compact"/>
+              <w:jc w:val="left"/>
+            </w:pPr>
+            <w:r>
+              <w:t xml:space="preserve">Export (GeoJSON/CSV/PDF)</w:t>
+            </w:r>
+          </w:p>
+        </w:tc>
+        <w:tc>
+          <w:tcPr/>
+          <w:p>
+            <w:pPr>
+              <w:pStyle w:val="Compact"/>
+              <w:jc w:val="left"/>
+            </w:pPr>
+            <w:r>
+              <w:t xml:space="preserve">Yes</w:t>
+            </w:r>
+          </w:p>
+        </w:tc>
+        <w:tc>
+          <w:tcPr/>
+          <w:p>
+            <w:pPr>
+              <w:pStyle w:val="Compact"/>
+              <w:jc w:val="left"/>
+            </w:pPr>
+            <w:r>
+              <w:t xml:space="preserve">Yes (own ward)</w:t>
+            </w:r>
+          </w:p>
+        </w:tc>
+        <w:tc>
+          <w:tcPr/>
+          <w:p>
+            <w:pPr>
+              <w:pStyle w:val="Compact"/>
+              <w:jc w:val="left"/>
+            </w:pPr>
+            <w:r>
+              <w:t xml:space="preserve">PDF &amp; CSV only</w:t>
+            </w:r>
+          </w:p>
+        </w:tc>
+      </w:tr>
+      <w:tr>
+        <w:tc>
+          <w:tcPr/>
+          <w:p>
+            <w:pPr>
+              <w:pStyle w:val="Compact"/>
+              <w:jc w:val="left"/>
+            </w:pPr>
+            <w:r>
+              <w:t xml:space="preserve">Push to DIGIT Registry</w:t>
+            </w:r>
+          </w:p>
+        </w:tc>
+        <w:tc>
+          <w:tcPr/>
+          <w:p>
+            <w:pPr>
+              <w:pStyle w:val="Compact"/>
+              <w:jc w:val="left"/>
+            </w:pPr>
+            <w:r>
+              <w:t xml:space="preserve">Yes</w:t>
+            </w:r>
+          </w:p>
+        </w:tc>
+        <w:tc>
+          <w:tcPr/>
+          <w:p>
+            <w:pPr>
+              <w:pStyle w:val="Compact"/>
+              <w:jc w:val="left"/>
+            </w:pPr>
+            <w:r>
+              <w:t xml:space="preserve">No</w:t>
+            </w:r>
+          </w:p>
+        </w:tc>
+        <w:tc>
+          <w:tcPr/>
+          <w:p>
+            <w:pPr>
+              <w:pStyle w:val="Compact"/>
+              <w:jc w:val="left"/>
+            </w:pPr>
+            <w:r>
+              <w:t xml:space="preserve">No</w:t>
+            </w:r>
+          </w:p>
+        </w:tc>
+      </w:tr>
+      <w:tr>
+        <w:tc>
+          <w:tcPr/>
+          <w:p>
+            <w:pPr>
+              <w:pStyle w:val="Compact"/>
+              <w:jc w:val="left"/>
+            </w:pPr>
+            <w:r>
+              <w:t xml:space="preserve">Manage Users</w:t>
+            </w:r>
+          </w:p>
+        </w:tc>
+        <w:tc>
+          <w:tcPr/>
+          <w:p>
+            <w:pPr>
+              <w:pStyle w:val="Compact"/>
+              <w:jc w:val="left"/>
+            </w:pPr>
+            <w:r>
+              <w:t xml:space="preserve">Yes (add/edit/delete)</w:t>
+            </w:r>
+          </w:p>
+        </w:tc>
+        <w:tc>
+          <w:tcPr/>
+          <w:p>
+            <w:pPr>
+              <w:pStyle w:val="Compact"/>
+              <w:jc w:val="left"/>
+            </w:pPr>
+            <w:r>
+              <w:t xml:space="preserve">No</w:t>
+            </w:r>
+          </w:p>
+        </w:tc>
+        <w:tc>
+          <w:tcPr/>
+          <w:p>
+            <w:pPr>
+              <w:pStyle w:val="Compact"/>
+              <w:jc w:val="left"/>
+            </w:pPr>
+            <w:r>
+              <w:t xml:space="preserve">No</w:t>
+            </w:r>
+          </w:p>
+        </w:tc>
+      </w:tr>
+      <w:tr>
+        <w:tc>
+          <w:tcPr/>
+          <w:p>
+            <w:pPr>
+              <w:pStyle w:val="Compact"/>
+              <w:jc w:val="left"/>
+            </w:pPr>
+            <w:r>
+              <w:t xml:space="preserve">Assign Wards</w:t>
+            </w:r>
+          </w:p>
+        </w:tc>
+        <w:tc>
+          <w:tcPr/>
+          <w:p>
+            <w:pPr>
+              <w:pStyle w:val="Compact"/>
+              <w:jc w:val="left"/>
+            </w:pPr>
+            <w:r>
+              <w:t xml:space="preserve">Yes</w:t>
+            </w:r>
+          </w:p>
+        </w:tc>
+        <w:tc>
+          <w:tcPr/>
+          <w:p>
+            <w:pPr>
+              <w:pStyle w:val="Compact"/>
+              <w:jc w:val="left"/>
+            </w:pPr>
+            <w:r>
+              <w:t xml:space="preserve">No</w:t>
+            </w:r>
+          </w:p>
+        </w:tc>
+        <w:tc>
+          <w:tcPr/>
+          <w:p>
+            <w:pPr>
+              <w:pStyle w:val="Compact"/>
+              <w:jc w:val="left"/>
+            </w:pPr>
+            <w:r>
+              <w:t xml:space="preserve">No</w:t>
+            </w:r>
+          </w:p>
+        </w:tc>
+      </w:tr>
+      <w:tr>
+        <w:tc>
+          <w:tcPr/>
+          <w:p>
+            <w:pPr>
+              <w:pStyle w:val="Compact"/>
+              <w:jc w:val="left"/>
+            </w:pPr>
+            <w:r>
+              <w:t xml:space="preserve">View System Health</w:t>
+            </w:r>
+          </w:p>
+        </w:tc>
+        <w:tc>
+          <w:tcPr/>
+          <w:p>
+            <w:pPr>
+              <w:pStyle w:val="Compact"/>
+              <w:jc w:val="left"/>
+            </w:pPr>
+            <w:r>
+              <w:t xml:space="preserve">Yes</w:t>
+            </w:r>
+          </w:p>
+        </w:tc>
+        <w:tc>
+          <w:tcPr/>
+          <w:p>
+            <w:pPr>
+              <w:pStyle w:val="Compact"/>
+              <w:jc w:val="left"/>
+            </w:pPr>
+            <w:r>
+              <w:t xml:space="preserve">No</w:t>
+            </w:r>
+          </w:p>
+        </w:tc>
+        <w:tc>
+          <w:tcPr/>
+          <w:p>
+            <w:pPr>
+              <w:pStyle w:val="Compact"/>
+              <w:jc w:val="left"/>
+            </w:pPr>
+            <w:r>
+              <w:t xml:space="preserve">No</w:t>
+            </w:r>
+          </w:p>
+        </w:tc>
+      </w:tr>
+      <w:tr>
+        <w:tc>
+          <w:tcPr/>
+          <w:p>
+            <w:pPr>
+              <w:pStyle w:val="Compact"/>
+              <w:jc w:val="left"/>
+            </w:pPr>
+            <w:r>
+              <w:t xml:space="preserve">View Audit Log</w:t>
+            </w:r>
+          </w:p>
+        </w:tc>
+        <w:tc>
+          <w:tcPr/>
+          <w:p>
+            <w:pPr>
+              <w:pStyle w:val="Compact"/>
+              <w:jc w:val="left"/>
+            </w:pPr>
+            <w:r>
+              <w:t xml:space="preserve">Yes</w:t>
+            </w:r>
+          </w:p>
+        </w:tc>
+        <w:tc>
+          <w:tcPr/>
+          <w:p>
+            <w:pPr>
+              <w:pStyle w:val="Compact"/>
+              <w:jc w:val="left"/>
+            </w:pPr>
+            <w:r>
+              <w:t xml:space="preserve">No</w:t>
+            </w:r>
+          </w:p>
+        </w:tc>
+        <w:tc>
+          <w:tcPr/>
+          <w:p>
+            <w:pPr>
+              <w:pStyle w:val="Compact"/>
+              <w:jc w:val="left"/>
+            </w:pPr>
+            <w:r>
+              <w:t xml:space="preserve">No</w:t>
+            </w:r>
+          </w:p>
+        </w:tc>
+      </w:tr>
+      <w:tr>
+        <w:tc>
+          <w:tcPr/>
+          <w:p>
+            <w:pPr>
+              <w:pStyle w:val="Compact"/>
+              <w:jc w:val="left"/>
+            </w:pPr>
+            <w:r>
+              <w:t xml:space="preserve">Delete Sessions</w:t>
+            </w:r>
+          </w:p>
+        </w:tc>
+        <w:tc>
+          <w:tcPr/>
+          <w:p>
+            <w:pPr>
+              <w:pStyle w:val="Compact"/>
+              <w:jc w:val="left"/>
+            </w:pPr>
+            <w:r>
+              <w:t xml:space="preserve">Yes</w:t>
+            </w:r>
+          </w:p>
+        </w:tc>
+        <w:tc>
+          <w:tcPr/>
+          <w:p>
+            <w:pPr>
+              <w:pStyle w:val="Compact"/>
+              <w:jc w:val="left"/>
+            </w:pPr>
+            <w:r>
+              <w:t xml:space="preserve">Own sessions only</w:t>
+            </w:r>
+          </w:p>
+        </w:tc>
+        <w:tc>
+          <w:tcPr/>
+          <w:p>
+            <w:pPr>
+              <w:pStyle w:val="Compact"/>
+              <w:jc w:val="left"/>
+            </w:pPr>
+            <w:r>
+              <w:t xml:space="preserve">No</w:t>
+            </w:r>
+          </w:p>
+        </w:tc>
+      </w:tr>
+    </w:tbl>
+    <w:bookmarkEnd w:id="32"/>
+    <w:bookmarkStart w:id="33" w:name="ward-level-access-control"/>
+    <w:p>
+      <w:pPr>
+        <w:pStyle w:val="Heading2"/>
+      </w:pPr>
+      <w:r>
+        <w:t xml:space="preserve">5.3 Ward-Level Access Control</w:t>
+      </w:r>
+    </w:p>
+    <w:p>
+      <w:pPr>
+        <w:pStyle w:val="FirstParagraph"/>
+      </w:pPr>
+      <w:r>
+        <w:t xml:space="preserve">Municipal officers are assigned to specific wards by the admin. This ensures:</w:t>
+      </w:r>
+    </w:p>
+    <w:p>
+      <w:pPr>
+        <w:numPr>
+          <w:ilvl w:val="0"/>
+          <w:numId w:val="1005"/>
+        </w:numPr>
+        <w:pStyle w:val="Compact"/>
+      </w:pPr>
+      <w:r>
+        <w:rPr>
+          <w:bCs/>
+          <w:b/>
+        </w:rPr>
+        <w:t xml:space="preserve">Data isolation</w:t>
+      </w:r>
+      <w:r>
+        <w:t xml:space="preserve"> </w:t>
+      </w:r>
+      <w:r>
+        <w:t xml:space="preserve">— Officers see only their ward’s detection data</w:t>
+      </w:r>
+    </w:p>
+    <w:p>
+      <w:pPr>
+        <w:numPr>
+          <w:ilvl w:val="0"/>
+          <w:numId w:val="1005"/>
+        </w:numPr>
+        <w:pStyle w:val="Compact"/>
+      </w:pPr>
+      <w:r>
+        <w:rPr>
+          <w:bCs/>
+          <w:b/>
+        </w:rPr>
+        <w:t xml:space="preserve">Accountability</w:t>
+      </w:r>
+      <w:r>
+        <w:t xml:space="preserve"> </w:t>
+      </w:r>
+      <w:r>
+        <w:t xml:space="preserve">— Each scan is tied to the officer who created it</w:t>
+      </w:r>
+    </w:p>
+    <w:p>
+      <w:pPr>
+        <w:numPr>
+          <w:ilvl w:val="0"/>
+          <w:numId w:val="1005"/>
+        </w:numPr>
+        <w:pStyle w:val="Compact"/>
+      </w:pPr>
+      <w:r>
+        <w:rPr>
+          <w:bCs/>
+          <w:b/>
+        </w:rPr>
+        <w:t xml:space="preserve">Scalability</w:t>
+      </w:r>
+      <w:r>
+        <w:t xml:space="preserve"> </w:t>
+      </w:r>
+      <w:r>
+        <w:t xml:space="preserve">— As the city onboards more wards, officers are added per ward</w:t>
+      </w:r>
+    </w:p>
+    <w:p>
+      <w:pPr>
+        <w:pStyle w:val="FirstParagraph"/>
+      </w:pPr>
+      <w:r>
+        <w:rPr>
+          <w:bCs/>
+          <w:b/>
+        </w:rPr>
+        <w:t xml:space="preserve">Ward assignment rules:</w:t>
+      </w:r>
+      <w:r>
+        <w:t xml:space="preserve"> </w:t>
+      </w:r>
+      <w:r>
+        <w:t xml:space="preserve">- An officer can be assigned to 1-3 wards</w:t>
+      </w:r>
+      <w:r>
+        <w:t xml:space="preserve"> </w:t>
+      </w:r>
+      <w:r>
+        <w:t xml:space="preserve">- Admin can reassign wards at any time</w:t>
+      </w:r>
+      <w:r>
+        <w:t xml:space="preserve"> </w:t>
+      </w:r>
+      <w:r>
+        <w:t xml:space="preserve">- Viewers can be granted access to specific wards or all wards (read-only)</w:t>
+      </w:r>
+      <w:r>
+        <w:t xml:space="preserve"> </w:t>
+      </w:r>
+      <w:r>
+        <w:t xml:space="preserve">- Admins always have access to all wards</w:t>
+      </w:r>
+    </w:p>
+    <w:bookmarkEnd w:id="33"/>
+    <w:bookmarkStart w:id="34" w:name="authentication-flow"/>
+    <w:p>
+      <w:pPr>
+        <w:pStyle w:val="Heading2"/>
+      </w:pPr>
+      <w:r>
+        <w:t xml:space="preserve">5.4 Authentication Flow</w:t>
+      </w:r>
+    </w:p>
+    <w:p>
+      <w:pPr>
+        <w:pStyle w:val="SourceCode"/>
+      </w:pPr>
+      <w:r>
+        <w:rPr>
+          <w:rStyle w:val="VerbatimChar"/>
+        </w:rPr>
+        <w:t xml:space="preserve">User opens app</w:t>
+      </w:r>
+      <w:r>
+        <w:br/>
+      </w:r>
+      <w:r>
+        <w:rPr>
+          <w:rStyle w:val="VerbatimChar"/>
+        </w:rPr>
+        <w:t xml:space="preserve">    │</w:t>
+      </w:r>
+      <w:r>
+        <w:br/>
+      </w:r>
+      <w:r>
+        <w:rPr>
+          <w:rStyle w:val="VerbatimChar"/>
+        </w:rPr>
+        <w:t xml:space="preserve">    ▼</w:t>
+      </w:r>
+      <w:r>
+        <w:br/>
+      </w:r>
+      <w:r>
+        <w:rPr>
+          <w:rStyle w:val="VerbatimChar"/>
+        </w:rPr>
+        <w:t xml:space="preserve">┌─────────────────┐</w:t>
+      </w:r>
+      <w:r>
+        <w:br/>
+      </w:r>
+      <w:r>
+        <w:rPr>
+          <w:rStyle w:val="VerbatimChar"/>
+        </w:rPr>
+        <w:t xml:space="preserve">│  Login Screen    │  Email + Password</w:t>
+      </w:r>
+      <w:r>
+        <w:br/>
+      </w:r>
+      <w:r>
+        <w:rPr>
+          <w:rStyle w:val="VerbatimChar"/>
+        </w:rPr>
+        <w:t xml:space="preserve">│                  │  Role selection (Admin/Officer/Viewer)</w:t>
+      </w:r>
+      <w:r>
+        <w:br/>
+      </w:r>
+      <w:r>
+        <w:rPr>
+          <w:rStyle w:val="VerbatimChar"/>
+        </w:rPr>
+        <w:t xml:space="preserve">└────────┬────────┘</w:t>
+      </w:r>
+      <w:r>
+        <w:br/>
+      </w:r>
+      <w:r>
+        <w:rPr>
+          <w:rStyle w:val="VerbatimChar"/>
+        </w:rPr>
+        <w:t xml:space="preserve">         │</w:t>
+      </w:r>
+      <w:r>
+        <w:br/>
+      </w:r>
+      <w:r>
+        <w:rPr>
+          <w:rStyle w:val="VerbatimChar"/>
+        </w:rPr>
+        <w:t xml:space="preserve">         ▼</w:t>
+      </w:r>
+      <w:r>
+        <w:br/>
+      </w:r>
+      <w:r>
+        <w:rPr>
+          <w:rStyle w:val="VerbatimChar"/>
+        </w:rPr>
+        <w:t xml:space="preserve">┌─────────────────┐</w:t>
+      </w:r>
+      <w:r>
+        <w:br/>
+      </w:r>
+      <w:r>
+        <w:rPr>
+          <w:rStyle w:val="VerbatimChar"/>
+        </w:rPr>
+        <w:t xml:space="preserve">│  JWT Token       │  Server validates credentials</w:t>
+      </w:r>
+      <w:r>
+        <w:br/>
+      </w:r>
+      <w:r>
+        <w:rPr>
+          <w:rStyle w:val="VerbatimChar"/>
+        </w:rPr>
+        <w:t xml:space="preserve">│  Generation      │  Token includes: user_id, role, ward_ids</w:t>
+      </w:r>
+      <w:r>
+        <w:br/>
+      </w:r>
+      <w:r>
+        <w:rPr>
+          <w:rStyle w:val="VerbatimChar"/>
+        </w:rPr>
+        <w:t xml:space="preserve">└────────┬────────┘</w:t>
+      </w:r>
+      <w:r>
+        <w:br/>
+      </w:r>
+      <w:r>
+        <w:rPr>
+          <w:rStyle w:val="VerbatimChar"/>
+        </w:rPr>
+        <w:t xml:space="preserve">         │</w:t>
+      </w:r>
+      <w:r>
+        <w:br/>
+      </w:r>
+      <w:r>
+        <w:rPr>
+          <w:rStyle w:val="VerbatimChar"/>
+        </w:rPr>
+        <w:t xml:space="preserve">         ▼</w:t>
+      </w:r>
+      <w:r>
+        <w:br/>
+      </w:r>
+      <w:r>
+        <w:rPr>
+          <w:rStyle w:val="VerbatimChar"/>
+        </w:rPr>
+        <w:t xml:space="preserve">┌─────────────────┐</w:t>
+      </w:r>
+      <w:r>
+        <w:br/>
+      </w:r>
+      <w:r>
+        <w:rPr>
+          <w:rStyle w:val="VerbatimChar"/>
+        </w:rPr>
+        <w:t xml:space="preserve">│  Role-Based      │  Middleware checks JWT on every request</w:t>
+      </w:r>
+      <w:r>
+        <w:br/>
+      </w:r>
+      <w:r>
+        <w:rPr>
+          <w:rStyle w:val="VerbatimChar"/>
+        </w:rPr>
+        <w:t xml:space="preserve">│  Route Guard     │  Redirects to appropriate dashboard</w:t>
+      </w:r>
+      <w:r>
+        <w:br/>
+      </w:r>
+      <w:r>
+        <w:rPr>
+          <w:rStyle w:val="VerbatimChar"/>
+        </w:rPr>
+        <w:t xml:space="preserve">└────────┬────────┘</w:t>
+      </w:r>
+      <w:r>
+        <w:br/>
+      </w:r>
+      <w:r>
+        <w:rPr>
+          <w:rStyle w:val="VerbatimChar"/>
+        </w:rPr>
+        <w:t xml:space="preserve">         │</w:t>
+      </w:r>
+      <w:r>
+        <w:br/>
+      </w:r>
+      <w:r>
+        <w:rPr>
+          <w:rStyle w:val="VerbatimChar"/>
+        </w:rPr>
+        <w:t xml:space="preserve">    ┌────┼────┐</w:t>
+      </w:r>
+      <w:r>
+        <w:br/>
+      </w:r>
+      <w:r>
+        <w:rPr>
+          <w:rStyle w:val="VerbatimChar"/>
+        </w:rPr>
+        <w:t xml:space="preserve">    ▼    ▼    ▼</w:t>
+      </w:r>
+      <w:r>
+        <w:br/>
+      </w:r>
+      <w:r>
+        <w:rPr>
+          <w:rStyle w:val="VerbatimChar"/>
+        </w:rPr>
+        <w:t xml:space="preserve">  Admin  Officer  Viewer</w:t>
+      </w:r>
+      <w:r>
+        <w:br/>
+      </w:r>
+      <w:r>
+        <w:rPr>
+          <w:rStyle w:val="VerbatimChar"/>
+        </w:rPr>
+        <w:t xml:space="preserve">  Dashboard  Ward Dashboard  Read-Only View</w:t>
+      </w:r>
+    </w:p>
+    <w:bookmarkEnd w:id="34"/>
+    <w:bookmarkStart w:id="35" w:name="database-schema-for-users-roles"/>
+    <w:p>
+      <w:pPr>
+        <w:pStyle w:val="Heading2"/>
+      </w:pPr>
+      <w:r>
+        <w:t xml:space="preserve">5.5 Database Schema for Users &amp; Roles</w:t>
+      </w:r>
+    </w:p>
+    <w:p>
+      <w:pPr>
+        <w:pStyle w:val="SourceCode"/>
+      </w:pPr>
+      <w:r>
+        <w:rPr>
+          <w:rStyle w:val="KeywordTok"/>
+        </w:rPr>
+        <w:t xml:space="preserve">CREATE</w:t>
+      </w:r>
+      <w:r>
+        <w:rPr>
+          <w:rStyle w:val="NormalTok"/>
+        </w:rPr>
+        <w:t xml:space="preserve"> </w:t>
+      </w:r>
+      <w:r>
+        <w:rPr>
+          <w:rStyle w:val="KeywordTok"/>
+        </w:rPr>
+        <w:t xml:space="preserve">TABLE</w:t>
+      </w:r>
+      <w:r>
+        <w:rPr>
+          <w:rStyle w:val="NormalTok"/>
+        </w:rPr>
+        <w:t xml:space="preserve"> users (</w:t>
+      </w:r>
+      <w:r>
+        <w:br/>
+      </w:r>
+      <w:r>
+        <w:rPr>
+          <w:rStyle w:val="NormalTok"/>
+        </w:rPr>
+        <w:t xml:space="preserve">  </w:t>
+      </w:r>
+      <w:r>
+        <w:rPr>
+          <w:rStyle w:val="KeywordTok"/>
+        </w:rPr>
+        <w:t xml:space="preserve">id</w:t>
+      </w:r>
+      <w:r>
+        <w:rPr>
+          <w:rStyle w:val="NormalTok"/>
+        </w:rPr>
+        <w:t xml:space="preserve">            UUID </w:t>
+      </w:r>
+      <w:r>
+        <w:rPr>
+          <w:rStyle w:val="KeywordTok"/>
+        </w:rPr>
+        <w:t xml:space="preserve">PRIMARY</w:t>
+      </w:r>
+      <w:r>
+        <w:rPr>
+          <w:rStyle w:val="NormalTok"/>
+        </w:rPr>
+        <w:t xml:space="preserve"> </w:t>
+      </w:r>
+      <w:r>
+        <w:rPr>
+          <w:rStyle w:val="KeywordTok"/>
+        </w:rPr>
+        <w:t xml:space="preserve">KEY</w:t>
+      </w:r>
+      <w:r>
+        <w:rPr>
+          <w:rStyle w:val="NormalTok"/>
+        </w:rPr>
+        <w:t xml:space="preserve"> </w:t>
+      </w:r>
+      <w:r>
+        <w:rPr>
+          <w:rStyle w:val="KeywordTok"/>
+        </w:rPr>
+        <w:t xml:space="preserve">DEFAULT</w:t>
+      </w:r>
+      <w:r>
+        <w:rPr>
+          <w:rStyle w:val="NormalTok"/>
+        </w:rPr>
+        <w:t xml:space="preserve"> gen_random_uuid(),</w:t>
+      </w:r>
+      <w:r>
+        <w:br/>
+      </w:r>
+      <w:r>
+        <w:rPr>
+          <w:rStyle w:val="NormalTok"/>
+        </w:rPr>
+        <w:t xml:space="preserve">  email         </w:t>
+      </w:r>
+      <w:r>
+        <w:rPr>
+          <w:rStyle w:val="DataTypeTok"/>
+        </w:rPr>
+        <w:t xml:space="preserve">VARCHAR</w:t>
+      </w:r>
+      <w:r>
+        <w:rPr>
+          <w:rStyle w:val="NormalTok"/>
+        </w:rPr>
+        <w:t xml:space="preserve">(</w:t>
+      </w:r>
+      <w:r>
+        <w:rPr>
+          <w:rStyle w:val="DecValTok"/>
+        </w:rPr>
+        <w:t xml:space="preserve">255</w:t>
+      </w:r>
+      <w:r>
+        <w:rPr>
+          <w:rStyle w:val="NormalTok"/>
+        </w:rPr>
+        <w:t xml:space="preserve">) </w:t>
+      </w:r>
+      <w:r>
+        <w:rPr>
+          <w:rStyle w:val="KeywordTok"/>
+        </w:rPr>
+        <w:t xml:space="preserve">UNIQUE</w:t>
+      </w:r>
+      <w:r>
+        <w:rPr>
+          <w:rStyle w:val="NormalTok"/>
+        </w:rPr>
+        <w:t xml:space="preserve"> </w:t>
+      </w:r>
+      <w:r>
+        <w:rPr>
+          <w:rStyle w:val="KeywordTok"/>
+        </w:rPr>
+        <w:t xml:space="preserve">NOT</w:t>
+      </w:r>
+      <w:r>
+        <w:rPr>
+          <w:rStyle w:val="NormalTok"/>
+        </w:rPr>
+        <w:t xml:space="preserve"> </w:t>
+      </w:r>
+      <w:r>
+        <w:rPr>
+          <w:rStyle w:val="KeywordTok"/>
+        </w:rPr>
+        <w:t xml:space="preserve">NULL</w:t>
+      </w:r>
+      <w:r>
+        <w:rPr>
+          <w:rStyle w:val="NormalTok"/>
+        </w:rPr>
+        <w:t xml:space="preserve">,</w:t>
+      </w:r>
+      <w:r>
+        <w:br/>
+      </w:r>
+      <w:r>
+        <w:rPr>
+          <w:rStyle w:val="NormalTok"/>
+        </w:rPr>
+        <w:t xml:space="preserve">  password_hash TEXT </w:t>
+      </w:r>
+      <w:r>
+        <w:rPr>
+          <w:rStyle w:val="KeywordTok"/>
+        </w:rPr>
+        <w:t xml:space="preserve">NOT</w:t>
+      </w:r>
+      <w:r>
+        <w:rPr>
+          <w:rStyle w:val="NormalTok"/>
+        </w:rPr>
+        <w:t xml:space="preserve"> </w:t>
+      </w:r>
+      <w:r>
+        <w:rPr>
+          <w:rStyle w:val="KeywordTok"/>
+        </w:rPr>
+        <w:t xml:space="preserve">NULL</w:t>
+      </w:r>
+      <w:r>
+        <w:rPr>
+          <w:rStyle w:val="NormalTok"/>
+        </w:rPr>
+        <w:t xml:space="preserve">,</w:t>
+      </w:r>
+      <w:r>
+        <w:br/>
+      </w:r>
+      <w:r>
+        <w:rPr>
+          <w:rStyle w:val="NormalTok"/>
+        </w:rPr>
+        <w:t xml:space="preserve">  full_name     </w:t>
+      </w:r>
+      <w:r>
+        <w:rPr>
+          <w:rStyle w:val="DataTypeTok"/>
+        </w:rPr>
+        <w:t xml:space="preserve">VARCHAR</w:t>
+      </w:r>
+      <w:r>
+        <w:rPr>
+          <w:rStyle w:val="NormalTok"/>
+        </w:rPr>
+        <w:t xml:space="preserve">(</w:t>
+      </w:r>
+      <w:r>
+        <w:rPr>
+          <w:rStyle w:val="DecValTok"/>
+        </w:rPr>
+        <w:t xml:space="preserve">255</w:t>
+      </w:r>
+      <w:r>
+        <w:rPr>
+          <w:rStyle w:val="NormalTok"/>
+        </w:rPr>
+        <w:t xml:space="preserve">) </w:t>
+      </w:r>
+      <w:r>
+        <w:rPr>
+          <w:rStyle w:val="KeywordTok"/>
+        </w:rPr>
+        <w:t xml:space="preserve">NOT</w:t>
+      </w:r>
+      <w:r>
+        <w:rPr>
+          <w:rStyle w:val="NormalTok"/>
+        </w:rPr>
+        <w:t xml:space="preserve"> </w:t>
+      </w:r>
+      <w:r>
+        <w:rPr>
+          <w:rStyle w:val="KeywordTok"/>
+        </w:rPr>
+        <w:t xml:space="preserve">NULL</w:t>
+      </w:r>
+      <w:r>
+        <w:rPr>
+          <w:rStyle w:val="NormalTok"/>
+        </w:rPr>
+        <w:t xml:space="preserve">,</w:t>
+      </w:r>
+      <w:r>
+        <w:br/>
+      </w:r>
+      <w:r>
+        <w:rPr>
+          <w:rStyle w:val="NormalTok"/>
+        </w:rPr>
+        <w:t xml:space="preserve">  </w:t>
+      </w:r>
+      <w:r>
+        <w:rPr>
+          <w:rStyle w:val="KeywordTok"/>
+        </w:rPr>
+        <w:t xml:space="preserve">role</w:t>
+      </w:r>
+      <w:r>
+        <w:rPr>
+          <w:rStyle w:val="NormalTok"/>
+        </w:rPr>
+        <w:t xml:space="preserve">          </w:t>
+      </w:r>
+      <w:r>
+        <w:rPr>
+          <w:rStyle w:val="DataTypeTok"/>
+        </w:rPr>
+        <w:t xml:space="preserve">VARCHAR</w:t>
+      </w:r>
+      <w:r>
+        <w:rPr>
+          <w:rStyle w:val="NormalTok"/>
+        </w:rPr>
+        <w:t xml:space="preserve">(</w:t>
+      </w:r>
+      <w:r>
+        <w:rPr>
+          <w:rStyle w:val="DecValTok"/>
+        </w:rPr>
+        <w:t xml:space="preserve">50</w:t>
+      </w:r>
+      <w:r>
+        <w:rPr>
+          <w:rStyle w:val="NormalTok"/>
+        </w:rPr>
+        <w:t xml:space="preserve">) </w:t>
+      </w:r>
+      <w:r>
+        <w:rPr>
+          <w:rStyle w:val="KeywordTok"/>
+        </w:rPr>
+        <w:t xml:space="preserve">NOT</w:t>
+      </w:r>
+      <w:r>
+        <w:rPr>
+          <w:rStyle w:val="NormalTok"/>
+        </w:rPr>
+        <w:t xml:space="preserve"> </w:t>
+      </w:r>
+      <w:r>
+        <w:rPr>
+          <w:rStyle w:val="KeywordTok"/>
+        </w:rPr>
+        <w:t xml:space="preserve">NULL</w:t>
+      </w:r>
+      <w:r>
+        <w:rPr>
+          <w:rStyle w:val="NormalTok"/>
+        </w:rPr>
+        <w:t xml:space="preserve"> </w:t>
+      </w:r>
+      <w:r>
+        <w:rPr>
+          <w:rStyle w:val="KeywordTok"/>
+        </w:rPr>
+        <w:t xml:space="preserve">DEFAULT</w:t>
+      </w:r>
+      <w:r>
+        <w:rPr>
+          <w:rStyle w:val="NormalTok"/>
+        </w:rPr>
+        <w:t xml:space="preserve"> </w:t>
+      </w:r>
+      <w:r>
+        <w:rPr>
+          <w:rStyle w:val="StringTok"/>
+        </w:rPr>
+        <w:t xml:space="preserve">'viewer'</w:t>
+      </w:r>
+      <w:r>
+        <w:rPr>
+          <w:rStyle w:val="NormalTok"/>
+        </w:rPr>
+        <w:t xml:space="preserve">,</w:t>
+      </w:r>
+      <w:r>
+        <w:br/>
+      </w:r>
+      <w:r>
+        <w:rPr>
+          <w:rStyle w:val="NormalTok"/>
+        </w:rPr>
+        <w:t xml:space="preserve">  status        </w:t>
+      </w:r>
+      <w:r>
+        <w:rPr>
+          <w:rStyle w:val="DataTypeTok"/>
+        </w:rPr>
+        <w:t xml:space="preserve">VARCHAR</w:t>
+      </w:r>
+      <w:r>
+        <w:rPr>
+          <w:rStyle w:val="NormalTok"/>
+        </w:rPr>
+        <w:t xml:space="preserve">(</w:t>
+      </w:r>
+      <w:r>
+        <w:rPr>
+          <w:rStyle w:val="DecValTok"/>
+        </w:rPr>
+        <w:t xml:space="preserve">50</w:t>
+      </w:r>
+      <w:r>
+        <w:rPr>
+          <w:rStyle w:val="NormalTok"/>
+        </w:rPr>
+        <w:t xml:space="preserve">) </w:t>
+      </w:r>
+      <w:r>
+        <w:rPr>
+          <w:rStyle w:val="KeywordTok"/>
+        </w:rPr>
+        <w:t xml:space="preserve">DEFAULT</w:t>
+      </w:r>
+      <w:r>
+        <w:rPr>
+          <w:rStyle w:val="NormalTok"/>
+        </w:rPr>
+        <w:t xml:space="preserve"> </w:t>
+      </w:r>
+      <w:r>
+        <w:rPr>
+          <w:rStyle w:val="StringTok"/>
+        </w:rPr>
+        <w:t xml:space="preserve">'active'</w:t>
+      </w:r>
+      <w:r>
+        <w:rPr>
+          <w:rStyle w:val="NormalTok"/>
+        </w:rPr>
+        <w:t xml:space="preserve">,</w:t>
+      </w:r>
+      <w:r>
+        <w:br/>
+      </w:r>
+      <w:r>
+        <w:rPr>
+          <w:rStyle w:val="NormalTok"/>
+        </w:rPr>
+        <w:t xml:space="preserve">  created_at    </w:t>
+      </w:r>
+      <w:r>
+        <w:rPr>
+          <w:rStyle w:val="DataTypeTok"/>
+        </w:rPr>
+        <w:t xml:space="preserve">TIMESTAMP</w:t>
+      </w:r>
+      <w:r>
+        <w:rPr>
+          <w:rStyle w:val="NormalTok"/>
+        </w:rPr>
+        <w:t xml:space="preserve"> </w:t>
+      </w:r>
+      <w:r>
+        <w:rPr>
+          <w:rStyle w:val="KeywordTok"/>
+        </w:rPr>
+        <w:t xml:space="preserve">DEFAULT</w:t>
+      </w:r>
+      <w:r>
+        <w:rPr>
+          <w:rStyle w:val="NormalTok"/>
+        </w:rPr>
+        <w:t xml:space="preserve"> NOW(),</w:t>
+      </w:r>
+      <w:r>
+        <w:br/>
+      </w:r>
+      <w:r>
+        <w:rPr>
+          <w:rStyle w:val="NormalTok"/>
+        </w:rPr>
+        <w:t xml:space="preserve">  updated_at    </w:t>
+      </w:r>
+      <w:r>
+        <w:rPr>
+          <w:rStyle w:val="DataTypeTok"/>
+        </w:rPr>
+        <w:t xml:space="preserve">TIMESTAMP</w:t>
+      </w:r>
+      <w:r>
+        <w:rPr>
+          <w:rStyle w:val="NormalTok"/>
+        </w:rPr>
+        <w:t xml:space="preserve"> </w:t>
+      </w:r>
+      <w:r>
+        <w:rPr>
+          <w:rStyle w:val="KeywordTok"/>
+        </w:rPr>
+        <w:t xml:space="preserve">DEFAULT</w:t>
+      </w:r>
+      <w:r>
+        <w:rPr>
+          <w:rStyle w:val="NormalTok"/>
+        </w:rPr>
+        <w:t xml:space="preserve"> NOW()</w:t>
+      </w:r>
+      <w:r>
+        <w:br/>
+      </w:r>
+      <w:r>
+        <w:rPr>
+          <w:rStyle w:val="NormalTok"/>
+        </w:rPr>
+        <w:t xml:space="preserve">);</w:t>
+      </w:r>
+      <w:r>
+        <w:br/>
+      </w:r>
+      <w:r>
+        <w:br/>
+      </w:r>
+      <w:r>
+        <w:rPr>
+          <w:rStyle w:val="KeywordTok"/>
+        </w:rPr>
+        <w:t xml:space="preserve">CREATE</w:t>
+      </w:r>
+      <w:r>
+        <w:rPr>
+          <w:rStyle w:val="NormalTok"/>
+        </w:rPr>
+        <w:t xml:space="preserve"> </w:t>
+      </w:r>
+      <w:r>
+        <w:rPr>
+          <w:rStyle w:val="KeywordTok"/>
+        </w:rPr>
+        <w:t xml:space="preserve">TABLE</w:t>
+      </w:r>
+      <w:r>
+        <w:rPr>
+          <w:rStyle w:val="NormalTok"/>
+        </w:rPr>
+        <w:t xml:space="preserve"> user_ward_assignments (</w:t>
+      </w:r>
+      <w:r>
+        <w:br/>
+      </w:r>
+      <w:r>
+        <w:rPr>
+          <w:rStyle w:val="NormalTok"/>
+        </w:rPr>
+        <w:t xml:space="preserve">  </w:t>
+      </w:r>
+      <w:r>
+        <w:rPr>
+          <w:rStyle w:val="KeywordTok"/>
+        </w:rPr>
+        <w:t xml:space="preserve">id</w:t>
+      </w:r>
+      <w:r>
+        <w:rPr>
+          <w:rStyle w:val="NormalTok"/>
+        </w:rPr>
+        <w:t xml:space="preserve">        UUID </w:t>
+      </w:r>
+      <w:r>
+        <w:rPr>
+          <w:rStyle w:val="KeywordTok"/>
+        </w:rPr>
+        <w:t xml:space="preserve">PRIMARY</w:t>
+      </w:r>
+      <w:r>
+        <w:rPr>
+          <w:rStyle w:val="NormalTok"/>
+        </w:rPr>
+        <w:t xml:space="preserve"> </w:t>
+      </w:r>
+      <w:r>
+        <w:rPr>
+          <w:rStyle w:val="KeywordTok"/>
+        </w:rPr>
+        <w:t xml:space="preserve">KEY</w:t>
+      </w:r>
+      <w:r>
+        <w:rPr>
+          <w:rStyle w:val="NormalTok"/>
+        </w:rPr>
+        <w:t xml:space="preserve"> </w:t>
+      </w:r>
+      <w:r>
+        <w:rPr>
+          <w:rStyle w:val="KeywordTok"/>
+        </w:rPr>
+        <w:t xml:space="preserve">DEFAULT</w:t>
+      </w:r>
+      <w:r>
+        <w:rPr>
+          <w:rStyle w:val="NormalTok"/>
+        </w:rPr>
+        <w:t xml:space="preserve"> gen_random_uuid(),</w:t>
+      </w:r>
+      <w:r>
+        <w:br/>
+      </w:r>
+      <w:r>
+        <w:rPr>
+          <w:rStyle w:val="NormalTok"/>
+        </w:rPr>
+        <w:t xml:space="preserve">  user_id   UUID </w:t>
+      </w:r>
+      <w:r>
+        <w:rPr>
+          <w:rStyle w:val="KeywordTok"/>
+        </w:rPr>
+        <w:t xml:space="preserve">REFERENCES</w:t>
+      </w:r>
+      <w:r>
+        <w:rPr>
+          <w:rStyle w:val="NormalTok"/>
+        </w:rPr>
+        <w:t xml:space="preserve"> users(</w:t>
+      </w:r>
+      <w:r>
+        <w:rPr>
+          <w:rStyle w:val="KeywordTok"/>
+        </w:rPr>
+        <w:t xml:space="preserve">id</w:t>
+      </w:r>
+      <w:r>
+        <w:rPr>
+          <w:rStyle w:val="NormalTok"/>
+        </w:rPr>
+        <w:t xml:space="preserve">),</w:t>
+      </w:r>
+      <w:r>
+        <w:br/>
+      </w:r>
+      <w:r>
+        <w:rPr>
+          <w:rStyle w:val="NormalTok"/>
+        </w:rPr>
+        <w:t xml:space="preserve">  ward_id   </w:t>
+      </w:r>
+      <w:r>
+        <w:rPr>
+          <w:rStyle w:val="DataTypeTok"/>
+        </w:rPr>
+        <w:t xml:space="preserve">INTEGER</w:t>
+      </w:r>
+      <w:r>
+        <w:rPr>
+          <w:rStyle w:val="NormalTok"/>
+        </w:rPr>
+        <w:t xml:space="preserve"> </w:t>
+      </w:r>
+      <w:r>
+        <w:rPr>
+          <w:rStyle w:val="KeywordTok"/>
+        </w:rPr>
+        <w:t xml:space="preserve">NOT</w:t>
+      </w:r>
+      <w:r>
+        <w:rPr>
+          <w:rStyle w:val="NormalTok"/>
+        </w:rPr>
+        <w:t xml:space="preserve"> </w:t>
+      </w:r>
+      <w:r>
+        <w:rPr>
+          <w:rStyle w:val="KeywordTok"/>
+        </w:rPr>
+        <w:t xml:space="preserve">NULL</w:t>
+      </w:r>
+      <w:r>
+        <w:rPr>
+          <w:rStyle w:val="NormalTok"/>
+        </w:rPr>
+        <w:t xml:space="preserve">,</w:t>
+      </w:r>
+      <w:r>
+        <w:br/>
+      </w:r>
+      <w:r>
+        <w:rPr>
+          <w:rStyle w:val="NormalTok"/>
+        </w:rPr>
+        <w:t xml:space="preserve">  ward_name </w:t>
+      </w:r>
+      <w:r>
+        <w:rPr>
+          <w:rStyle w:val="DataTypeTok"/>
+        </w:rPr>
+        <w:t xml:space="preserve">VARCHAR</w:t>
+      </w:r>
+      <w:r>
+        <w:rPr>
+          <w:rStyle w:val="NormalTok"/>
+        </w:rPr>
+        <w:t xml:space="preserve">(</w:t>
+      </w:r>
+      <w:r>
+        <w:rPr>
+          <w:rStyle w:val="DecValTok"/>
+        </w:rPr>
+        <w:t xml:space="preserve">255</w:t>
+      </w:r>
+      <w:r>
+        <w:rPr>
+          <w:rStyle w:val="NormalTok"/>
+        </w:rPr>
+        <w:t xml:space="preserve">) </w:t>
+      </w:r>
+      <w:r>
+        <w:rPr>
+          <w:rStyle w:val="KeywordTok"/>
+        </w:rPr>
+        <w:t xml:space="preserve">NOT</w:t>
+      </w:r>
+      <w:r>
+        <w:rPr>
+          <w:rStyle w:val="NormalTok"/>
+        </w:rPr>
+        <w:t xml:space="preserve"> </w:t>
+      </w:r>
+      <w:r>
+        <w:rPr>
+          <w:rStyle w:val="KeywordTok"/>
+        </w:rPr>
+        <w:t xml:space="preserve">NULL</w:t>
+      </w:r>
+      <w:r>
+        <w:rPr>
+          <w:rStyle w:val="NormalTok"/>
+        </w:rPr>
+        <w:t xml:space="preserve">,</w:t>
+      </w:r>
+      <w:r>
+        <w:br/>
+      </w:r>
+      <w:r>
+        <w:rPr>
+          <w:rStyle w:val="NormalTok"/>
+        </w:rPr>
+        <w:t xml:space="preserve">  assigned_at </w:t>
+      </w:r>
+      <w:r>
+        <w:rPr>
+          <w:rStyle w:val="DataTypeTok"/>
+        </w:rPr>
+        <w:t xml:space="preserve">TIMESTAMP</w:t>
+      </w:r>
+      <w:r>
+        <w:rPr>
+          <w:rStyle w:val="NormalTok"/>
+        </w:rPr>
+        <w:t xml:space="preserve"> </w:t>
+      </w:r>
+      <w:r>
+        <w:rPr>
+          <w:rStyle w:val="KeywordTok"/>
+        </w:rPr>
+        <w:t xml:space="preserve">DEFAULT</w:t>
+      </w:r>
+      <w:r>
+        <w:rPr>
+          <w:rStyle w:val="NormalTok"/>
+        </w:rPr>
+        <w:t xml:space="preserve"> NOW()</w:t>
+      </w:r>
+      <w:r>
+        <w:br/>
+      </w:r>
+      <w:r>
+        <w:rPr>
+          <w:rStyle w:val="NormalTok"/>
+        </w:rPr>
+        <w:t xml:space="preserve">);</w:t>
+      </w:r>
+      <w:r>
+        <w:br/>
+      </w:r>
+      <w:r>
+        <w:br/>
+      </w:r>
+      <w:r>
+        <w:rPr>
+          <w:rStyle w:val="KeywordTok"/>
+        </w:rPr>
+        <w:t xml:space="preserve">CREATE</w:t>
+      </w:r>
+      <w:r>
+        <w:rPr>
+          <w:rStyle w:val="NormalTok"/>
+        </w:rPr>
+        <w:t xml:space="preserve"> </w:t>
+      </w:r>
+      <w:r>
+        <w:rPr>
+          <w:rStyle w:val="KeywordTok"/>
+        </w:rPr>
+        <w:t xml:space="preserve">INDEX</w:t>
+      </w:r>
+      <w:r>
+        <w:rPr>
+          <w:rStyle w:val="NormalTok"/>
+        </w:rPr>
+        <w:t xml:space="preserve"> idx_users_role </w:t>
+      </w:r>
+      <w:r>
+        <w:rPr>
+          <w:rStyle w:val="KeywordTok"/>
+        </w:rPr>
+        <w:t xml:space="preserve">ON</w:t>
+      </w:r>
+      <w:r>
+        <w:rPr>
+          <w:rStyle w:val="NormalTok"/>
+        </w:rPr>
+        <w:t xml:space="preserve"> users(</w:t>
+      </w:r>
+      <w:r>
+        <w:rPr>
+          <w:rStyle w:val="KeywordTok"/>
+        </w:rPr>
+        <w:t xml:space="preserve">role</w:t>
+      </w:r>
+      <w:r>
+        <w:rPr>
+          <w:rStyle w:val="NormalTok"/>
+        </w:rPr>
+        <w:t xml:space="preserve">);</w:t>
+      </w:r>
+      <w:r>
+        <w:br/>
+      </w:r>
+      <w:r>
+        <w:rPr>
+          <w:rStyle w:val="KeywordTok"/>
+        </w:rPr>
+        <w:t xml:space="preserve">CREATE</w:t>
+      </w:r>
+      <w:r>
+        <w:rPr>
+          <w:rStyle w:val="NormalTok"/>
+        </w:rPr>
+        <w:t xml:space="preserve"> </w:t>
+      </w:r>
+      <w:r>
+        <w:rPr>
+          <w:rStyle w:val="KeywordTok"/>
+        </w:rPr>
+        <w:t xml:space="preserve">INDEX</w:t>
+      </w:r>
+      <w:r>
+        <w:rPr>
+          <w:rStyle w:val="NormalTok"/>
+        </w:rPr>
+        <w:t xml:space="preserve"> idx_user_wards </w:t>
+      </w:r>
+      <w:r>
+        <w:rPr>
+          <w:rStyle w:val="KeywordTok"/>
+        </w:rPr>
+        <w:t xml:space="preserve">ON</w:t>
+      </w:r>
+      <w:r>
+        <w:rPr>
+          <w:rStyle w:val="NormalTok"/>
+        </w:rPr>
+        <w:t xml:space="preserve"> user_ward_assignments(user_id);</w:t>
+      </w:r>
+    </w:p>
+    <w:bookmarkEnd w:id="35"/>
+    <w:bookmarkStart w:id="46" w:name="persona-ux-screens"/>
+    <w:p>
+      <w:pPr>
+        <w:pStyle w:val="Heading2"/>
+      </w:pPr>
+      <w:r>
+        <w:t xml:space="preserve">5.6 Persona UX Screens</w:t>
+      </w:r>
+    </w:p>
+    <w:bookmarkStart w:id="37" w:name="login-role-selection"/>
     <w:p>
       <w:pPr>
         <w:pStyle w:val="Heading3"/>
       </w:pPr>
       <w:r>
-        <w:t xml:space="preserve">detection_sessions</w:t>
-      </w:r>
-    </w:p>
-    <w:p>
-      <w:pPr>
-        <w:pStyle w:val="SourceCode"/>
-      </w:pPr>
-      <w:r>
-        <w:rPr>
-          <w:rStyle w:val="KeywordTok"/>
-        </w:rPr>
-        <w:t xml:space="preserve">CREATE</w:t>
-      </w:r>
-      <w:r>
-        <w:rPr>
-          <w:rStyle w:val="NormalTok"/>
-        </w:rPr>
+        <w:t xml:space="preserve">5.6.1 Login / Role Selection</w:t>
+      </w:r>
+    </w:p>
+    <w:p>
+      <w:pPr>
+        <w:pStyle w:val="FirstParagraph"/>
+      </w:pPr>
+      <w:r>
+        <w:t xml:space="preserve">The login screen features a dark-themed glassmorphism design with the Urban Asset Intelligence branding. Users enter their email and password, then select their role (Admin, Officer, or Viewer). The selected role is highlighted with a cyan accent border and checkmark.</w:t>
+      </w:r>
+    </w:p>
+    <w:p>
+      <w:pPr>
+        <w:pStyle w:val="CaptionedFigure"/>
+      </w:pPr>
+      <w:r>
+        <w:drawing>
+          <wp:inline>
+            <wp:extent cx="5334000" cy="3000375"/>
+            <wp:effectExtent b="0" l="0" r="0" t="0"/>
+            <wp:docPr descr="Login Screen" title="" id="1" name="Picture"/>
+            <a:graphic>
+              <a:graphicData uri="http://schemas.openxmlformats.org/drawingml/2006/picture">
+                <pic:pic>
+                  <pic:nvPicPr>
+                    <pic:cNvPr descr="09_login.jpg" id="0" name="Picture"/>
+                    <pic:cNvPicPr>
+                      <a:picLocks noChangeArrowheads="1" noChangeAspect="1"/>
+                    </pic:cNvPicPr>
+                  </pic:nvPicPr>
+                  <pic:blipFill>
+                    <a:blip r:embed="rId36"/>
+                    <a:stretch>
+                      <a:fillRect/>
+                    </a:stretch>
+                  </pic:blipFill>
+                  <pic:spPr bwMode="auto">
+                    <a:xfrm>
+                      <a:off x="0" y="0"/>
+                      <a:ext cx="5334000" cy="3000375"/>
+                    </a:xfrm>
+                    <a:prstGeom prst="rect">
+                      <a:avLst/>
+                    </a:prstGeom>
+                    <a:noFill/>
+                    <a:ln w="9525">
+                      <a:noFill/>
+                      <a:headEnd/>
+                      <a:tailEnd/>
+                    </a:ln>
+                  </pic:spPr>
+                </pic:pic>
+              </a:graphicData>
+            </a:graphic>
+          </wp:inline>
+        </w:drawing>
+      </w:r>
+    </w:p>
+    <w:p>
+      <w:pPr>
+        <w:pStyle w:val="ImageCaption"/>
+      </w:pPr>
+      <w:r>
+        <w:t xml:space="preserve">Login Screen</w:t>
+      </w:r>
+    </w:p>
+    <w:bookmarkEnd w:id="37"/>
+    <w:bookmarkStart w:id="39" w:name="admin-dashboard"/>
+    <w:p>
+      <w:pPr>
+        <w:pStyle w:val="Heading3"/>
+      </w:pPr>
+      <w:r>
+        <w:t xml:space="preserve">5.6.2 Admin Dashboard</w:t>
+      </w:r>
+    </w:p>
+    <w:p>
+      <w:pPr>
+        <w:pStyle w:val="FirstParagraph"/>
+      </w:pPr>
+      <w:r>
+        <w:t xml:space="preserve">The admin dashboard provides a city-wide overview with four gradient stat cards (Total Users, City-Wide Scans, Total Assets, System Health). Below, a ward performance table shows officer counts, scan counts, and asset totals per ward. An alerts panel displays critical notifications like water body encroachment and green cover reduction warnings.</w:t>
+      </w:r>
+    </w:p>
+    <w:p>
+      <w:pPr>
+        <w:pStyle w:val="CaptionedFigure"/>
+      </w:pPr>
+      <w:r>
+        <w:drawing>
+          <wp:inline>
+            <wp:extent cx="5334000" cy="3000375"/>
+            <wp:effectExtent b="0" l="0" r="0" t="0"/>
+            <wp:docPr descr="Admin Dashboard Screen" title="" id="1" name="Picture"/>
+            <a:graphic>
+              <a:graphicData uri="http://schemas.openxmlformats.org/drawingml/2006/picture">
+                <pic:pic>
+                  <pic:nvPicPr>
+                    <pic:cNvPr descr="10_admin_dashboard.jpg" id="0" name="Picture"/>
+                    <pic:cNvPicPr>
+                      <a:picLocks noChangeArrowheads="1" noChangeAspect="1"/>
+                    </pic:cNvPicPr>
+                  </pic:nvPicPr>
+                  <pic:blipFill>
+                    <a:blip r:embed="rId38"/>
+                    <a:stretch>
+                      <a:fillRect/>
+                    </a:stretch>
+                  </pic:blipFill>
+                  <pic:spPr bwMode="auto">
+                    <a:xfrm>
+                      <a:off x="0" y="0"/>
+                      <a:ext cx="5334000" cy="3000375"/>
+                    </a:xfrm>
+                    <a:prstGeom prst="rect">
+                      <a:avLst/>
+                    </a:prstGeom>
+                    <a:noFill/>
+                    <a:ln w="9525">
+                      <a:noFill/>
+                      <a:headEnd/>
+                      <a:tailEnd/>
+                    </a:ln>
+                  </pic:spPr>
+                </pic:pic>
+              </a:graphicData>
+            </a:graphic>
+          </wp:inline>
+        </w:drawing>
+      </w:r>
+    </w:p>
+    <w:p>
+      <w:pPr>
+        <w:pStyle w:val="ImageCaption"/>
+      </w:pPr>
+      <w:r>
+        <w:t xml:space="preserve">Admin Dashboard Screen</w:t>
+      </w:r>
+    </w:p>
+    <w:bookmarkEnd w:id="39"/>
+    <w:bookmarkStart w:id="41" w:name="admin-user-management"/>
+    <w:p>
+      <w:pPr>
+        <w:pStyle w:val="Heading3"/>
+      </w:pPr>
+      <w:r>
+        <w:t xml:space="preserve">5.6.3 Admin User Management</w:t>
+      </w:r>
+    </w:p>
+    <w:p>
+      <w:pPr>
+        <w:pStyle w:val="FirstParagraph"/>
+      </w:pPr>
+      <w:r>
+        <w:t xml:space="preserve">The user management screen allows admins to add, edit, and delete users. It displays a searchable, filterable table with user details, role badges (Admin/Officer/Viewer), ward assignments, scan counts, activity status, and action buttons. Summary cards at the top show total counts by role.</w:t>
+      </w:r>
+    </w:p>
+    <w:p>
+      <w:pPr>
+        <w:pStyle w:val="CaptionedFigure"/>
+      </w:pPr>
+      <w:r>
+        <w:drawing>
+          <wp:inline>
+            <wp:extent cx="5334000" cy="3000375"/>
+            <wp:effectExtent b="0" l="0" r="0" t="0"/>
+            <wp:docPr descr="Admin User Management Screen" title="" id="1" name="Picture"/>
+            <a:graphic>
+              <a:graphicData uri="http://schemas.openxmlformats.org/drawingml/2006/picture">
+                <pic:pic>
+                  <pic:nvPicPr>
+                    <pic:cNvPr descr="11_admin_user_management.jpg" id="0" name="Picture"/>
+                    <pic:cNvPicPr>
+                      <a:picLocks noChangeArrowheads="1" noChangeAspect="1"/>
+                    </pic:cNvPicPr>
+                  </pic:nvPicPr>
+                  <pic:blipFill>
+                    <a:blip r:embed="rId40"/>
+                    <a:stretch>
+                      <a:fillRect/>
+                    </a:stretch>
+                  </pic:blipFill>
+                  <pic:spPr bwMode="auto">
+                    <a:xfrm>
+                      <a:off x="0" y="0"/>
+                      <a:ext cx="5334000" cy="3000375"/>
+                    </a:xfrm>
+                    <a:prstGeom prst="rect">
+                      <a:avLst/>
+                    </a:prstGeom>
+                    <a:noFill/>
+                    <a:ln w="9525">
+                      <a:noFill/>
+                      <a:headEnd/>
+                      <a:tailEnd/>
+                    </a:ln>
+                  </pic:spPr>
+                </pic:pic>
+              </a:graphicData>
+            </a:graphic>
+          </wp:inline>
+        </w:drawing>
+      </w:r>
+    </w:p>
+    <w:p>
+      <w:pPr>
+        <w:pStyle w:val="ImageCaption"/>
+      </w:pPr>
+      <w:r>
+        <w:t xml:space="preserve">Admin User Management Screen</w:t>
+      </w:r>
+    </w:p>
+    <w:bookmarkEnd w:id="41"/>
+    <w:bookmarkStart w:id="43" w:name="officer-ward-dashboard"/>
+    <w:p>
+      <w:pPr>
+        <w:pStyle w:val="Heading3"/>
+      </w:pPr>
+      <w:r>
+        <w:t xml:space="preserve">5.6.4 Officer Ward Dashboard</w:t>
+      </w:r>
+    </w:p>
+    <w:p>
+      <w:pPr>
+        <w:pStyle w:val="FirstParagraph"/>
+      </w:pPr>
+      <w:r>
+        <w:t xml:space="preserve">The officer dashboard is filtered to show only the assigned ward’s data. A prominent info banner confirms the ward scope. Stat cards show ward-specific metrics (Total Scans, Buildings, Water Bodies, Green Cover). Recent scans for the ward are listed with asset breakdowns, and a donut chart shows the ward’s asset distribution.</w:t>
+      </w:r>
+    </w:p>
+    <w:p>
+      <w:pPr>
+        <w:pStyle w:val="CaptionedFigure"/>
+      </w:pPr>
+      <w:r>
+        <w:drawing>
+          <wp:inline>
+            <wp:extent cx="5334000" cy="3000375"/>
+            <wp:effectExtent b="0" l="0" r="0" t="0"/>
+            <wp:docPr descr="Officer Ward Dashboard Screen" title="" id="1" name="Picture"/>
+            <a:graphic>
+              <a:graphicData uri="http://schemas.openxmlformats.org/drawingml/2006/picture">
+                <pic:pic>
+                  <pic:nvPicPr>
+                    <pic:cNvPr descr="12_officer_ward_dashboard.jpg" id="0" name="Picture"/>
+                    <pic:cNvPicPr>
+                      <a:picLocks noChangeArrowheads="1" noChangeAspect="1"/>
+                    </pic:cNvPicPr>
+                  </pic:nvPicPr>
+                  <pic:blipFill>
+                    <a:blip r:embed="rId42"/>
+                    <a:stretch>
+                      <a:fillRect/>
+                    </a:stretch>
+                  </pic:blipFill>
+                  <pic:spPr bwMode="auto">
+                    <a:xfrm>
+                      <a:off x="0" y="0"/>
+                      <a:ext cx="5334000" cy="3000375"/>
+                    </a:xfrm>
+                    <a:prstGeom prst="rect">
+                      <a:avLst/>
+                    </a:prstGeom>
+                    <a:noFill/>
+                    <a:ln w="9525">
+                      <a:noFill/>
+                      <a:headEnd/>
+                      <a:tailEnd/>
+                    </a:ln>
+                  </pic:spPr>
+                </pic:pic>
+              </a:graphicData>
+            </a:graphic>
+          </wp:inline>
+        </w:drawing>
+      </w:r>
+    </w:p>
+    <w:p>
+      <w:pPr>
+        <w:pStyle w:val="ImageCaption"/>
+      </w:pPr>
+      <w:r>
+        <w:t xml:space="preserve">Officer Ward Dashboard Screen</w:t>
+      </w:r>
+    </w:p>
+    <w:bookmarkEnd w:id="43"/>
+    <w:bookmarkStart w:id="45" w:name="viewer-read-only-view"/>
+    <w:p>
+      <w:pPr>
+        <w:pStyle w:val="Heading3"/>
+      </w:pPr>
+      <w:r>
+        <w:t xml:space="preserve">5.6.5 Viewer Read-Only View</w:t>
+      </w:r>
+    </w:p>
+    <w:p>
+      <w:pPr>
+        <w:pStyle w:val="FirstParagraph"/>
+      </w:pPr>
+      <w:r>
+        <w:t xml:space="preserve">The viewer interface is a simplified, read-only version. A green info banner clearly states the read-only access limitation. The screen shows detection results with a satellite overlay, asset summary table, and download buttons (PDF Report, CSV). A</w:t>
+      </w:r>
+      <w:r>
         <w:t xml:space="preserve"> </w:t>
       </w:r>
       <w:r>
-        <w:rPr>
-          <w:rStyle w:val="KeywordTok"/>
-        </w:rPr>
-        <w:t xml:space="preserve">TABLE</w:t>
-      </w:r>
-      <w:r>
-        <w:rPr>
-          <w:rStyle w:val="NormalTok"/>
-        </w:rPr>
-        <w:t xml:space="preserve"> detection_sessions (</w:t>
-      </w:r>
-      <w:r>
-        <w:br/>
-      </w:r>
-      <w:r>
-        <w:rPr>
-          <w:rStyle w:val="NormalTok"/>
-        </w:rPr>
-        <w:t xml:space="preserve">  </w:t>
-      </w:r>
-      <w:r>
-        <w:rPr>
-          <w:rStyle w:val="KeywordTok"/>
-        </w:rPr>
-        <w:t xml:space="preserve">id</w:t>
-      </w:r>
-      <w:r>
-        <w:rPr>
-          <w:rStyle w:val="NormalTok"/>
-        </w:rPr>
-        <w:t xml:space="preserve">            UUID </w:t>
-      </w:r>
-      <w:r>
-        <w:rPr>
-          <w:rStyle w:val="KeywordTok"/>
-        </w:rPr>
-        <w:t xml:space="preserve">PRIMARY</w:t>
-      </w:r>
-      <w:r>
-        <w:rPr>
-          <w:rStyle w:val="NormalTok"/>
-        </w:rPr>
+        <w:t xml:space="preserve">“</w:t>
+      </w:r>
+      <w:r>
+        <w:t xml:space="preserve">Restricted Actions</w:t>
+      </w:r>
+      <w:r>
+        <w:t xml:space="preserve">”</w:t>
+      </w:r>
+      <w:r>
         <w:t xml:space="preserve"> </w:t>
       </w:r>
       <w:r>
-        <w:rPr>
-          <w:rStyle w:val="KeywordTok"/>
-        </w:rPr>
-        <w:t xml:space="preserve">KEY</w:t>
-      </w:r>
-      <w:r>
-        <w:rPr>
-          <w:rStyle w:val="NormalTok"/>
-        </w:rPr>
-        <w:t xml:space="preserve"> </w:t>
-      </w:r>
-      <w:r>
-        <w:rPr>
-          <w:rStyle w:val="KeywordTok"/>
-        </w:rPr>
-        <w:t xml:space="preserve">DEFAULT</w:t>
-      </w:r>
-      <w:r>
-        <w:rPr>
-          <w:rStyle w:val="NormalTok"/>
-        </w:rPr>
-        <w:t xml:space="preserve"> gen_random_uuid(),</w:t>
-      </w:r>
-      <w:r>
-        <w:br/>
-      </w:r>
-      <w:r>
-        <w:rPr>
-          <w:rStyle w:val="NormalTok"/>
-        </w:rPr>
-        <w:t xml:space="preserve">  session_name  </w:t>
-      </w:r>
-      <w:r>
-        <w:rPr>
-          <w:rStyle w:val="DataTypeTok"/>
-        </w:rPr>
-        <w:t xml:space="preserve">VARCHAR</w:t>
-      </w:r>
-      <w:r>
-        <w:rPr>
-          <w:rStyle w:val="NormalTok"/>
-        </w:rPr>
-        <w:t xml:space="preserve">(</w:t>
-      </w:r>
-      <w:r>
-        <w:rPr>
-          <w:rStyle w:val="DecValTok"/>
-        </w:rPr>
-        <w:t xml:space="preserve">255</w:t>
-      </w:r>
-      <w:r>
-        <w:rPr>
-          <w:rStyle w:val="NormalTok"/>
-        </w:rPr>
-        <w:t xml:space="preserve">) </w:t>
-      </w:r>
-      <w:r>
-        <w:rPr>
-          <w:rStyle w:val="KeywordTok"/>
-        </w:rPr>
-        <w:t xml:space="preserve">NOT</w:t>
-      </w:r>
-      <w:r>
-        <w:rPr>
-          <w:rStyle w:val="NormalTok"/>
-        </w:rPr>
-        <w:t xml:space="preserve"> </w:t>
-      </w:r>
-      <w:r>
-        <w:rPr>
-          <w:rStyle w:val="KeywordTok"/>
-        </w:rPr>
-        <w:t xml:space="preserve">NULL</w:t>
-      </w:r>
-      <w:r>
-        <w:rPr>
-          <w:rStyle w:val="NormalTok"/>
-        </w:rPr>
-        <w:t xml:space="preserve">,</w:t>
-      </w:r>
-      <w:r>
-        <w:br/>
-      </w:r>
-      <w:r>
-        <w:rPr>
-          <w:rStyle w:val="NormalTok"/>
-        </w:rPr>
-        <w:t xml:space="preserve">  image_path    TEXT </w:t>
-      </w:r>
-      <w:r>
-        <w:rPr>
-          <w:rStyle w:val="KeywordTok"/>
-        </w:rPr>
-        <w:t xml:space="preserve">NOT</w:t>
-      </w:r>
-      <w:r>
-        <w:rPr>
-          <w:rStyle w:val="NormalTok"/>
-        </w:rPr>
-        <w:t xml:space="preserve"> </w:t>
-      </w:r>
-      <w:r>
-        <w:rPr>
-          <w:rStyle w:val="KeywordTok"/>
-        </w:rPr>
-        <w:t xml:space="preserve">NULL</w:t>
-      </w:r>
-      <w:r>
-        <w:rPr>
-          <w:rStyle w:val="NormalTok"/>
-        </w:rPr>
-        <w:t xml:space="preserve">,</w:t>
-      </w:r>
-      <w:r>
-        <w:br/>
-      </w:r>
-      <w:r>
-        <w:rPr>
-          <w:rStyle w:val="NormalTok"/>
-        </w:rPr>
-        <w:t xml:space="preserve">  latitude      </w:t>
-      </w:r>
-      <w:r>
-        <w:rPr>
-          <w:rStyle w:val="DataTypeTok"/>
-        </w:rPr>
-        <w:t xml:space="preserve">DECIMAL</w:t>
-      </w:r>
-      <w:r>
-        <w:rPr>
-          <w:rStyle w:val="NormalTok"/>
-        </w:rPr>
-        <w:t xml:space="preserve">(</w:t>
-      </w:r>
-      <w:r>
-        <w:rPr>
-          <w:rStyle w:val="DecValTok"/>
-        </w:rPr>
-        <w:t xml:space="preserve">10</w:t>
-      </w:r>
-      <w:r>
-        <w:rPr>
-          <w:rStyle w:val="NormalTok"/>
-        </w:rPr>
-        <w:t xml:space="preserve">, </w:t>
-      </w:r>
-      <w:r>
-        <w:rPr>
-          <w:rStyle w:val="DecValTok"/>
-        </w:rPr>
-        <w:t xml:space="preserve">7</w:t>
-      </w:r>
-      <w:r>
-        <w:rPr>
-          <w:rStyle w:val="NormalTok"/>
-        </w:rPr>
-        <w:t xml:space="preserve">),</w:t>
-      </w:r>
-      <w:r>
-        <w:br/>
-      </w:r>
-      <w:r>
-        <w:rPr>
-          <w:rStyle w:val="NormalTok"/>
-        </w:rPr>
-        <w:t xml:space="preserve">  longitude     </w:t>
-      </w:r>
-      <w:r>
-        <w:rPr>
-          <w:rStyle w:val="DataTypeTok"/>
-        </w:rPr>
-        <w:t xml:space="preserve">DECIMAL</w:t>
-      </w:r>
-      <w:r>
-        <w:rPr>
-          <w:rStyle w:val="NormalTok"/>
-        </w:rPr>
-        <w:t xml:space="preserve">(</w:t>
-      </w:r>
-      <w:r>
-        <w:rPr>
-          <w:rStyle w:val="DecValTok"/>
-        </w:rPr>
-        <w:t xml:space="preserve">10</w:t>
-      </w:r>
-      <w:r>
-        <w:rPr>
-          <w:rStyle w:val="NormalTok"/>
-        </w:rPr>
-        <w:t xml:space="preserve">, </w:t>
-      </w:r>
-      <w:r>
-        <w:rPr>
-          <w:rStyle w:val="DecValTok"/>
-        </w:rPr>
-        <w:t xml:space="preserve">7</w:t>
-      </w:r>
-      <w:r>
-        <w:rPr>
-          <w:rStyle w:val="NormalTok"/>
-        </w:rPr>
-        <w:t xml:space="preserve">),</w:t>
-      </w:r>
-      <w:r>
-        <w:br/>
-      </w:r>
-      <w:r>
-        <w:rPr>
-          <w:rStyle w:val="NormalTok"/>
-        </w:rPr>
-        <w:t xml:space="preserve">  zoom_level    </w:t>
-      </w:r>
-      <w:r>
-        <w:rPr>
-          <w:rStyle w:val="DataTypeTok"/>
-        </w:rPr>
-        <w:t xml:space="preserve">INTEGER</w:t>
-      </w:r>
-      <w:r>
-        <w:rPr>
-          <w:rStyle w:val="NormalTok"/>
-        </w:rPr>
-        <w:t xml:space="preserve"> </w:t>
-      </w:r>
-      <w:r>
-        <w:rPr>
-          <w:rStyle w:val="KeywordTok"/>
-        </w:rPr>
-        <w:t xml:space="preserve">DEFAULT</w:t>
-      </w:r>
-      <w:r>
-        <w:rPr>
-          <w:rStyle w:val="NormalTok"/>
-        </w:rPr>
-        <w:t xml:space="preserve"> </w:t>
-      </w:r>
-      <w:r>
-        <w:rPr>
-          <w:rStyle w:val="DecValTok"/>
-        </w:rPr>
-        <w:t xml:space="preserve">18</w:t>
-      </w:r>
-      <w:r>
-        <w:rPr>
-          <w:rStyle w:val="NormalTok"/>
-        </w:rPr>
-        <w:t xml:space="preserve">,</w:t>
-      </w:r>
-      <w:r>
-        <w:br/>
-      </w:r>
-      <w:r>
-        <w:rPr>
-          <w:rStyle w:val="NormalTok"/>
-        </w:rPr>
-        <w:t xml:space="preserve">  source_type   </w:t>
-      </w:r>
-      <w:r>
-        <w:rPr>
-          <w:rStyle w:val="DataTypeTok"/>
-        </w:rPr>
-        <w:t xml:space="preserve">VARCHAR</w:t>
-      </w:r>
-      <w:r>
-        <w:rPr>
-          <w:rStyle w:val="NormalTok"/>
-        </w:rPr>
-        <w:t xml:space="preserve">(</w:t>
-      </w:r>
-      <w:r>
-        <w:rPr>
-          <w:rStyle w:val="DecValTok"/>
-        </w:rPr>
-        <w:t xml:space="preserve">50</w:t>
-      </w:r>
-      <w:r>
-        <w:rPr>
-          <w:rStyle w:val="NormalTok"/>
-        </w:rPr>
-        <w:t xml:space="preserve">) </w:t>
-      </w:r>
-      <w:r>
-        <w:rPr>
-          <w:rStyle w:val="KeywordTok"/>
-        </w:rPr>
-        <w:t xml:space="preserve">DEFAULT</w:t>
-      </w:r>
-      <w:r>
-        <w:rPr>
-          <w:rStyle w:val="NormalTok"/>
-        </w:rPr>
-        <w:t xml:space="preserve"> </w:t>
-      </w:r>
-      <w:r>
-        <w:rPr>
-          <w:rStyle w:val="StringTok"/>
-        </w:rPr>
-        <w:t xml:space="preserve">'upload'</w:t>
-      </w:r>
-      <w:r>
-        <w:rPr>
-          <w:rStyle w:val="NormalTok"/>
-        </w:rPr>
-        <w:t xml:space="preserve">,</w:t>
-      </w:r>
-      <w:r>
-        <w:br/>
-      </w:r>
-      <w:r>
-        <w:rPr>
-          <w:rStyle w:val="NormalTok"/>
-        </w:rPr>
-        <w:t xml:space="preserve">  status        </w:t>
-      </w:r>
-      <w:r>
-        <w:rPr>
-          <w:rStyle w:val="DataTypeTok"/>
-        </w:rPr>
-        <w:t xml:space="preserve">VARCHAR</w:t>
-      </w:r>
-      <w:r>
-        <w:rPr>
-          <w:rStyle w:val="NormalTok"/>
-        </w:rPr>
-        <w:t xml:space="preserve">(</w:t>
-      </w:r>
-      <w:r>
-        <w:rPr>
-          <w:rStyle w:val="DecValTok"/>
-        </w:rPr>
-        <w:t xml:space="preserve">50</w:t>
-      </w:r>
-      <w:r>
-        <w:rPr>
-          <w:rStyle w:val="NormalTok"/>
-        </w:rPr>
-        <w:t xml:space="preserve">) </w:t>
-      </w:r>
-      <w:r>
-        <w:rPr>
-          <w:rStyle w:val="KeywordTok"/>
-        </w:rPr>
-        <w:t xml:space="preserve">DEFAULT</w:t>
-      </w:r>
-      <w:r>
-        <w:rPr>
-          <w:rStyle w:val="NormalTok"/>
-        </w:rPr>
-        <w:t xml:space="preserve"> </w:t>
-      </w:r>
-      <w:r>
-        <w:rPr>
-          <w:rStyle w:val="StringTok"/>
-        </w:rPr>
-        <w:t xml:space="preserve">'pending'</w:t>
-      </w:r>
-      <w:r>
-        <w:rPr>
-          <w:rStyle w:val="NormalTok"/>
-        </w:rPr>
-        <w:t xml:space="preserve">,</w:t>
-      </w:r>
-      <w:r>
-        <w:br/>
-      </w:r>
-      <w:r>
-        <w:rPr>
-          <w:rStyle w:val="NormalTok"/>
-        </w:rPr>
-        <w:t xml:space="preserve">  total_assets  </w:t>
-      </w:r>
-      <w:r>
-        <w:rPr>
-          <w:rStyle w:val="DataTypeTok"/>
-        </w:rPr>
-        <w:t xml:space="preserve">INTEGER</w:t>
-      </w:r>
-      <w:r>
-        <w:rPr>
-          <w:rStyle w:val="NormalTok"/>
-        </w:rPr>
-        <w:t xml:space="preserve"> </w:t>
-      </w:r>
-      <w:r>
-        <w:rPr>
-          <w:rStyle w:val="KeywordTok"/>
-        </w:rPr>
-        <w:t xml:space="preserve">DEFAULT</w:t>
-      </w:r>
-      <w:r>
-        <w:rPr>
-          <w:rStyle w:val="NormalTok"/>
-        </w:rPr>
-        <w:t xml:space="preserve"> </w:t>
-      </w:r>
-      <w:r>
-        <w:rPr>
-          <w:rStyle w:val="DecValTok"/>
-        </w:rPr>
-        <w:t xml:space="preserve">0</w:t>
-      </w:r>
-      <w:r>
-        <w:rPr>
-          <w:rStyle w:val="NormalTok"/>
-        </w:rPr>
-        <w:t xml:space="preserve">,</w:t>
-      </w:r>
-      <w:r>
-        <w:br/>
-      </w:r>
-      <w:r>
-        <w:rPr>
-          <w:rStyle w:val="NormalTok"/>
-        </w:rPr>
-        <w:t xml:space="preserve">  processing_time_ms </w:t>
-      </w:r>
-      <w:r>
-        <w:rPr>
-          <w:rStyle w:val="DataTypeTok"/>
-        </w:rPr>
-        <w:t xml:space="preserve">INTEGER</w:t>
-      </w:r>
-      <w:r>
-        <w:rPr>
-          <w:rStyle w:val="NormalTok"/>
-        </w:rPr>
-        <w:t xml:space="preserve">,</w:t>
-      </w:r>
-      <w:r>
-        <w:br/>
-      </w:r>
-      <w:r>
-        <w:rPr>
-          <w:rStyle w:val="NormalTok"/>
-        </w:rPr>
-        <w:t xml:space="preserve">  created_at    </w:t>
-      </w:r>
-      <w:r>
-        <w:rPr>
-          <w:rStyle w:val="DataTypeTok"/>
-        </w:rPr>
-        <w:t xml:space="preserve">TIMESTAMP</w:t>
-      </w:r>
-      <w:r>
-        <w:rPr>
-          <w:rStyle w:val="NormalTok"/>
-        </w:rPr>
-        <w:t xml:space="preserve"> </w:t>
-      </w:r>
-      <w:r>
-        <w:rPr>
-          <w:rStyle w:val="KeywordTok"/>
-        </w:rPr>
-        <w:t xml:space="preserve">DEFAULT</w:t>
-      </w:r>
-      <w:r>
-        <w:rPr>
-          <w:rStyle w:val="NormalTok"/>
-        </w:rPr>
-        <w:t xml:space="preserve"> NOW(),</w:t>
-      </w:r>
-      <w:r>
-        <w:br/>
-      </w:r>
-      <w:r>
-        <w:rPr>
-          <w:rStyle w:val="NormalTok"/>
-        </w:rPr>
-        <w:t xml:space="preserve">  updated_at    </w:t>
-      </w:r>
-      <w:r>
-        <w:rPr>
-          <w:rStyle w:val="DataTypeTok"/>
-        </w:rPr>
-        <w:t xml:space="preserve">TIMESTAMP</w:t>
-      </w:r>
-      <w:r>
-        <w:rPr>
-          <w:rStyle w:val="NormalTok"/>
-        </w:rPr>
-        <w:t xml:space="preserve"> </w:t>
-      </w:r>
-      <w:r>
-        <w:rPr>
-          <w:rStyle w:val="KeywordTok"/>
-        </w:rPr>
-        <w:t xml:space="preserve">DEFAULT</w:t>
-      </w:r>
-      <w:r>
-        <w:rPr>
-          <w:rStyle w:val="NormalTok"/>
-        </w:rPr>
-        <w:t xml:space="preserve"> NOW()</w:t>
-      </w:r>
-      <w:r>
-        <w:br/>
-      </w:r>
-      <w:r>
-        <w:rPr>
-          <w:rStyle w:val="NormalTok"/>
-        </w:rPr>
-        <w:t xml:space="preserve">);</w:t>
-      </w:r>
-    </w:p>
-    <w:bookmarkEnd w:id="31"/>
-    <w:bookmarkStart w:id="32" w:name="detected_assets"/>
-    <w:p>
-      <w:pPr>
-        <w:pStyle w:val="Heading3"/>
-      </w:pPr>
-      <w:r>
-        <w:t xml:space="preserve">detected_assets</w:t>
-      </w:r>
-    </w:p>
-    <w:p>
-      <w:pPr>
-        <w:pStyle w:val="SourceCode"/>
-      </w:pPr>
-      <w:r>
-        <w:rPr>
-          <w:rStyle w:val="KeywordTok"/>
-        </w:rPr>
-        <w:t xml:space="preserve">CREATE</w:t>
-      </w:r>
-      <w:r>
-        <w:rPr>
-          <w:rStyle w:val="NormalTok"/>
-        </w:rPr>
-        <w:t xml:space="preserve"> </w:t>
-      </w:r>
-      <w:r>
-        <w:rPr>
-          <w:rStyle w:val="KeywordTok"/>
-        </w:rPr>
-        <w:t xml:space="preserve">TABLE</w:t>
-      </w:r>
-      <w:r>
-        <w:rPr>
-          <w:rStyle w:val="NormalTok"/>
-        </w:rPr>
-        <w:t xml:space="preserve"> detected_assets (</w:t>
-      </w:r>
-      <w:r>
-        <w:br/>
-      </w:r>
-      <w:r>
-        <w:rPr>
-          <w:rStyle w:val="NormalTok"/>
-        </w:rPr>
-        <w:t xml:space="preserve">  </w:t>
-      </w:r>
-      <w:r>
-        <w:rPr>
-          <w:rStyle w:val="KeywordTok"/>
-        </w:rPr>
-        <w:t xml:space="preserve">id</w:t>
-      </w:r>
-      <w:r>
-        <w:rPr>
-          <w:rStyle w:val="NormalTok"/>
-        </w:rPr>
-        <w:t xml:space="preserve">              UUID </w:t>
-      </w:r>
-      <w:r>
-        <w:rPr>
-          <w:rStyle w:val="KeywordTok"/>
-        </w:rPr>
-        <w:t xml:space="preserve">PRIMARY</w:t>
-      </w:r>
-      <w:r>
-        <w:rPr>
-          <w:rStyle w:val="NormalTok"/>
-        </w:rPr>
-        <w:t xml:space="preserve"> </w:t>
-      </w:r>
-      <w:r>
-        <w:rPr>
-          <w:rStyle w:val="KeywordTok"/>
-        </w:rPr>
-        <w:t xml:space="preserve">KEY</w:t>
-      </w:r>
-      <w:r>
-        <w:rPr>
-          <w:rStyle w:val="NormalTok"/>
-        </w:rPr>
-        <w:t xml:space="preserve"> </w:t>
-      </w:r>
-      <w:r>
-        <w:rPr>
-          <w:rStyle w:val="KeywordTok"/>
-        </w:rPr>
-        <w:t xml:space="preserve">DEFAULT</w:t>
-      </w:r>
-      <w:r>
-        <w:rPr>
-          <w:rStyle w:val="NormalTok"/>
-        </w:rPr>
-        <w:t xml:space="preserve"> gen_random_uuid(),</w:t>
-      </w:r>
-      <w:r>
-        <w:br/>
-      </w:r>
-      <w:r>
-        <w:rPr>
-          <w:rStyle w:val="NormalTok"/>
-        </w:rPr>
-        <w:t xml:space="preserve">  session_id      UUID </w:t>
-      </w:r>
-      <w:r>
-        <w:rPr>
-          <w:rStyle w:val="KeywordTok"/>
-        </w:rPr>
-        <w:t xml:space="preserve">REFERENCES</w:t>
-      </w:r>
-      <w:r>
-        <w:rPr>
-          <w:rStyle w:val="NormalTok"/>
-        </w:rPr>
-        <w:t xml:space="preserve"> detection_sessions(</w:t>
-      </w:r>
-      <w:r>
-        <w:rPr>
-          <w:rStyle w:val="KeywordTok"/>
-        </w:rPr>
-        <w:t xml:space="preserve">id</w:t>
-      </w:r>
-      <w:r>
-        <w:rPr>
-          <w:rStyle w:val="NormalTok"/>
-        </w:rPr>
-        <w:t xml:space="preserve">),</w:t>
-      </w:r>
-      <w:r>
-        <w:br/>
-      </w:r>
-      <w:r>
-        <w:rPr>
-          <w:rStyle w:val="NormalTok"/>
-        </w:rPr>
-        <w:t xml:space="preserve">  asset_category  </w:t>
-      </w:r>
-      <w:r>
-        <w:rPr>
-          <w:rStyle w:val="DataTypeTok"/>
-        </w:rPr>
-        <w:t xml:space="preserve">VARCHAR</w:t>
-      </w:r>
-      <w:r>
-        <w:rPr>
-          <w:rStyle w:val="NormalTok"/>
-        </w:rPr>
-        <w:t xml:space="preserve">(</w:t>
-      </w:r>
-      <w:r>
-        <w:rPr>
-          <w:rStyle w:val="DecValTok"/>
-        </w:rPr>
-        <w:t xml:space="preserve">50</w:t>
-      </w:r>
-      <w:r>
-        <w:rPr>
-          <w:rStyle w:val="NormalTok"/>
-        </w:rPr>
-        <w:t xml:space="preserve">) </w:t>
-      </w:r>
-      <w:r>
-        <w:rPr>
-          <w:rStyle w:val="KeywordTok"/>
-        </w:rPr>
-        <w:t xml:space="preserve">NOT</w:t>
-      </w:r>
-      <w:r>
-        <w:rPr>
-          <w:rStyle w:val="NormalTok"/>
-        </w:rPr>
-        <w:t xml:space="preserve"> </w:t>
-      </w:r>
-      <w:r>
-        <w:rPr>
-          <w:rStyle w:val="KeywordTok"/>
-        </w:rPr>
-        <w:t xml:space="preserve">NULL</w:t>
-      </w:r>
-      <w:r>
-        <w:rPr>
-          <w:rStyle w:val="NormalTok"/>
-        </w:rPr>
-        <w:t xml:space="preserve">,</w:t>
-      </w:r>
-      <w:r>
-        <w:br/>
-      </w:r>
-      <w:r>
-        <w:rPr>
-          <w:rStyle w:val="NormalTok"/>
-        </w:rPr>
-        <w:t xml:space="preserve">  confidence      </w:t>
-      </w:r>
-      <w:r>
-        <w:rPr>
-          <w:rStyle w:val="DataTypeTok"/>
-        </w:rPr>
-        <w:t xml:space="preserve">DECIMAL</w:t>
-      </w:r>
-      <w:r>
-        <w:rPr>
-          <w:rStyle w:val="NormalTok"/>
-        </w:rPr>
-        <w:t xml:space="preserve">(</w:t>
-      </w:r>
-      <w:r>
-        <w:rPr>
-          <w:rStyle w:val="DecValTok"/>
-        </w:rPr>
-        <w:t xml:space="preserve">5</w:t>
-      </w:r>
-      <w:r>
-        <w:rPr>
-          <w:rStyle w:val="NormalTok"/>
-        </w:rPr>
-        <w:t xml:space="preserve">, </w:t>
-      </w:r>
-      <w:r>
-        <w:rPr>
-          <w:rStyle w:val="DecValTok"/>
-        </w:rPr>
-        <w:t xml:space="preserve">4</w:t>
-      </w:r>
-      <w:r>
-        <w:rPr>
-          <w:rStyle w:val="NormalTok"/>
-        </w:rPr>
-        <w:t xml:space="preserve">) </w:t>
-      </w:r>
-      <w:r>
-        <w:rPr>
-          <w:rStyle w:val="KeywordTok"/>
-        </w:rPr>
-        <w:t xml:space="preserve">NOT</w:t>
-      </w:r>
-      <w:r>
-        <w:rPr>
-          <w:rStyle w:val="NormalTok"/>
-        </w:rPr>
-        <w:t xml:space="preserve"> </w:t>
-      </w:r>
-      <w:r>
-        <w:rPr>
-          <w:rStyle w:val="KeywordTok"/>
-        </w:rPr>
-        <w:t xml:space="preserve">NULL</w:t>
-      </w:r>
-      <w:r>
-        <w:rPr>
-          <w:rStyle w:val="NormalTok"/>
-        </w:rPr>
-        <w:t xml:space="preserve">,</w:t>
-      </w:r>
-      <w:r>
-        <w:br/>
-      </w:r>
-      <w:r>
-        <w:rPr>
-          <w:rStyle w:val="NormalTok"/>
-        </w:rPr>
-        <w:t xml:space="preserve">  area_sq_meters  </w:t>
-      </w:r>
-      <w:r>
-        <w:rPr>
-          <w:rStyle w:val="DataTypeTok"/>
-        </w:rPr>
-        <w:t xml:space="preserve">DECIMAL</w:t>
-      </w:r>
-      <w:r>
-        <w:rPr>
-          <w:rStyle w:val="NormalTok"/>
-        </w:rPr>
-        <w:t xml:space="preserve">(</w:t>
-      </w:r>
-      <w:r>
-        <w:rPr>
-          <w:rStyle w:val="DecValTok"/>
-        </w:rPr>
-        <w:t xml:space="preserve">12</w:t>
-      </w:r>
-      <w:r>
-        <w:rPr>
-          <w:rStyle w:val="NormalTok"/>
-        </w:rPr>
-        <w:t xml:space="preserve">, </w:t>
-      </w:r>
-      <w:r>
-        <w:rPr>
-          <w:rStyle w:val="DecValTok"/>
-        </w:rPr>
-        <w:t xml:space="preserve">2</w:t>
-      </w:r>
-      <w:r>
-        <w:rPr>
-          <w:rStyle w:val="NormalTok"/>
-        </w:rPr>
-        <w:t xml:space="preserve">),</w:t>
-      </w:r>
-      <w:r>
-        <w:br/>
-      </w:r>
-      <w:r>
-        <w:rPr>
-          <w:rStyle w:val="NormalTok"/>
-        </w:rPr>
-        <w:t xml:space="preserve">  bbox_x          </w:t>
-      </w:r>
-      <w:r>
-        <w:rPr>
-          <w:rStyle w:val="DataTypeTok"/>
-        </w:rPr>
-        <w:t xml:space="preserve">INTEGER</w:t>
-      </w:r>
-      <w:r>
-        <w:rPr>
-          <w:rStyle w:val="NormalTok"/>
-        </w:rPr>
-        <w:t xml:space="preserve">,</w:t>
-      </w:r>
-      <w:r>
-        <w:br/>
-      </w:r>
-      <w:r>
-        <w:rPr>
-          <w:rStyle w:val="NormalTok"/>
-        </w:rPr>
-        <w:t xml:space="preserve">  bbox_y          </w:t>
-      </w:r>
-      <w:r>
-        <w:rPr>
-          <w:rStyle w:val="DataTypeTok"/>
-        </w:rPr>
-        <w:t xml:space="preserve">INTEGER</w:t>
-      </w:r>
-      <w:r>
-        <w:rPr>
-          <w:rStyle w:val="NormalTok"/>
-        </w:rPr>
-        <w:t xml:space="preserve">,</w:t>
-      </w:r>
-      <w:r>
-        <w:br/>
-      </w:r>
-      <w:r>
-        <w:rPr>
-          <w:rStyle w:val="NormalTok"/>
-        </w:rPr>
-        <w:t xml:space="preserve">  bbox_width      </w:t>
-      </w:r>
-      <w:r>
-        <w:rPr>
-          <w:rStyle w:val="DataTypeTok"/>
-        </w:rPr>
-        <w:t xml:space="preserve">INTEGER</w:t>
-      </w:r>
-      <w:r>
-        <w:rPr>
-          <w:rStyle w:val="NormalTok"/>
-        </w:rPr>
-        <w:t xml:space="preserve">,</w:t>
-      </w:r>
-      <w:r>
-        <w:br/>
-      </w:r>
-      <w:r>
-        <w:rPr>
-          <w:rStyle w:val="NormalTok"/>
-        </w:rPr>
-        <w:t xml:space="preserve">  bbox_height     </w:t>
-      </w:r>
-      <w:r>
-        <w:rPr>
-          <w:rStyle w:val="DataTypeTok"/>
-        </w:rPr>
-        <w:t xml:space="preserve">INTEGER</w:t>
-      </w:r>
-      <w:r>
-        <w:rPr>
-          <w:rStyle w:val="NormalTok"/>
-        </w:rPr>
-        <w:t xml:space="preserve">,</w:t>
-      </w:r>
-      <w:r>
-        <w:br/>
-      </w:r>
-      <w:r>
-        <w:rPr>
-          <w:rStyle w:val="NormalTok"/>
-        </w:rPr>
-        <w:t xml:space="preserve">  polygon_geojson TEXT,</w:t>
-      </w:r>
-      <w:r>
-        <w:br/>
-      </w:r>
-      <w:r>
-        <w:rPr>
-          <w:rStyle w:val="NormalTok"/>
-        </w:rPr>
-        <w:t xml:space="preserve">  centroid_lat    </w:t>
-      </w:r>
-      <w:r>
-        <w:rPr>
-          <w:rStyle w:val="DataTypeTok"/>
-        </w:rPr>
-        <w:t xml:space="preserve">DECIMAL</w:t>
-      </w:r>
-      <w:r>
-        <w:rPr>
-          <w:rStyle w:val="NormalTok"/>
-        </w:rPr>
-        <w:t xml:space="preserve">(</w:t>
-      </w:r>
-      <w:r>
-        <w:rPr>
-          <w:rStyle w:val="DecValTok"/>
-        </w:rPr>
-        <w:t xml:space="preserve">10</w:t>
-      </w:r>
-      <w:r>
-        <w:rPr>
-          <w:rStyle w:val="NormalTok"/>
-        </w:rPr>
-        <w:t xml:space="preserve">, </w:t>
-      </w:r>
-      <w:r>
-        <w:rPr>
-          <w:rStyle w:val="DecValTok"/>
-        </w:rPr>
-        <w:t xml:space="preserve">7</w:t>
-      </w:r>
-      <w:r>
-        <w:rPr>
-          <w:rStyle w:val="NormalTok"/>
-        </w:rPr>
-        <w:t xml:space="preserve">),</w:t>
-      </w:r>
-      <w:r>
-        <w:br/>
-      </w:r>
-      <w:r>
-        <w:rPr>
-          <w:rStyle w:val="NormalTok"/>
-        </w:rPr>
-        <w:t xml:space="preserve">  centroid_lng    </w:t>
-      </w:r>
-      <w:r>
-        <w:rPr>
-          <w:rStyle w:val="DataTypeTok"/>
-        </w:rPr>
-        <w:t xml:space="preserve">DECIMAL</w:t>
-      </w:r>
-      <w:r>
-        <w:rPr>
-          <w:rStyle w:val="NormalTok"/>
-        </w:rPr>
-        <w:t xml:space="preserve">(</w:t>
-      </w:r>
-      <w:r>
-        <w:rPr>
-          <w:rStyle w:val="DecValTok"/>
-        </w:rPr>
-        <w:t xml:space="preserve">10</w:t>
-      </w:r>
-      <w:r>
-        <w:rPr>
-          <w:rStyle w:val="NormalTok"/>
-        </w:rPr>
-        <w:t xml:space="preserve">, </w:t>
-      </w:r>
-      <w:r>
-        <w:rPr>
-          <w:rStyle w:val="DecValTok"/>
-        </w:rPr>
-        <w:t xml:space="preserve">7</w:t>
-      </w:r>
-      <w:r>
-        <w:rPr>
-          <w:rStyle w:val="NormalTok"/>
-        </w:rPr>
-        <w:t xml:space="preserve">),</w:t>
-      </w:r>
-      <w:r>
-        <w:br/>
-      </w:r>
-      <w:r>
-        <w:rPr>
-          <w:rStyle w:val="NormalTok"/>
-        </w:rPr>
-        <w:t xml:space="preserve">  created_at      </w:t>
-      </w:r>
-      <w:r>
-        <w:rPr>
-          <w:rStyle w:val="DataTypeTok"/>
-        </w:rPr>
-        <w:t xml:space="preserve">TIMESTAMP</w:t>
-      </w:r>
-      <w:r>
-        <w:rPr>
-          <w:rStyle w:val="NormalTok"/>
-        </w:rPr>
-        <w:t xml:space="preserve"> </w:t>
-      </w:r>
-      <w:r>
-        <w:rPr>
-          <w:rStyle w:val="KeywordTok"/>
-        </w:rPr>
-        <w:t xml:space="preserve">DEFAULT</w:t>
-      </w:r>
-      <w:r>
-        <w:rPr>
-          <w:rStyle w:val="NormalTok"/>
-        </w:rPr>
-        <w:t xml:space="preserve"> NOW()</w:t>
-      </w:r>
-      <w:r>
-        <w:br/>
-      </w:r>
-      <w:r>
-        <w:rPr>
-          <w:rStyle w:val="NormalTok"/>
-        </w:rPr>
-        <w:t xml:space="preserve">);</w:t>
-      </w:r>
-    </w:p>
-    <w:bookmarkEnd w:id="32"/>
-    <w:bookmarkEnd w:id="33"/>
-    <w:bookmarkStart w:id="34" w:name="indexes"/>
-    <w:p>
-      <w:pPr>
-        <w:pStyle w:val="Heading2"/>
-      </w:pPr>
-      <w:r>
-        <w:t xml:space="preserve">5.2 Indexes</w:t>
-      </w:r>
-    </w:p>
-    <w:p>
-      <w:pPr>
-        <w:pStyle w:val="SourceCode"/>
-      </w:pPr>
-      <w:r>
-        <w:rPr>
-          <w:rStyle w:val="KeywordTok"/>
-        </w:rPr>
-        <w:t xml:space="preserve">CREATE</w:t>
-      </w:r>
-      <w:r>
-        <w:rPr>
-          <w:rStyle w:val="NormalTok"/>
-        </w:rPr>
-        <w:t xml:space="preserve"> </w:t>
-      </w:r>
-      <w:r>
-        <w:rPr>
-          <w:rStyle w:val="KeywordTok"/>
-        </w:rPr>
-        <w:t xml:space="preserve">INDEX</w:t>
-      </w:r>
-      <w:r>
-        <w:rPr>
-          <w:rStyle w:val="NormalTok"/>
-        </w:rPr>
-        <w:t xml:space="preserve"> idx_assets_session </w:t>
-      </w:r>
-      <w:r>
-        <w:rPr>
-          <w:rStyle w:val="KeywordTok"/>
-        </w:rPr>
-        <w:t xml:space="preserve">ON</w:t>
-      </w:r>
-      <w:r>
-        <w:rPr>
-          <w:rStyle w:val="NormalTok"/>
-        </w:rPr>
-        <w:t xml:space="preserve"> detected_assets(session_id);</w:t>
-      </w:r>
-      <w:r>
-        <w:br/>
-      </w:r>
-      <w:r>
-        <w:rPr>
-          <w:rStyle w:val="KeywordTok"/>
-        </w:rPr>
-        <w:t xml:space="preserve">CREATE</w:t>
-      </w:r>
-      <w:r>
-        <w:rPr>
-          <w:rStyle w:val="NormalTok"/>
-        </w:rPr>
-        <w:t xml:space="preserve"> </w:t>
-      </w:r>
-      <w:r>
-        <w:rPr>
-          <w:rStyle w:val="KeywordTok"/>
-        </w:rPr>
-        <w:t xml:space="preserve">INDEX</w:t>
-      </w:r>
-      <w:r>
-        <w:rPr>
-          <w:rStyle w:val="NormalTok"/>
-        </w:rPr>
-        <w:t xml:space="preserve"> idx_assets_category </w:t>
-      </w:r>
-      <w:r>
-        <w:rPr>
-          <w:rStyle w:val="KeywordTok"/>
-        </w:rPr>
-        <w:t xml:space="preserve">ON</w:t>
-      </w:r>
-      <w:r>
-        <w:rPr>
-          <w:rStyle w:val="NormalTok"/>
-        </w:rPr>
-        <w:t xml:space="preserve"> detected_assets(asset_category);</w:t>
-      </w:r>
-      <w:r>
-        <w:br/>
-      </w:r>
-      <w:r>
-        <w:rPr>
-          <w:rStyle w:val="KeywordTok"/>
-        </w:rPr>
-        <w:t xml:space="preserve">CREATE</w:t>
-      </w:r>
-      <w:r>
-        <w:rPr>
-          <w:rStyle w:val="NormalTok"/>
-        </w:rPr>
-        <w:t xml:space="preserve"> </w:t>
-      </w:r>
-      <w:r>
-        <w:rPr>
-          <w:rStyle w:val="KeywordTok"/>
-        </w:rPr>
-        <w:t xml:space="preserve">INDEX</w:t>
-      </w:r>
-      <w:r>
-        <w:rPr>
-          <w:rStyle w:val="NormalTok"/>
-        </w:rPr>
-        <w:t xml:space="preserve"> idx_sessions_status </w:t>
-      </w:r>
-      <w:r>
-        <w:rPr>
-          <w:rStyle w:val="KeywordTok"/>
-        </w:rPr>
-        <w:t xml:space="preserve">ON</w:t>
-      </w:r>
-      <w:r>
-        <w:rPr>
-          <w:rStyle w:val="NormalTok"/>
-        </w:rPr>
-        <w:t xml:space="preserve"> detection_sessions(status);</w:t>
-      </w:r>
-      <w:r>
-        <w:br/>
-      </w:r>
-      <w:r>
-        <w:rPr>
-          <w:rStyle w:val="KeywordTok"/>
-        </w:rPr>
-        <w:t xml:space="preserve">CREATE</w:t>
-      </w:r>
-      <w:r>
-        <w:rPr>
-          <w:rStyle w:val="NormalTok"/>
-        </w:rPr>
-        <w:t xml:space="preserve"> </w:t>
-      </w:r>
-      <w:r>
-        <w:rPr>
-          <w:rStyle w:val="KeywordTok"/>
-        </w:rPr>
-        <w:t xml:space="preserve">INDEX</w:t>
-      </w:r>
-      <w:r>
-        <w:rPr>
-          <w:rStyle w:val="NormalTok"/>
-        </w:rPr>
-        <w:t xml:space="preserve"> idx_sessions_created </w:t>
-      </w:r>
-      <w:r>
-        <w:rPr>
-          <w:rStyle w:val="KeywordTok"/>
-        </w:rPr>
-        <w:t xml:space="preserve">ON</w:t>
-      </w:r>
-      <w:r>
-        <w:rPr>
-          <w:rStyle w:val="NormalTok"/>
-        </w:rPr>
-        <w:t xml:space="preserve"> detection_sessions(created_at </w:t>
-      </w:r>
-      <w:r>
-        <w:rPr>
-          <w:rStyle w:val="KeywordTok"/>
-        </w:rPr>
-        <w:t xml:space="preserve">DESC</w:t>
-      </w:r>
-      <w:r>
-        <w:rPr>
-          <w:rStyle w:val="NormalTok"/>
-        </w:rPr>
-        <w:t xml:space="preserve">);</w:t>
+        <w:t xml:space="preserve">section visually lists disabled features (Upload, Run Detection, Delete, Manage Users) with strikethrough text.</w:t>
+      </w:r>
+    </w:p>
+    <w:p>
+      <w:pPr>
+        <w:pStyle w:val="CaptionedFigure"/>
+      </w:pPr>
+      <w:r>
+        <w:drawing>
+          <wp:inline>
+            <wp:extent cx="5334000" cy="3000375"/>
+            <wp:effectExtent b="0" l="0" r="0" t="0"/>
+            <wp:docPr descr="Viewer Read-Only Screen" title="" id="1" name="Picture"/>
+            <a:graphic>
+              <a:graphicData uri="http://schemas.openxmlformats.org/drawingml/2006/picture">
+                <pic:pic>
+                  <pic:nvPicPr>
+                    <pic:cNvPr descr="13_viewer_readonly.jpg" id="0" name="Picture"/>
+                    <pic:cNvPicPr>
+                      <a:picLocks noChangeArrowheads="1" noChangeAspect="1"/>
+                    </pic:cNvPicPr>
+                  </pic:nvPicPr>
+                  <pic:blipFill>
+                    <a:blip r:embed="rId44"/>
+                    <a:stretch>
+                      <a:fillRect/>
+                    </a:stretch>
+                  </pic:blipFill>
+                  <pic:spPr bwMode="auto">
+                    <a:xfrm>
+                      <a:off x="0" y="0"/>
+                      <a:ext cx="5334000" cy="3000375"/>
+                    </a:xfrm>
+                    <a:prstGeom prst="rect">
+                      <a:avLst/>
+                    </a:prstGeom>
+                    <a:noFill/>
+                    <a:ln w="9525">
+                      <a:noFill/>
+                      <a:headEnd/>
+                      <a:tailEnd/>
+                    </a:ln>
+                  </pic:spPr>
+                </pic:pic>
+              </a:graphicData>
+            </a:graphic>
+          </wp:inline>
+        </w:drawing>
+      </w:r>
+    </w:p>
+    <w:p>
+      <w:pPr>
+        <w:pStyle w:val="ImageCaption"/>
+      </w:pPr>
+      <w:r>
+        <w:t xml:space="preserve">Viewer Read-Only Screen</w:t>
       </w:r>
     </w:p>
     <w:p>
@@ -3662,24 +4945,1465 @@
         </w:pict>
       </w:r>
     </w:p>
-    <w:bookmarkEnd w:id="34"/>
-    <w:bookmarkEnd w:id="35"/>
-    <w:bookmarkStart w:id="40" w:name="api-endpoints"/>
+    <w:bookmarkEnd w:id="45"/>
+    <w:bookmarkEnd w:id="46"/>
+    <w:bookmarkEnd w:id="47"/>
+    <w:bookmarkStart w:id="52" w:name="database-schema"/>
     <w:p>
       <w:pPr>
         <w:pStyle w:val="Heading1"/>
       </w:pPr>
       <w:r>
-        <w:t xml:space="preserve">6. API Endpoints</w:t>
-      </w:r>
-    </w:p>
-    <w:bookmarkStart w:id="36" w:name="session-management"/>
+        <w:t xml:space="preserve">6. Database Schema</w:t>
+      </w:r>
+    </w:p>
+    <w:bookmarkStart w:id="50" w:name="tables"/>
     <w:p>
       <w:pPr>
         <w:pStyle w:val="Heading2"/>
       </w:pPr>
       <w:r>
-        <w:t xml:space="preserve">6.1 Session Management</w:t>
+        <w:t xml:space="preserve">6.1 Tables</w:t>
+      </w:r>
+    </w:p>
+    <w:bookmarkStart w:id="48" w:name="detection_sessions"/>
+    <w:p>
+      <w:pPr>
+        <w:pStyle w:val="Heading3"/>
+      </w:pPr>
+      <w:r>
+        <w:t xml:space="preserve">detection_sessions</w:t>
+      </w:r>
+    </w:p>
+    <w:p>
+      <w:pPr>
+        <w:pStyle w:val="SourceCode"/>
+      </w:pPr>
+      <w:r>
+        <w:rPr>
+          <w:rStyle w:val="KeywordTok"/>
+        </w:rPr>
+        <w:t xml:space="preserve">CREATE</w:t>
+      </w:r>
+      <w:r>
+        <w:rPr>
+          <w:rStyle w:val="NormalTok"/>
+        </w:rPr>
+        <w:t xml:space="preserve"> </w:t>
+      </w:r>
+      <w:r>
+        <w:rPr>
+          <w:rStyle w:val="KeywordTok"/>
+        </w:rPr>
+        <w:t xml:space="preserve">TABLE</w:t>
+      </w:r>
+      <w:r>
+        <w:rPr>
+          <w:rStyle w:val="NormalTok"/>
+        </w:rPr>
+        <w:t xml:space="preserve"> detection_sessions (</w:t>
+      </w:r>
+      <w:r>
+        <w:br/>
+      </w:r>
+      <w:r>
+        <w:rPr>
+          <w:rStyle w:val="NormalTok"/>
+        </w:rPr>
+        <w:t xml:space="preserve">  </w:t>
+      </w:r>
+      <w:r>
+        <w:rPr>
+          <w:rStyle w:val="KeywordTok"/>
+        </w:rPr>
+        <w:t xml:space="preserve">id</w:t>
+      </w:r>
+      <w:r>
+        <w:rPr>
+          <w:rStyle w:val="NormalTok"/>
+        </w:rPr>
+        <w:t xml:space="preserve">            UUID </w:t>
+      </w:r>
+      <w:r>
+        <w:rPr>
+          <w:rStyle w:val="KeywordTok"/>
+        </w:rPr>
+        <w:t xml:space="preserve">PRIMARY</w:t>
+      </w:r>
+      <w:r>
+        <w:rPr>
+          <w:rStyle w:val="NormalTok"/>
+        </w:rPr>
+        <w:t xml:space="preserve"> </w:t>
+      </w:r>
+      <w:r>
+        <w:rPr>
+          <w:rStyle w:val="KeywordTok"/>
+        </w:rPr>
+        <w:t xml:space="preserve">KEY</w:t>
+      </w:r>
+      <w:r>
+        <w:rPr>
+          <w:rStyle w:val="NormalTok"/>
+        </w:rPr>
+        <w:t xml:space="preserve"> </w:t>
+      </w:r>
+      <w:r>
+        <w:rPr>
+          <w:rStyle w:val="KeywordTok"/>
+        </w:rPr>
+        <w:t xml:space="preserve">DEFAULT</w:t>
+      </w:r>
+      <w:r>
+        <w:rPr>
+          <w:rStyle w:val="NormalTok"/>
+        </w:rPr>
+        <w:t xml:space="preserve"> gen_random_uuid(),</w:t>
+      </w:r>
+      <w:r>
+        <w:br/>
+      </w:r>
+      <w:r>
+        <w:rPr>
+          <w:rStyle w:val="NormalTok"/>
+        </w:rPr>
+        <w:t xml:space="preserve">  session_name  </w:t>
+      </w:r>
+      <w:r>
+        <w:rPr>
+          <w:rStyle w:val="DataTypeTok"/>
+        </w:rPr>
+        <w:t xml:space="preserve">VARCHAR</w:t>
+      </w:r>
+      <w:r>
+        <w:rPr>
+          <w:rStyle w:val="NormalTok"/>
+        </w:rPr>
+        <w:t xml:space="preserve">(</w:t>
+      </w:r>
+      <w:r>
+        <w:rPr>
+          <w:rStyle w:val="DecValTok"/>
+        </w:rPr>
+        <w:t xml:space="preserve">255</w:t>
+      </w:r>
+      <w:r>
+        <w:rPr>
+          <w:rStyle w:val="NormalTok"/>
+        </w:rPr>
+        <w:t xml:space="preserve">) </w:t>
+      </w:r>
+      <w:r>
+        <w:rPr>
+          <w:rStyle w:val="KeywordTok"/>
+        </w:rPr>
+        <w:t xml:space="preserve">NOT</w:t>
+      </w:r>
+      <w:r>
+        <w:rPr>
+          <w:rStyle w:val="NormalTok"/>
+        </w:rPr>
+        <w:t xml:space="preserve"> </w:t>
+      </w:r>
+      <w:r>
+        <w:rPr>
+          <w:rStyle w:val="KeywordTok"/>
+        </w:rPr>
+        <w:t xml:space="preserve">NULL</w:t>
+      </w:r>
+      <w:r>
+        <w:rPr>
+          <w:rStyle w:val="NormalTok"/>
+        </w:rPr>
+        <w:t xml:space="preserve">,</w:t>
+      </w:r>
+      <w:r>
+        <w:br/>
+      </w:r>
+      <w:r>
+        <w:rPr>
+          <w:rStyle w:val="NormalTok"/>
+        </w:rPr>
+        <w:t xml:space="preserve">  image_path    TEXT </w:t>
+      </w:r>
+      <w:r>
+        <w:rPr>
+          <w:rStyle w:val="KeywordTok"/>
+        </w:rPr>
+        <w:t xml:space="preserve">NOT</w:t>
+      </w:r>
+      <w:r>
+        <w:rPr>
+          <w:rStyle w:val="NormalTok"/>
+        </w:rPr>
+        <w:t xml:space="preserve"> </w:t>
+      </w:r>
+      <w:r>
+        <w:rPr>
+          <w:rStyle w:val="KeywordTok"/>
+        </w:rPr>
+        <w:t xml:space="preserve">NULL</w:t>
+      </w:r>
+      <w:r>
+        <w:rPr>
+          <w:rStyle w:val="NormalTok"/>
+        </w:rPr>
+        <w:t xml:space="preserve">,</w:t>
+      </w:r>
+      <w:r>
+        <w:br/>
+      </w:r>
+      <w:r>
+        <w:rPr>
+          <w:rStyle w:val="NormalTok"/>
+        </w:rPr>
+        <w:t xml:space="preserve">  user_id       UUID </w:t>
+      </w:r>
+      <w:r>
+        <w:rPr>
+          <w:rStyle w:val="KeywordTok"/>
+        </w:rPr>
+        <w:t xml:space="preserve">REFERENCES</w:t>
+      </w:r>
+      <w:r>
+        <w:rPr>
+          <w:rStyle w:val="NormalTok"/>
+        </w:rPr>
+        <w:t xml:space="preserve"> users(</w:t>
+      </w:r>
+      <w:r>
+        <w:rPr>
+          <w:rStyle w:val="KeywordTok"/>
+        </w:rPr>
+        <w:t xml:space="preserve">id</w:t>
+      </w:r>
+      <w:r>
+        <w:rPr>
+          <w:rStyle w:val="NormalTok"/>
+        </w:rPr>
+        <w:t xml:space="preserve">),</w:t>
+      </w:r>
+      <w:r>
+        <w:br/>
+      </w:r>
+      <w:r>
+        <w:rPr>
+          <w:rStyle w:val="NormalTok"/>
+        </w:rPr>
+        <w:t xml:space="preserve">  ward_id       </w:t>
+      </w:r>
+      <w:r>
+        <w:rPr>
+          <w:rStyle w:val="DataTypeTok"/>
+        </w:rPr>
+        <w:t xml:space="preserve">INTEGER</w:t>
+      </w:r>
+      <w:r>
+        <w:rPr>
+          <w:rStyle w:val="NormalTok"/>
+        </w:rPr>
+        <w:t xml:space="preserve">,</w:t>
+      </w:r>
+      <w:r>
+        <w:br/>
+      </w:r>
+      <w:r>
+        <w:rPr>
+          <w:rStyle w:val="NormalTok"/>
+        </w:rPr>
+        <w:t xml:space="preserve">  latitude      </w:t>
+      </w:r>
+      <w:r>
+        <w:rPr>
+          <w:rStyle w:val="DataTypeTok"/>
+        </w:rPr>
+        <w:t xml:space="preserve">DECIMAL</w:t>
+      </w:r>
+      <w:r>
+        <w:rPr>
+          <w:rStyle w:val="NormalTok"/>
+        </w:rPr>
+        <w:t xml:space="preserve">(</w:t>
+      </w:r>
+      <w:r>
+        <w:rPr>
+          <w:rStyle w:val="DecValTok"/>
+        </w:rPr>
+        <w:t xml:space="preserve">10</w:t>
+      </w:r>
+      <w:r>
+        <w:rPr>
+          <w:rStyle w:val="NormalTok"/>
+        </w:rPr>
+        <w:t xml:space="preserve">, </w:t>
+      </w:r>
+      <w:r>
+        <w:rPr>
+          <w:rStyle w:val="DecValTok"/>
+        </w:rPr>
+        <w:t xml:space="preserve">7</w:t>
+      </w:r>
+      <w:r>
+        <w:rPr>
+          <w:rStyle w:val="NormalTok"/>
+        </w:rPr>
+        <w:t xml:space="preserve">),</w:t>
+      </w:r>
+      <w:r>
+        <w:br/>
+      </w:r>
+      <w:r>
+        <w:rPr>
+          <w:rStyle w:val="NormalTok"/>
+        </w:rPr>
+        <w:t xml:space="preserve">  longitude     </w:t>
+      </w:r>
+      <w:r>
+        <w:rPr>
+          <w:rStyle w:val="DataTypeTok"/>
+        </w:rPr>
+        <w:t xml:space="preserve">DECIMAL</w:t>
+      </w:r>
+      <w:r>
+        <w:rPr>
+          <w:rStyle w:val="NormalTok"/>
+        </w:rPr>
+        <w:t xml:space="preserve">(</w:t>
+      </w:r>
+      <w:r>
+        <w:rPr>
+          <w:rStyle w:val="DecValTok"/>
+        </w:rPr>
+        <w:t xml:space="preserve">10</w:t>
+      </w:r>
+      <w:r>
+        <w:rPr>
+          <w:rStyle w:val="NormalTok"/>
+        </w:rPr>
+        <w:t xml:space="preserve">, </w:t>
+      </w:r>
+      <w:r>
+        <w:rPr>
+          <w:rStyle w:val="DecValTok"/>
+        </w:rPr>
+        <w:t xml:space="preserve">7</w:t>
+      </w:r>
+      <w:r>
+        <w:rPr>
+          <w:rStyle w:val="NormalTok"/>
+        </w:rPr>
+        <w:t xml:space="preserve">),</w:t>
+      </w:r>
+      <w:r>
+        <w:br/>
+      </w:r>
+      <w:r>
+        <w:rPr>
+          <w:rStyle w:val="NormalTok"/>
+        </w:rPr>
+        <w:t xml:space="preserve">  zoom_level    </w:t>
+      </w:r>
+      <w:r>
+        <w:rPr>
+          <w:rStyle w:val="DataTypeTok"/>
+        </w:rPr>
+        <w:t xml:space="preserve">INTEGER</w:t>
+      </w:r>
+      <w:r>
+        <w:rPr>
+          <w:rStyle w:val="NormalTok"/>
+        </w:rPr>
+        <w:t xml:space="preserve"> </w:t>
+      </w:r>
+      <w:r>
+        <w:rPr>
+          <w:rStyle w:val="KeywordTok"/>
+        </w:rPr>
+        <w:t xml:space="preserve">DEFAULT</w:t>
+      </w:r>
+      <w:r>
+        <w:rPr>
+          <w:rStyle w:val="NormalTok"/>
+        </w:rPr>
+        <w:t xml:space="preserve"> </w:t>
+      </w:r>
+      <w:r>
+        <w:rPr>
+          <w:rStyle w:val="DecValTok"/>
+        </w:rPr>
+        <w:t xml:space="preserve">18</w:t>
+      </w:r>
+      <w:r>
+        <w:rPr>
+          <w:rStyle w:val="NormalTok"/>
+        </w:rPr>
+        <w:t xml:space="preserve">,</w:t>
+      </w:r>
+      <w:r>
+        <w:br/>
+      </w:r>
+      <w:r>
+        <w:rPr>
+          <w:rStyle w:val="NormalTok"/>
+        </w:rPr>
+        <w:t xml:space="preserve">  source_type   </w:t>
+      </w:r>
+      <w:r>
+        <w:rPr>
+          <w:rStyle w:val="DataTypeTok"/>
+        </w:rPr>
+        <w:t xml:space="preserve">VARCHAR</w:t>
+      </w:r>
+      <w:r>
+        <w:rPr>
+          <w:rStyle w:val="NormalTok"/>
+        </w:rPr>
+        <w:t xml:space="preserve">(</w:t>
+      </w:r>
+      <w:r>
+        <w:rPr>
+          <w:rStyle w:val="DecValTok"/>
+        </w:rPr>
+        <w:t xml:space="preserve">50</w:t>
+      </w:r>
+      <w:r>
+        <w:rPr>
+          <w:rStyle w:val="NormalTok"/>
+        </w:rPr>
+        <w:t xml:space="preserve">) </w:t>
+      </w:r>
+      <w:r>
+        <w:rPr>
+          <w:rStyle w:val="KeywordTok"/>
+        </w:rPr>
+        <w:t xml:space="preserve">DEFAULT</w:t>
+      </w:r>
+      <w:r>
+        <w:rPr>
+          <w:rStyle w:val="NormalTok"/>
+        </w:rPr>
+        <w:t xml:space="preserve"> </w:t>
+      </w:r>
+      <w:r>
+        <w:rPr>
+          <w:rStyle w:val="StringTok"/>
+        </w:rPr>
+        <w:t xml:space="preserve">'upload'</w:t>
+      </w:r>
+      <w:r>
+        <w:rPr>
+          <w:rStyle w:val="NormalTok"/>
+        </w:rPr>
+        <w:t xml:space="preserve">,</w:t>
+      </w:r>
+      <w:r>
+        <w:br/>
+      </w:r>
+      <w:r>
+        <w:rPr>
+          <w:rStyle w:val="NormalTok"/>
+        </w:rPr>
+        <w:t xml:space="preserve">  status        </w:t>
+      </w:r>
+      <w:r>
+        <w:rPr>
+          <w:rStyle w:val="DataTypeTok"/>
+        </w:rPr>
+        <w:t xml:space="preserve">VARCHAR</w:t>
+      </w:r>
+      <w:r>
+        <w:rPr>
+          <w:rStyle w:val="NormalTok"/>
+        </w:rPr>
+        <w:t xml:space="preserve">(</w:t>
+      </w:r>
+      <w:r>
+        <w:rPr>
+          <w:rStyle w:val="DecValTok"/>
+        </w:rPr>
+        <w:t xml:space="preserve">50</w:t>
+      </w:r>
+      <w:r>
+        <w:rPr>
+          <w:rStyle w:val="NormalTok"/>
+        </w:rPr>
+        <w:t xml:space="preserve">) </w:t>
+      </w:r>
+      <w:r>
+        <w:rPr>
+          <w:rStyle w:val="KeywordTok"/>
+        </w:rPr>
+        <w:t xml:space="preserve">DEFAULT</w:t>
+      </w:r>
+      <w:r>
+        <w:rPr>
+          <w:rStyle w:val="NormalTok"/>
+        </w:rPr>
+        <w:t xml:space="preserve"> </w:t>
+      </w:r>
+      <w:r>
+        <w:rPr>
+          <w:rStyle w:val="StringTok"/>
+        </w:rPr>
+        <w:t xml:space="preserve">'pending'</w:t>
+      </w:r>
+      <w:r>
+        <w:rPr>
+          <w:rStyle w:val="NormalTok"/>
+        </w:rPr>
+        <w:t xml:space="preserve">,</w:t>
+      </w:r>
+      <w:r>
+        <w:br/>
+      </w:r>
+      <w:r>
+        <w:rPr>
+          <w:rStyle w:val="NormalTok"/>
+        </w:rPr>
+        <w:t xml:space="preserve">  total_assets  </w:t>
+      </w:r>
+      <w:r>
+        <w:rPr>
+          <w:rStyle w:val="DataTypeTok"/>
+        </w:rPr>
+        <w:t xml:space="preserve">INTEGER</w:t>
+      </w:r>
+      <w:r>
+        <w:rPr>
+          <w:rStyle w:val="NormalTok"/>
+        </w:rPr>
+        <w:t xml:space="preserve"> </w:t>
+      </w:r>
+      <w:r>
+        <w:rPr>
+          <w:rStyle w:val="KeywordTok"/>
+        </w:rPr>
+        <w:t xml:space="preserve">DEFAULT</w:t>
+      </w:r>
+      <w:r>
+        <w:rPr>
+          <w:rStyle w:val="NormalTok"/>
+        </w:rPr>
+        <w:t xml:space="preserve"> </w:t>
+      </w:r>
+      <w:r>
+        <w:rPr>
+          <w:rStyle w:val="DecValTok"/>
+        </w:rPr>
+        <w:t xml:space="preserve">0</w:t>
+      </w:r>
+      <w:r>
+        <w:rPr>
+          <w:rStyle w:val="NormalTok"/>
+        </w:rPr>
+        <w:t xml:space="preserve">,</w:t>
+      </w:r>
+      <w:r>
+        <w:br/>
+      </w:r>
+      <w:r>
+        <w:rPr>
+          <w:rStyle w:val="NormalTok"/>
+        </w:rPr>
+        <w:t xml:space="preserve">  processing_time_ms </w:t>
+      </w:r>
+      <w:r>
+        <w:rPr>
+          <w:rStyle w:val="DataTypeTok"/>
+        </w:rPr>
+        <w:t xml:space="preserve">INTEGER</w:t>
+      </w:r>
+      <w:r>
+        <w:rPr>
+          <w:rStyle w:val="NormalTok"/>
+        </w:rPr>
+        <w:t xml:space="preserve">,</w:t>
+      </w:r>
+      <w:r>
+        <w:br/>
+      </w:r>
+      <w:r>
+        <w:rPr>
+          <w:rStyle w:val="NormalTok"/>
+        </w:rPr>
+        <w:t xml:space="preserve">  created_at    </w:t>
+      </w:r>
+      <w:r>
+        <w:rPr>
+          <w:rStyle w:val="DataTypeTok"/>
+        </w:rPr>
+        <w:t xml:space="preserve">TIMESTAMP</w:t>
+      </w:r>
+      <w:r>
+        <w:rPr>
+          <w:rStyle w:val="NormalTok"/>
+        </w:rPr>
+        <w:t xml:space="preserve"> </w:t>
+      </w:r>
+      <w:r>
+        <w:rPr>
+          <w:rStyle w:val="KeywordTok"/>
+        </w:rPr>
+        <w:t xml:space="preserve">DEFAULT</w:t>
+      </w:r>
+      <w:r>
+        <w:rPr>
+          <w:rStyle w:val="NormalTok"/>
+        </w:rPr>
+        <w:t xml:space="preserve"> NOW(),</w:t>
+      </w:r>
+      <w:r>
+        <w:br/>
+      </w:r>
+      <w:r>
+        <w:rPr>
+          <w:rStyle w:val="NormalTok"/>
+        </w:rPr>
+        <w:t xml:space="preserve">  updated_at    </w:t>
+      </w:r>
+      <w:r>
+        <w:rPr>
+          <w:rStyle w:val="DataTypeTok"/>
+        </w:rPr>
+        <w:t xml:space="preserve">TIMESTAMP</w:t>
+      </w:r>
+      <w:r>
+        <w:rPr>
+          <w:rStyle w:val="NormalTok"/>
+        </w:rPr>
+        <w:t xml:space="preserve"> </w:t>
+      </w:r>
+      <w:r>
+        <w:rPr>
+          <w:rStyle w:val="KeywordTok"/>
+        </w:rPr>
+        <w:t xml:space="preserve">DEFAULT</w:t>
+      </w:r>
+      <w:r>
+        <w:rPr>
+          <w:rStyle w:val="NormalTok"/>
+        </w:rPr>
+        <w:t xml:space="preserve"> NOW()</w:t>
+      </w:r>
+      <w:r>
+        <w:br/>
+      </w:r>
+      <w:r>
+        <w:rPr>
+          <w:rStyle w:val="NormalTok"/>
+        </w:rPr>
+        <w:t xml:space="preserve">);</w:t>
+      </w:r>
+    </w:p>
+    <w:bookmarkEnd w:id="48"/>
+    <w:bookmarkStart w:id="49" w:name="detected_assets"/>
+    <w:p>
+      <w:pPr>
+        <w:pStyle w:val="Heading3"/>
+      </w:pPr>
+      <w:r>
+        <w:t xml:space="preserve">detected_assets</w:t>
+      </w:r>
+    </w:p>
+    <w:p>
+      <w:pPr>
+        <w:pStyle w:val="SourceCode"/>
+      </w:pPr>
+      <w:r>
+        <w:rPr>
+          <w:rStyle w:val="KeywordTok"/>
+        </w:rPr>
+        <w:t xml:space="preserve">CREATE</w:t>
+      </w:r>
+      <w:r>
+        <w:rPr>
+          <w:rStyle w:val="NormalTok"/>
+        </w:rPr>
+        <w:t xml:space="preserve"> </w:t>
+      </w:r>
+      <w:r>
+        <w:rPr>
+          <w:rStyle w:val="KeywordTok"/>
+        </w:rPr>
+        <w:t xml:space="preserve">TABLE</w:t>
+      </w:r>
+      <w:r>
+        <w:rPr>
+          <w:rStyle w:val="NormalTok"/>
+        </w:rPr>
+        <w:t xml:space="preserve"> detected_assets (</w:t>
+      </w:r>
+      <w:r>
+        <w:br/>
+      </w:r>
+      <w:r>
+        <w:rPr>
+          <w:rStyle w:val="NormalTok"/>
+        </w:rPr>
+        <w:t xml:space="preserve">  </w:t>
+      </w:r>
+      <w:r>
+        <w:rPr>
+          <w:rStyle w:val="KeywordTok"/>
+        </w:rPr>
+        <w:t xml:space="preserve">id</w:t>
+      </w:r>
+      <w:r>
+        <w:rPr>
+          <w:rStyle w:val="NormalTok"/>
+        </w:rPr>
+        <w:t xml:space="preserve">              UUID </w:t>
+      </w:r>
+      <w:r>
+        <w:rPr>
+          <w:rStyle w:val="KeywordTok"/>
+        </w:rPr>
+        <w:t xml:space="preserve">PRIMARY</w:t>
+      </w:r>
+      <w:r>
+        <w:rPr>
+          <w:rStyle w:val="NormalTok"/>
+        </w:rPr>
+        <w:t xml:space="preserve"> </w:t>
+      </w:r>
+      <w:r>
+        <w:rPr>
+          <w:rStyle w:val="KeywordTok"/>
+        </w:rPr>
+        <w:t xml:space="preserve">KEY</w:t>
+      </w:r>
+      <w:r>
+        <w:rPr>
+          <w:rStyle w:val="NormalTok"/>
+        </w:rPr>
+        <w:t xml:space="preserve"> </w:t>
+      </w:r>
+      <w:r>
+        <w:rPr>
+          <w:rStyle w:val="KeywordTok"/>
+        </w:rPr>
+        <w:t xml:space="preserve">DEFAULT</w:t>
+      </w:r>
+      <w:r>
+        <w:rPr>
+          <w:rStyle w:val="NormalTok"/>
+        </w:rPr>
+        <w:t xml:space="preserve"> gen_random_uuid(),</w:t>
+      </w:r>
+      <w:r>
+        <w:br/>
+      </w:r>
+      <w:r>
+        <w:rPr>
+          <w:rStyle w:val="NormalTok"/>
+        </w:rPr>
+        <w:t xml:space="preserve">  session_id      UUID </w:t>
+      </w:r>
+      <w:r>
+        <w:rPr>
+          <w:rStyle w:val="KeywordTok"/>
+        </w:rPr>
+        <w:t xml:space="preserve">REFERENCES</w:t>
+      </w:r>
+      <w:r>
+        <w:rPr>
+          <w:rStyle w:val="NormalTok"/>
+        </w:rPr>
+        <w:t xml:space="preserve"> detection_sessions(</w:t>
+      </w:r>
+      <w:r>
+        <w:rPr>
+          <w:rStyle w:val="KeywordTok"/>
+        </w:rPr>
+        <w:t xml:space="preserve">id</w:t>
+      </w:r>
+      <w:r>
+        <w:rPr>
+          <w:rStyle w:val="NormalTok"/>
+        </w:rPr>
+        <w:t xml:space="preserve">),</w:t>
+      </w:r>
+      <w:r>
+        <w:br/>
+      </w:r>
+      <w:r>
+        <w:rPr>
+          <w:rStyle w:val="NormalTok"/>
+        </w:rPr>
+        <w:t xml:space="preserve">  asset_category  </w:t>
+      </w:r>
+      <w:r>
+        <w:rPr>
+          <w:rStyle w:val="DataTypeTok"/>
+        </w:rPr>
+        <w:t xml:space="preserve">VARCHAR</w:t>
+      </w:r>
+      <w:r>
+        <w:rPr>
+          <w:rStyle w:val="NormalTok"/>
+        </w:rPr>
+        <w:t xml:space="preserve">(</w:t>
+      </w:r>
+      <w:r>
+        <w:rPr>
+          <w:rStyle w:val="DecValTok"/>
+        </w:rPr>
+        <w:t xml:space="preserve">50</w:t>
+      </w:r>
+      <w:r>
+        <w:rPr>
+          <w:rStyle w:val="NormalTok"/>
+        </w:rPr>
+        <w:t xml:space="preserve">) </w:t>
+      </w:r>
+      <w:r>
+        <w:rPr>
+          <w:rStyle w:val="KeywordTok"/>
+        </w:rPr>
+        <w:t xml:space="preserve">NOT</w:t>
+      </w:r>
+      <w:r>
+        <w:rPr>
+          <w:rStyle w:val="NormalTok"/>
+        </w:rPr>
+        <w:t xml:space="preserve"> </w:t>
+      </w:r>
+      <w:r>
+        <w:rPr>
+          <w:rStyle w:val="KeywordTok"/>
+        </w:rPr>
+        <w:t xml:space="preserve">NULL</w:t>
+      </w:r>
+      <w:r>
+        <w:rPr>
+          <w:rStyle w:val="NormalTok"/>
+        </w:rPr>
+        <w:t xml:space="preserve">,</w:t>
+      </w:r>
+      <w:r>
+        <w:br/>
+      </w:r>
+      <w:r>
+        <w:rPr>
+          <w:rStyle w:val="NormalTok"/>
+        </w:rPr>
+        <w:t xml:space="preserve">  confidence      </w:t>
+      </w:r>
+      <w:r>
+        <w:rPr>
+          <w:rStyle w:val="DataTypeTok"/>
+        </w:rPr>
+        <w:t xml:space="preserve">DECIMAL</w:t>
+      </w:r>
+      <w:r>
+        <w:rPr>
+          <w:rStyle w:val="NormalTok"/>
+        </w:rPr>
+        <w:t xml:space="preserve">(</w:t>
+      </w:r>
+      <w:r>
+        <w:rPr>
+          <w:rStyle w:val="DecValTok"/>
+        </w:rPr>
+        <w:t xml:space="preserve">5</w:t>
+      </w:r>
+      <w:r>
+        <w:rPr>
+          <w:rStyle w:val="NormalTok"/>
+        </w:rPr>
+        <w:t xml:space="preserve">, </w:t>
+      </w:r>
+      <w:r>
+        <w:rPr>
+          <w:rStyle w:val="DecValTok"/>
+        </w:rPr>
+        <w:t xml:space="preserve">4</w:t>
+      </w:r>
+      <w:r>
+        <w:rPr>
+          <w:rStyle w:val="NormalTok"/>
+        </w:rPr>
+        <w:t xml:space="preserve">) </w:t>
+      </w:r>
+      <w:r>
+        <w:rPr>
+          <w:rStyle w:val="KeywordTok"/>
+        </w:rPr>
+        <w:t xml:space="preserve">NOT</w:t>
+      </w:r>
+      <w:r>
+        <w:rPr>
+          <w:rStyle w:val="NormalTok"/>
+        </w:rPr>
+        <w:t xml:space="preserve"> </w:t>
+      </w:r>
+      <w:r>
+        <w:rPr>
+          <w:rStyle w:val="KeywordTok"/>
+        </w:rPr>
+        <w:t xml:space="preserve">NULL</w:t>
+      </w:r>
+      <w:r>
+        <w:rPr>
+          <w:rStyle w:val="NormalTok"/>
+        </w:rPr>
+        <w:t xml:space="preserve">,</w:t>
+      </w:r>
+      <w:r>
+        <w:br/>
+      </w:r>
+      <w:r>
+        <w:rPr>
+          <w:rStyle w:val="NormalTok"/>
+        </w:rPr>
+        <w:t xml:space="preserve">  area_sq_meters  </w:t>
+      </w:r>
+      <w:r>
+        <w:rPr>
+          <w:rStyle w:val="DataTypeTok"/>
+        </w:rPr>
+        <w:t xml:space="preserve">DECIMAL</w:t>
+      </w:r>
+      <w:r>
+        <w:rPr>
+          <w:rStyle w:val="NormalTok"/>
+        </w:rPr>
+        <w:t xml:space="preserve">(</w:t>
+      </w:r>
+      <w:r>
+        <w:rPr>
+          <w:rStyle w:val="DecValTok"/>
+        </w:rPr>
+        <w:t xml:space="preserve">12</w:t>
+      </w:r>
+      <w:r>
+        <w:rPr>
+          <w:rStyle w:val="NormalTok"/>
+        </w:rPr>
+        <w:t xml:space="preserve">, </w:t>
+      </w:r>
+      <w:r>
+        <w:rPr>
+          <w:rStyle w:val="DecValTok"/>
+        </w:rPr>
+        <w:t xml:space="preserve">2</w:t>
+      </w:r>
+      <w:r>
+        <w:rPr>
+          <w:rStyle w:val="NormalTok"/>
+        </w:rPr>
+        <w:t xml:space="preserve">),</w:t>
+      </w:r>
+      <w:r>
+        <w:br/>
+      </w:r>
+      <w:r>
+        <w:rPr>
+          <w:rStyle w:val="NormalTok"/>
+        </w:rPr>
+        <w:t xml:space="preserve">  bbox_x          </w:t>
+      </w:r>
+      <w:r>
+        <w:rPr>
+          <w:rStyle w:val="DataTypeTok"/>
+        </w:rPr>
+        <w:t xml:space="preserve">INTEGER</w:t>
+      </w:r>
+      <w:r>
+        <w:rPr>
+          <w:rStyle w:val="NormalTok"/>
+        </w:rPr>
+        <w:t xml:space="preserve">,</w:t>
+      </w:r>
+      <w:r>
+        <w:br/>
+      </w:r>
+      <w:r>
+        <w:rPr>
+          <w:rStyle w:val="NormalTok"/>
+        </w:rPr>
+        <w:t xml:space="preserve">  bbox_y          </w:t>
+      </w:r>
+      <w:r>
+        <w:rPr>
+          <w:rStyle w:val="DataTypeTok"/>
+        </w:rPr>
+        <w:t xml:space="preserve">INTEGER</w:t>
+      </w:r>
+      <w:r>
+        <w:rPr>
+          <w:rStyle w:val="NormalTok"/>
+        </w:rPr>
+        <w:t xml:space="preserve">,</w:t>
+      </w:r>
+      <w:r>
+        <w:br/>
+      </w:r>
+      <w:r>
+        <w:rPr>
+          <w:rStyle w:val="NormalTok"/>
+        </w:rPr>
+        <w:t xml:space="preserve">  bbox_width      </w:t>
+      </w:r>
+      <w:r>
+        <w:rPr>
+          <w:rStyle w:val="DataTypeTok"/>
+        </w:rPr>
+        <w:t xml:space="preserve">INTEGER</w:t>
+      </w:r>
+      <w:r>
+        <w:rPr>
+          <w:rStyle w:val="NormalTok"/>
+        </w:rPr>
+        <w:t xml:space="preserve">,</w:t>
+      </w:r>
+      <w:r>
+        <w:br/>
+      </w:r>
+      <w:r>
+        <w:rPr>
+          <w:rStyle w:val="NormalTok"/>
+        </w:rPr>
+        <w:t xml:space="preserve">  bbox_height     </w:t>
+      </w:r>
+      <w:r>
+        <w:rPr>
+          <w:rStyle w:val="DataTypeTok"/>
+        </w:rPr>
+        <w:t xml:space="preserve">INTEGER</w:t>
+      </w:r>
+      <w:r>
+        <w:rPr>
+          <w:rStyle w:val="NormalTok"/>
+        </w:rPr>
+        <w:t xml:space="preserve">,</w:t>
+      </w:r>
+      <w:r>
+        <w:br/>
+      </w:r>
+      <w:r>
+        <w:rPr>
+          <w:rStyle w:val="NormalTok"/>
+        </w:rPr>
+        <w:t xml:space="preserve">  polygon_geojson TEXT,</w:t>
+      </w:r>
+      <w:r>
+        <w:br/>
+      </w:r>
+      <w:r>
+        <w:rPr>
+          <w:rStyle w:val="NormalTok"/>
+        </w:rPr>
+        <w:t xml:space="preserve">  centroid_lat    </w:t>
+      </w:r>
+      <w:r>
+        <w:rPr>
+          <w:rStyle w:val="DataTypeTok"/>
+        </w:rPr>
+        <w:t xml:space="preserve">DECIMAL</w:t>
+      </w:r>
+      <w:r>
+        <w:rPr>
+          <w:rStyle w:val="NormalTok"/>
+        </w:rPr>
+        <w:t xml:space="preserve">(</w:t>
+      </w:r>
+      <w:r>
+        <w:rPr>
+          <w:rStyle w:val="DecValTok"/>
+        </w:rPr>
+        <w:t xml:space="preserve">10</w:t>
+      </w:r>
+      <w:r>
+        <w:rPr>
+          <w:rStyle w:val="NormalTok"/>
+        </w:rPr>
+        <w:t xml:space="preserve">, </w:t>
+      </w:r>
+      <w:r>
+        <w:rPr>
+          <w:rStyle w:val="DecValTok"/>
+        </w:rPr>
+        <w:t xml:space="preserve">7</w:t>
+      </w:r>
+      <w:r>
+        <w:rPr>
+          <w:rStyle w:val="NormalTok"/>
+        </w:rPr>
+        <w:t xml:space="preserve">),</w:t>
+      </w:r>
+      <w:r>
+        <w:br/>
+      </w:r>
+      <w:r>
+        <w:rPr>
+          <w:rStyle w:val="NormalTok"/>
+        </w:rPr>
+        <w:t xml:space="preserve">  centroid_lng    </w:t>
+      </w:r>
+      <w:r>
+        <w:rPr>
+          <w:rStyle w:val="DataTypeTok"/>
+        </w:rPr>
+        <w:t xml:space="preserve">DECIMAL</w:t>
+      </w:r>
+      <w:r>
+        <w:rPr>
+          <w:rStyle w:val="NormalTok"/>
+        </w:rPr>
+        <w:t xml:space="preserve">(</w:t>
+      </w:r>
+      <w:r>
+        <w:rPr>
+          <w:rStyle w:val="DecValTok"/>
+        </w:rPr>
+        <w:t xml:space="preserve">10</w:t>
+      </w:r>
+      <w:r>
+        <w:rPr>
+          <w:rStyle w:val="NormalTok"/>
+        </w:rPr>
+        <w:t xml:space="preserve">, </w:t>
+      </w:r>
+      <w:r>
+        <w:rPr>
+          <w:rStyle w:val="DecValTok"/>
+        </w:rPr>
+        <w:t xml:space="preserve">7</w:t>
+      </w:r>
+      <w:r>
+        <w:rPr>
+          <w:rStyle w:val="NormalTok"/>
+        </w:rPr>
+        <w:t xml:space="preserve">),</w:t>
+      </w:r>
+      <w:r>
+        <w:br/>
+      </w:r>
+      <w:r>
+        <w:rPr>
+          <w:rStyle w:val="NormalTok"/>
+        </w:rPr>
+        <w:t xml:space="preserve">  created_at      </w:t>
+      </w:r>
+      <w:r>
+        <w:rPr>
+          <w:rStyle w:val="DataTypeTok"/>
+        </w:rPr>
+        <w:t xml:space="preserve">TIMESTAMP</w:t>
+      </w:r>
+      <w:r>
+        <w:rPr>
+          <w:rStyle w:val="NormalTok"/>
+        </w:rPr>
+        <w:t xml:space="preserve"> </w:t>
+      </w:r>
+      <w:r>
+        <w:rPr>
+          <w:rStyle w:val="KeywordTok"/>
+        </w:rPr>
+        <w:t xml:space="preserve">DEFAULT</w:t>
+      </w:r>
+      <w:r>
+        <w:rPr>
+          <w:rStyle w:val="NormalTok"/>
+        </w:rPr>
+        <w:t xml:space="preserve"> NOW()</w:t>
+      </w:r>
+      <w:r>
+        <w:br/>
+      </w:r>
+      <w:r>
+        <w:rPr>
+          <w:rStyle w:val="NormalTok"/>
+        </w:rPr>
+        <w:t xml:space="preserve">);</w:t>
+      </w:r>
+    </w:p>
+    <w:bookmarkEnd w:id="49"/>
+    <w:bookmarkEnd w:id="50"/>
+    <w:bookmarkStart w:id="51" w:name="indexes"/>
+    <w:p>
+      <w:pPr>
+        <w:pStyle w:val="Heading2"/>
+      </w:pPr>
+      <w:r>
+        <w:t xml:space="preserve">6.2 Indexes</w:t>
+      </w:r>
+    </w:p>
+    <w:p>
+      <w:pPr>
+        <w:pStyle w:val="SourceCode"/>
+      </w:pPr>
+      <w:r>
+        <w:rPr>
+          <w:rStyle w:val="KeywordTok"/>
+        </w:rPr>
+        <w:t xml:space="preserve">CREATE</w:t>
+      </w:r>
+      <w:r>
+        <w:rPr>
+          <w:rStyle w:val="NormalTok"/>
+        </w:rPr>
+        <w:t xml:space="preserve"> </w:t>
+      </w:r>
+      <w:r>
+        <w:rPr>
+          <w:rStyle w:val="KeywordTok"/>
+        </w:rPr>
+        <w:t xml:space="preserve">INDEX</w:t>
+      </w:r>
+      <w:r>
+        <w:rPr>
+          <w:rStyle w:val="NormalTok"/>
+        </w:rPr>
+        <w:t xml:space="preserve"> idx_assets_session </w:t>
+      </w:r>
+      <w:r>
+        <w:rPr>
+          <w:rStyle w:val="KeywordTok"/>
+        </w:rPr>
+        <w:t xml:space="preserve">ON</w:t>
+      </w:r>
+      <w:r>
+        <w:rPr>
+          <w:rStyle w:val="NormalTok"/>
+        </w:rPr>
+        <w:t xml:space="preserve"> detected_assets(session_id);</w:t>
+      </w:r>
+      <w:r>
+        <w:br/>
+      </w:r>
+      <w:r>
+        <w:rPr>
+          <w:rStyle w:val="KeywordTok"/>
+        </w:rPr>
+        <w:t xml:space="preserve">CREATE</w:t>
+      </w:r>
+      <w:r>
+        <w:rPr>
+          <w:rStyle w:val="NormalTok"/>
+        </w:rPr>
+        <w:t xml:space="preserve"> </w:t>
+      </w:r>
+      <w:r>
+        <w:rPr>
+          <w:rStyle w:val="KeywordTok"/>
+        </w:rPr>
+        <w:t xml:space="preserve">INDEX</w:t>
+      </w:r>
+      <w:r>
+        <w:rPr>
+          <w:rStyle w:val="NormalTok"/>
+        </w:rPr>
+        <w:t xml:space="preserve"> idx_assets_category </w:t>
+      </w:r>
+      <w:r>
+        <w:rPr>
+          <w:rStyle w:val="KeywordTok"/>
+        </w:rPr>
+        <w:t xml:space="preserve">ON</w:t>
+      </w:r>
+      <w:r>
+        <w:rPr>
+          <w:rStyle w:val="NormalTok"/>
+        </w:rPr>
+        <w:t xml:space="preserve"> detected_assets(asset_category);</w:t>
+      </w:r>
+      <w:r>
+        <w:br/>
+      </w:r>
+      <w:r>
+        <w:rPr>
+          <w:rStyle w:val="KeywordTok"/>
+        </w:rPr>
+        <w:t xml:space="preserve">CREATE</w:t>
+      </w:r>
+      <w:r>
+        <w:rPr>
+          <w:rStyle w:val="NormalTok"/>
+        </w:rPr>
+        <w:t xml:space="preserve"> </w:t>
+      </w:r>
+      <w:r>
+        <w:rPr>
+          <w:rStyle w:val="KeywordTok"/>
+        </w:rPr>
+        <w:t xml:space="preserve">INDEX</w:t>
+      </w:r>
+      <w:r>
+        <w:rPr>
+          <w:rStyle w:val="NormalTok"/>
+        </w:rPr>
+        <w:t xml:space="preserve"> idx_sessions_status </w:t>
+      </w:r>
+      <w:r>
+        <w:rPr>
+          <w:rStyle w:val="KeywordTok"/>
+        </w:rPr>
+        <w:t xml:space="preserve">ON</w:t>
+      </w:r>
+      <w:r>
+        <w:rPr>
+          <w:rStyle w:val="NormalTok"/>
+        </w:rPr>
+        <w:t xml:space="preserve"> detection_sessions(status);</w:t>
+      </w:r>
+      <w:r>
+        <w:br/>
+      </w:r>
+      <w:r>
+        <w:rPr>
+          <w:rStyle w:val="KeywordTok"/>
+        </w:rPr>
+        <w:t xml:space="preserve">CREATE</w:t>
+      </w:r>
+      <w:r>
+        <w:rPr>
+          <w:rStyle w:val="NormalTok"/>
+        </w:rPr>
+        <w:t xml:space="preserve"> </w:t>
+      </w:r>
+      <w:r>
+        <w:rPr>
+          <w:rStyle w:val="KeywordTok"/>
+        </w:rPr>
+        <w:t xml:space="preserve">INDEX</w:t>
+      </w:r>
+      <w:r>
+        <w:rPr>
+          <w:rStyle w:val="NormalTok"/>
+        </w:rPr>
+        <w:t xml:space="preserve"> idx_sessions_created </w:t>
+      </w:r>
+      <w:r>
+        <w:rPr>
+          <w:rStyle w:val="KeywordTok"/>
+        </w:rPr>
+        <w:t xml:space="preserve">ON</w:t>
+      </w:r>
+      <w:r>
+        <w:rPr>
+          <w:rStyle w:val="NormalTok"/>
+        </w:rPr>
+        <w:t xml:space="preserve"> detection_sessions(created_at </w:t>
+      </w:r>
+      <w:r>
+        <w:rPr>
+          <w:rStyle w:val="KeywordTok"/>
+        </w:rPr>
+        <w:t xml:space="preserve">DESC</w:t>
+      </w:r>
+      <w:r>
+        <w:rPr>
+          <w:rStyle w:val="NormalTok"/>
+        </w:rPr>
+        <w:t xml:space="preserve">);</w:t>
+      </w:r>
+      <w:r>
+        <w:br/>
+      </w:r>
+      <w:r>
+        <w:rPr>
+          <w:rStyle w:val="KeywordTok"/>
+        </w:rPr>
+        <w:t xml:space="preserve">CREATE</w:t>
+      </w:r>
+      <w:r>
+        <w:rPr>
+          <w:rStyle w:val="NormalTok"/>
+        </w:rPr>
+        <w:t xml:space="preserve"> </w:t>
+      </w:r>
+      <w:r>
+        <w:rPr>
+          <w:rStyle w:val="KeywordTok"/>
+        </w:rPr>
+        <w:t xml:space="preserve">INDEX</w:t>
+      </w:r>
+      <w:r>
+        <w:rPr>
+          <w:rStyle w:val="NormalTok"/>
+        </w:rPr>
+        <w:t xml:space="preserve"> idx_sessions_user </w:t>
+      </w:r>
+      <w:r>
+        <w:rPr>
+          <w:rStyle w:val="KeywordTok"/>
+        </w:rPr>
+        <w:t xml:space="preserve">ON</w:t>
+      </w:r>
+      <w:r>
+        <w:rPr>
+          <w:rStyle w:val="NormalTok"/>
+        </w:rPr>
+        <w:t xml:space="preserve"> detection_sessions(user_id);</w:t>
+      </w:r>
+      <w:r>
+        <w:br/>
+      </w:r>
+      <w:r>
+        <w:rPr>
+          <w:rStyle w:val="KeywordTok"/>
+        </w:rPr>
+        <w:t xml:space="preserve">CREATE</w:t>
+      </w:r>
+      <w:r>
+        <w:rPr>
+          <w:rStyle w:val="NormalTok"/>
+        </w:rPr>
+        <w:t xml:space="preserve"> </w:t>
+      </w:r>
+      <w:r>
+        <w:rPr>
+          <w:rStyle w:val="KeywordTok"/>
+        </w:rPr>
+        <w:t xml:space="preserve">INDEX</w:t>
+      </w:r>
+      <w:r>
+        <w:rPr>
+          <w:rStyle w:val="NormalTok"/>
+        </w:rPr>
+        <w:t xml:space="preserve"> idx_sessions_ward </w:t>
+      </w:r>
+      <w:r>
+        <w:rPr>
+          <w:rStyle w:val="KeywordTok"/>
+        </w:rPr>
+        <w:t xml:space="preserve">ON</w:t>
+      </w:r>
+      <w:r>
+        <w:rPr>
+          <w:rStyle w:val="NormalTok"/>
+        </w:rPr>
+        <w:t xml:space="preserve"> detection_sessions(ward_id);</w:t>
+      </w:r>
+    </w:p>
+    <w:p>
+      <w:r>
+        <w:pict>
+          <v:rect style="width:0;height:1.5pt" o:hralign="center" o:hrstd="t" o:hr="t"/>
+        </w:pict>
+      </w:r>
+    </w:p>
+    <w:bookmarkEnd w:id="51"/>
+    <w:bookmarkEnd w:id="52"/>
+    <w:bookmarkStart w:id="59" w:name="api-endpoints"/>
+    <w:p>
+      <w:pPr>
+        <w:pStyle w:val="Heading1"/>
+      </w:pPr>
+      <w:r>
+        <w:t xml:space="preserve">7. API Endpoints</w:t>
+      </w:r>
+    </w:p>
+    <w:bookmarkStart w:id="53" w:name="authentication"/>
+    <w:p>
+      <w:pPr>
+        <w:pStyle w:val="Heading2"/>
+      </w:pPr>
+      <w:r>
+        <w:t xml:space="preserve">7.1 Authentication</w:t>
       </w:r>
     </w:p>
     <w:tbl>
@@ -3755,19 +6479,19 @@
               <w:jc w:val="left"/>
             </w:pPr>
             <w:r>
-              <w:t xml:space="preserve">/api/sessions</w:t>
-            </w:r>
-          </w:p>
-        </w:tc>
-        <w:tc>
-          <w:tcPr/>
-          <w:p>
-            <w:pPr>
-              <w:pStyle w:val="Compact"/>
-              <w:jc w:val="left"/>
-            </w:pPr>
-            <w:r>
-              <w:t xml:space="preserve">Create new detection session</w:t>
+              <w:t xml:space="preserve">/api/auth/login</w:t>
+            </w:r>
+          </w:p>
+        </w:tc>
+        <w:tc>
+          <w:tcPr/>
+          <w:p>
+            <w:pPr>
+              <w:pStyle w:val="Compact"/>
+              <w:jc w:val="left"/>
+            </w:pPr>
+            <w:r>
+              <w:t xml:space="preserve">Authenticate user, return JWT token</w:t>
             </w:r>
           </w:p>
         </w:tc>
@@ -3781,31 +6505,31 @@
               <w:jc w:val="left"/>
             </w:pPr>
             <w:r>
-              <w:t xml:space="preserve">GET</w:t>
-            </w:r>
-          </w:p>
-        </w:tc>
-        <w:tc>
-          <w:tcPr/>
-          <w:p>
-            <w:pPr>
-              <w:pStyle w:val="Compact"/>
-              <w:jc w:val="left"/>
-            </w:pPr>
-            <w:r>
-              <w:t xml:space="preserve">/api/sessions</w:t>
-            </w:r>
-          </w:p>
-        </w:tc>
-        <w:tc>
-          <w:tcPr/>
-          <w:p>
-            <w:pPr>
-              <w:pStyle w:val="Compact"/>
-              <w:jc w:val="left"/>
-            </w:pPr>
-            <w:r>
-              <w:t xml:space="preserve">List all sessions (paginated)</w:t>
+              <w:t xml:space="preserve">POST</w:t>
+            </w:r>
+          </w:p>
+        </w:tc>
+        <w:tc>
+          <w:tcPr/>
+          <w:p>
+            <w:pPr>
+              <w:pStyle w:val="Compact"/>
+              <w:jc w:val="left"/>
+            </w:pPr>
+            <w:r>
+              <w:t xml:space="preserve">/api/auth/register</w:t>
+            </w:r>
+          </w:p>
+        </w:tc>
+        <w:tc>
+          <w:tcPr/>
+          <w:p>
+            <w:pPr>
+              <w:pStyle w:val="Compact"/>
+              <w:jc w:val="left"/>
+            </w:pPr>
+            <w:r>
+              <w:t xml:space="preserve">Register new user (Admin only)</w:t>
             </w:r>
           </w:p>
         </w:tc>
@@ -3831,19 +6555,19 @@
               <w:jc w:val="left"/>
             </w:pPr>
             <w:r>
-              <w:t xml:space="preserve">/api/sessions/:id</w:t>
-            </w:r>
-          </w:p>
-        </w:tc>
-        <w:tc>
-          <w:tcPr/>
-          <w:p>
-            <w:pPr>
-              <w:pStyle w:val="Compact"/>
-              <w:jc w:val="left"/>
-            </w:pPr>
-            <w:r>
-              <w:t xml:space="preserve">Get session details with assets</w:t>
+              <w:t xml:space="preserve">/api/auth/me</w:t>
+            </w:r>
+          </w:p>
+        </w:tc>
+        <w:tc>
+          <w:tcPr/>
+          <w:p>
+            <w:pPr>
+              <w:pStyle w:val="Compact"/>
+              <w:jc w:val="left"/>
+            </w:pPr>
+            <w:r>
+              <w:t xml:space="preserve">Get current user profile &amp; permissions</w:t>
             </w:r>
           </w:p>
         </w:tc>
@@ -3857,44 +6581,44 @@
               <w:jc w:val="left"/>
             </w:pPr>
             <w:r>
-              <w:t xml:space="preserve">DELETE</w:t>
-            </w:r>
-          </w:p>
-        </w:tc>
-        <w:tc>
-          <w:tcPr/>
-          <w:p>
-            <w:pPr>
-              <w:pStyle w:val="Compact"/>
-              <w:jc w:val="left"/>
-            </w:pPr>
-            <w:r>
-              <w:t xml:space="preserve">/api/sessions/:id</w:t>
-            </w:r>
-          </w:p>
-        </w:tc>
-        <w:tc>
-          <w:tcPr/>
-          <w:p>
-            <w:pPr>
-              <w:pStyle w:val="Compact"/>
-              <w:jc w:val="left"/>
-            </w:pPr>
-            <w:r>
-              <w:t xml:space="preserve">Delete session and its assets</w:t>
+              <w:t xml:space="preserve">POST</w:t>
+            </w:r>
+          </w:p>
+        </w:tc>
+        <w:tc>
+          <w:tcPr/>
+          <w:p>
+            <w:pPr>
+              <w:pStyle w:val="Compact"/>
+              <w:jc w:val="left"/>
+            </w:pPr>
+            <w:r>
+              <w:t xml:space="preserve">/api/auth/logout</w:t>
+            </w:r>
+          </w:p>
+        </w:tc>
+        <w:tc>
+          <w:tcPr/>
+          <w:p>
+            <w:pPr>
+              <w:pStyle w:val="Compact"/>
+              <w:jc w:val="left"/>
+            </w:pPr>
+            <w:r>
+              <w:t xml:space="preserve">Invalidate session token</w:t>
             </w:r>
           </w:p>
         </w:tc>
       </w:tr>
     </w:tbl>
-    <w:bookmarkEnd w:id="36"/>
-    <w:bookmarkStart w:id="37" w:name="detection"/>
+    <w:bookmarkEnd w:id="53"/>
+    <w:bookmarkStart w:id="54" w:name="session-management"/>
     <w:p>
       <w:pPr>
         <w:pStyle w:val="Heading2"/>
       </w:pPr>
       <w:r>
-        <w:t xml:space="preserve">6.2 Detection</w:t>
+        <w:t xml:space="preserve">7.2 Session Management</w:t>
       </w:r>
     </w:p>
     <w:tbl>
@@ -3970,19 +6694,19 @@
               <w:jc w:val="left"/>
             </w:pPr>
             <w:r>
-              <w:t xml:space="preserve">/api/detect/upload</w:t>
-            </w:r>
-          </w:p>
-        </w:tc>
-        <w:tc>
-          <w:tcPr/>
-          <w:p>
-            <w:pPr>
-              <w:pStyle w:val="Compact"/>
-              <w:jc w:val="left"/>
-            </w:pPr>
-            <w:r>
-              <w:t xml:space="preserve">Upload image and start detection</w:t>
+              <w:t xml:space="preserve">/api/sessions</w:t>
+            </w:r>
+          </w:p>
+        </w:tc>
+        <w:tc>
+          <w:tcPr/>
+          <w:p>
+            <w:pPr>
+              <w:pStyle w:val="Compact"/>
+              <w:jc w:val="left"/>
+            </w:pPr>
+            <w:r>
+              <w:t xml:space="preserve">Create new detection session</w:t>
             </w:r>
           </w:p>
         </w:tc>
@@ -3996,31 +6720,31 @@
               <w:jc w:val="left"/>
             </w:pPr>
             <w:r>
-              <w:t xml:space="preserve">POST</w:t>
-            </w:r>
-          </w:p>
-        </w:tc>
-        <w:tc>
-          <w:tcPr/>
-          <w:p>
-            <w:pPr>
-              <w:pStyle w:val="Compact"/>
-              <w:jc w:val="left"/>
-            </w:pPr>
-            <w:r>
-              <w:t xml:space="preserve">/api/detect/location</w:t>
-            </w:r>
-          </w:p>
-        </w:tc>
-        <w:tc>
-          <w:tcPr/>
-          <w:p>
-            <w:pPr>
-              <w:pStyle w:val="Compact"/>
-              <w:jc w:val="left"/>
-            </w:pPr>
-            <w:r>
-              <w:t xml:space="preserve">Fetch tile by coordinates and detect</w:t>
+              <w:t xml:space="preserve">GET</w:t>
+            </w:r>
+          </w:p>
+        </w:tc>
+        <w:tc>
+          <w:tcPr/>
+          <w:p>
+            <w:pPr>
+              <w:pStyle w:val="Compact"/>
+              <w:jc w:val="left"/>
+            </w:pPr>
+            <w:r>
+              <w:t xml:space="preserve">/api/sessions</w:t>
+            </w:r>
+          </w:p>
+        </w:tc>
+        <w:tc>
+          <w:tcPr/>
+          <w:p>
+            <w:pPr>
+              <w:pStyle w:val="Compact"/>
+              <w:jc w:val="left"/>
+            </w:pPr>
+            <w:r>
+              <w:t xml:space="preserve">List sessions (filtered by ward for Officers)</w:t>
             </w:r>
           </w:p>
         </w:tc>
@@ -4046,32 +6770,70 @@
               <w:jc w:val="left"/>
             </w:pPr>
             <w:r>
-              <w:t xml:space="preserve">/api/detect/:sessionId/status</w:t>
-            </w:r>
-          </w:p>
-        </w:tc>
-        <w:tc>
-          <w:tcPr/>
-          <w:p>
-            <w:pPr>
-              <w:pStyle w:val="Compact"/>
-              <w:jc w:val="left"/>
-            </w:pPr>
-            <w:r>
-              <w:t xml:space="preserve">Get processing status</w:t>
+              <w:t xml:space="preserve">/api/sessions/:id</w:t>
+            </w:r>
+          </w:p>
+        </w:tc>
+        <w:tc>
+          <w:tcPr/>
+          <w:p>
+            <w:pPr>
+              <w:pStyle w:val="Compact"/>
+              <w:jc w:val="left"/>
+            </w:pPr>
+            <w:r>
+              <w:t xml:space="preserve">Get session details with assets</w:t>
+            </w:r>
+          </w:p>
+        </w:tc>
+      </w:tr>
+      <w:tr>
+        <w:tc>
+          <w:tcPr/>
+          <w:p>
+            <w:pPr>
+              <w:pStyle w:val="Compact"/>
+              <w:jc w:val="left"/>
+            </w:pPr>
+            <w:r>
+              <w:t xml:space="preserve">DELETE</w:t>
+            </w:r>
+          </w:p>
+        </w:tc>
+        <w:tc>
+          <w:tcPr/>
+          <w:p>
+            <w:pPr>
+              <w:pStyle w:val="Compact"/>
+              <w:jc w:val="left"/>
+            </w:pPr>
+            <w:r>
+              <w:t xml:space="preserve">/api/sessions/:id</w:t>
+            </w:r>
+          </w:p>
+        </w:tc>
+        <w:tc>
+          <w:tcPr/>
+          <w:p>
+            <w:pPr>
+              <w:pStyle w:val="Compact"/>
+              <w:jc w:val="left"/>
+            </w:pPr>
+            <w:r>
+              <w:t xml:space="preserve">Delete session (own or Admin)</w:t>
             </w:r>
           </w:p>
         </w:tc>
       </w:tr>
     </w:tbl>
-    <w:bookmarkEnd w:id="37"/>
-    <w:bookmarkStart w:id="38" w:name="export"/>
+    <w:bookmarkEnd w:id="54"/>
+    <w:bookmarkStart w:id="55" w:name="detection"/>
     <w:p>
       <w:pPr>
         <w:pStyle w:val="Heading2"/>
       </w:pPr>
       <w:r>
-        <w:t xml:space="preserve">6.3 Export</w:t>
+        <w:t xml:space="preserve">7.3 Detection</w:t>
       </w:r>
     </w:p>
     <w:tbl>
@@ -4135,31 +6897,31 @@
               <w:jc w:val="left"/>
             </w:pPr>
             <w:r>
-              <w:t xml:space="preserve">GET</w:t>
-            </w:r>
-          </w:p>
-        </w:tc>
-        <w:tc>
-          <w:tcPr/>
-          <w:p>
-            <w:pPr>
-              <w:pStyle w:val="Compact"/>
-              <w:jc w:val="left"/>
-            </w:pPr>
-            <w:r>
-              <w:t xml:space="preserve">/api/export/:sessionId/geojson</w:t>
-            </w:r>
-          </w:p>
-        </w:tc>
-        <w:tc>
-          <w:tcPr/>
-          <w:p>
-            <w:pPr>
-              <w:pStyle w:val="Compact"/>
-              <w:jc w:val="left"/>
-            </w:pPr>
-            <w:r>
-              <w:t xml:space="preserve">Download GeoJSON file</w:t>
+              <w:t xml:space="preserve">POST</w:t>
+            </w:r>
+          </w:p>
+        </w:tc>
+        <w:tc>
+          <w:tcPr/>
+          <w:p>
+            <w:pPr>
+              <w:pStyle w:val="Compact"/>
+              <w:jc w:val="left"/>
+            </w:pPr>
+            <w:r>
+              <w:t xml:space="preserve">/api/detect/upload</w:t>
+            </w:r>
+          </w:p>
+        </w:tc>
+        <w:tc>
+          <w:tcPr/>
+          <w:p>
+            <w:pPr>
+              <w:pStyle w:val="Compact"/>
+              <w:jc w:val="left"/>
+            </w:pPr>
+            <w:r>
+              <w:t xml:space="preserve">Upload image and start detection</w:t>
             </w:r>
           </w:p>
         </w:tc>
@@ -4173,31 +6935,31 @@
               <w:jc w:val="left"/>
             </w:pPr>
             <w:r>
-              <w:t xml:space="preserve">GET</w:t>
-            </w:r>
-          </w:p>
-        </w:tc>
-        <w:tc>
-          <w:tcPr/>
-          <w:p>
-            <w:pPr>
-              <w:pStyle w:val="Compact"/>
-              <w:jc w:val="left"/>
-            </w:pPr>
-            <w:r>
-              <w:t xml:space="preserve">/api/export/:sessionId/csv</w:t>
-            </w:r>
-          </w:p>
-        </w:tc>
-        <w:tc>
-          <w:tcPr/>
-          <w:p>
-            <w:pPr>
-              <w:pStyle w:val="Compact"/>
-              <w:jc w:val="left"/>
-            </w:pPr>
-            <w:r>
-              <w:t xml:space="preserve">Download CSV spreadsheet</w:t>
+              <w:t xml:space="preserve">POST</w:t>
+            </w:r>
+          </w:p>
+        </w:tc>
+        <w:tc>
+          <w:tcPr/>
+          <w:p>
+            <w:pPr>
+              <w:pStyle w:val="Compact"/>
+              <w:jc w:val="left"/>
+            </w:pPr>
+            <w:r>
+              <w:t xml:space="preserve">/api/detect/location</w:t>
+            </w:r>
+          </w:p>
+        </w:tc>
+        <w:tc>
+          <w:tcPr/>
+          <w:p>
+            <w:pPr>
+              <w:pStyle w:val="Compact"/>
+              <w:jc w:val="left"/>
+            </w:pPr>
+            <w:r>
+              <w:t xml:space="preserve">Fetch tile by coordinates and detect</w:t>
             </w:r>
           </w:p>
         </w:tc>
@@ -4223,32 +6985,32 @@
               <w:jc w:val="left"/>
             </w:pPr>
             <w:r>
-              <w:t xml:space="preserve">/api/export/:sessionId/pdf</w:t>
-            </w:r>
-          </w:p>
-        </w:tc>
-        <w:tc>
-          <w:tcPr/>
-          <w:p>
-            <w:pPr>
-              <w:pStyle w:val="Compact"/>
-              <w:jc w:val="left"/>
-            </w:pPr>
-            <w:r>
-              <w:t xml:space="preserve">Download PDF report</w:t>
+              <w:t xml:space="preserve">/api/detect/:sessionId/status</w:t>
+            </w:r>
+          </w:p>
+        </w:tc>
+        <w:tc>
+          <w:tcPr/>
+          <w:p>
+            <w:pPr>
+              <w:pStyle w:val="Compact"/>
+              <w:jc w:val="left"/>
+            </w:pPr>
+            <w:r>
+              <w:t xml:space="preserve">Get processing status</w:t>
             </w:r>
           </w:p>
         </w:tc>
       </w:tr>
     </w:tbl>
-    <w:bookmarkEnd w:id="38"/>
-    <w:bookmarkStart w:id="39" w:name="change-detection"/>
+    <w:bookmarkEnd w:id="55"/>
+    <w:bookmarkStart w:id="56" w:name="export"/>
     <w:p>
       <w:pPr>
         <w:pStyle w:val="Heading2"/>
       </w:pPr>
       <w:r>
-        <w:t xml:space="preserve">6.4 Change Detection</w:t>
+        <w:t xml:space="preserve">7.4 Export</w:t>
       </w:r>
     </w:p>
     <w:tbl>
@@ -4312,6 +7074,398 @@
               <w:jc w:val="left"/>
             </w:pPr>
             <w:r>
+              <w:t xml:space="preserve">GET</w:t>
+            </w:r>
+          </w:p>
+        </w:tc>
+        <w:tc>
+          <w:tcPr/>
+          <w:p>
+            <w:pPr>
+              <w:pStyle w:val="Compact"/>
+              <w:jc w:val="left"/>
+            </w:pPr>
+            <w:r>
+              <w:t xml:space="preserve">/api/export/:sessionId/geojson</w:t>
+            </w:r>
+          </w:p>
+        </w:tc>
+        <w:tc>
+          <w:tcPr/>
+          <w:p>
+            <w:pPr>
+              <w:pStyle w:val="Compact"/>
+              <w:jc w:val="left"/>
+            </w:pPr>
+            <w:r>
+              <w:t xml:space="preserve">Download GeoJSON file</w:t>
+            </w:r>
+          </w:p>
+        </w:tc>
+      </w:tr>
+      <w:tr>
+        <w:tc>
+          <w:tcPr/>
+          <w:p>
+            <w:pPr>
+              <w:pStyle w:val="Compact"/>
+              <w:jc w:val="left"/>
+            </w:pPr>
+            <w:r>
+              <w:t xml:space="preserve">GET</w:t>
+            </w:r>
+          </w:p>
+        </w:tc>
+        <w:tc>
+          <w:tcPr/>
+          <w:p>
+            <w:pPr>
+              <w:pStyle w:val="Compact"/>
+              <w:jc w:val="left"/>
+            </w:pPr>
+            <w:r>
+              <w:t xml:space="preserve">/api/export/:sessionId/csv</w:t>
+            </w:r>
+          </w:p>
+        </w:tc>
+        <w:tc>
+          <w:tcPr/>
+          <w:p>
+            <w:pPr>
+              <w:pStyle w:val="Compact"/>
+              <w:jc w:val="left"/>
+            </w:pPr>
+            <w:r>
+              <w:t xml:space="preserve">Download CSV spreadsheet</w:t>
+            </w:r>
+          </w:p>
+        </w:tc>
+      </w:tr>
+      <w:tr>
+        <w:tc>
+          <w:tcPr/>
+          <w:p>
+            <w:pPr>
+              <w:pStyle w:val="Compact"/>
+              <w:jc w:val="left"/>
+            </w:pPr>
+            <w:r>
+              <w:t xml:space="preserve">GET</w:t>
+            </w:r>
+          </w:p>
+        </w:tc>
+        <w:tc>
+          <w:tcPr/>
+          <w:p>
+            <w:pPr>
+              <w:pStyle w:val="Compact"/>
+              <w:jc w:val="left"/>
+            </w:pPr>
+            <w:r>
+              <w:t xml:space="preserve">/api/export/:sessionId/pdf</w:t>
+            </w:r>
+          </w:p>
+        </w:tc>
+        <w:tc>
+          <w:tcPr/>
+          <w:p>
+            <w:pPr>
+              <w:pStyle w:val="Compact"/>
+              <w:jc w:val="left"/>
+            </w:pPr>
+            <w:r>
+              <w:t xml:space="preserve">Download PDF report</w:t>
+            </w:r>
+          </w:p>
+        </w:tc>
+      </w:tr>
+    </w:tbl>
+    <w:bookmarkEnd w:id="56"/>
+    <w:bookmarkStart w:id="57" w:name="user-management-admin-only"/>
+    <w:p>
+      <w:pPr>
+        <w:pStyle w:val="Heading2"/>
+      </w:pPr>
+      <w:r>
+        <w:t xml:space="preserve">7.5 User Management (Admin only)</w:t>
+      </w:r>
+    </w:p>
+    <w:tbl>
+      <w:tblPr>
+        <w:tblStyle w:val="Table"/>
+        <w:tblW w:type="auto" w:w="0"/>
+        <w:tblLook w:firstRow="1" w:lastRow="0" w:firstColumn="0" w:lastColumn="0" w:noHBand="0" w:noVBand="0" w:val="0020"/>
+      </w:tblPr>
+      <w:tblGrid>
+        <w:gridCol w:w="2640"/>
+        <w:gridCol w:w="2640"/>
+        <w:gridCol w:w="2640"/>
+      </w:tblGrid>
+      <w:tr>
+        <w:trPr>
+          <w:tblHeader w:val="true"/>
+        </w:trPr>
+        <w:tc>
+          <w:tcPr/>
+          <w:p>
+            <w:pPr>
+              <w:pStyle w:val="Compact"/>
+              <w:jc w:val="left"/>
+            </w:pPr>
+            <w:r>
+              <w:t xml:space="preserve">Method</w:t>
+            </w:r>
+          </w:p>
+        </w:tc>
+        <w:tc>
+          <w:tcPr/>
+          <w:p>
+            <w:pPr>
+              <w:pStyle w:val="Compact"/>
+              <w:jc w:val="left"/>
+            </w:pPr>
+            <w:r>
+              <w:t xml:space="preserve">Endpoint</w:t>
+            </w:r>
+          </w:p>
+        </w:tc>
+        <w:tc>
+          <w:tcPr/>
+          <w:p>
+            <w:pPr>
+              <w:pStyle w:val="Compact"/>
+              <w:jc w:val="left"/>
+            </w:pPr>
+            <w:r>
+              <w:t xml:space="preserve">Description</w:t>
+            </w:r>
+          </w:p>
+        </w:tc>
+      </w:tr>
+      <w:tr>
+        <w:tc>
+          <w:tcPr/>
+          <w:p>
+            <w:pPr>
+              <w:pStyle w:val="Compact"/>
+              <w:jc w:val="left"/>
+            </w:pPr>
+            <w:r>
+              <w:t xml:space="preserve">GET</w:t>
+            </w:r>
+          </w:p>
+        </w:tc>
+        <w:tc>
+          <w:tcPr/>
+          <w:p>
+            <w:pPr>
+              <w:pStyle w:val="Compact"/>
+              <w:jc w:val="left"/>
+            </w:pPr>
+            <w:r>
+              <w:t xml:space="preserve">/api/users</w:t>
+            </w:r>
+          </w:p>
+        </w:tc>
+        <w:tc>
+          <w:tcPr/>
+          <w:p>
+            <w:pPr>
+              <w:pStyle w:val="Compact"/>
+              <w:jc w:val="left"/>
+            </w:pPr>
+            <w:r>
+              <w:t xml:space="preserve">List all users with roles &amp; wards</w:t>
+            </w:r>
+          </w:p>
+        </w:tc>
+      </w:tr>
+      <w:tr>
+        <w:tc>
+          <w:tcPr/>
+          <w:p>
+            <w:pPr>
+              <w:pStyle w:val="Compact"/>
+              <w:jc w:val="left"/>
+            </w:pPr>
+            <w:r>
+              <w:t xml:space="preserve">POST</w:t>
+            </w:r>
+          </w:p>
+        </w:tc>
+        <w:tc>
+          <w:tcPr/>
+          <w:p>
+            <w:pPr>
+              <w:pStyle w:val="Compact"/>
+              <w:jc w:val="left"/>
+            </w:pPr>
+            <w:r>
+              <w:t xml:space="preserve">/api/users</w:t>
+            </w:r>
+          </w:p>
+        </w:tc>
+        <w:tc>
+          <w:tcPr/>
+          <w:p>
+            <w:pPr>
+              <w:pStyle w:val="Compact"/>
+              <w:jc w:val="left"/>
+            </w:pPr>
+            <w:r>
+              <w:t xml:space="preserve">Create new user</w:t>
+            </w:r>
+          </w:p>
+        </w:tc>
+      </w:tr>
+      <w:tr>
+        <w:tc>
+          <w:tcPr/>
+          <w:p>
+            <w:pPr>
+              <w:pStyle w:val="Compact"/>
+              <w:jc w:val="left"/>
+            </w:pPr>
+            <w:r>
+              <w:t xml:space="preserve">PUT</w:t>
+            </w:r>
+          </w:p>
+        </w:tc>
+        <w:tc>
+          <w:tcPr/>
+          <w:p>
+            <w:pPr>
+              <w:pStyle w:val="Compact"/>
+              <w:jc w:val="left"/>
+            </w:pPr>
+            <w:r>
+              <w:t xml:space="preserve">/api/users/:id</w:t>
+            </w:r>
+          </w:p>
+        </w:tc>
+        <w:tc>
+          <w:tcPr/>
+          <w:p>
+            <w:pPr>
+              <w:pStyle w:val="Compact"/>
+              <w:jc w:val="left"/>
+            </w:pPr>
+            <w:r>
+              <w:t xml:space="preserve">Update user role or ward assignment</w:t>
+            </w:r>
+          </w:p>
+        </w:tc>
+      </w:tr>
+      <w:tr>
+        <w:tc>
+          <w:tcPr/>
+          <w:p>
+            <w:pPr>
+              <w:pStyle w:val="Compact"/>
+              <w:jc w:val="left"/>
+            </w:pPr>
+            <w:r>
+              <w:t xml:space="preserve">DELETE</w:t>
+            </w:r>
+          </w:p>
+        </w:tc>
+        <w:tc>
+          <w:tcPr/>
+          <w:p>
+            <w:pPr>
+              <w:pStyle w:val="Compact"/>
+              <w:jc w:val="left"/>
+            </w:pPr>
+            <w:r>
+              <w:t xml:space="preserve">/api/users/:id</w:t>
+            </w:r>
+          </w:p>
+        </w:tc>
+        <w:tc>
+          <w:tcPr/>
+          <w:p>
+            <w:pPr>
+              <w:pStyle w:val="Compact"/>
+              <w:jc w:val="left"/>
+            </w:pPr>
+            <w:r>
+              <w:t xml:space="preserve">Deactivate user account</w:t>
+            </w:r>
+          </w:p>
+        </w:tc>
+      </w:tr>
+    </w:tbl>
+    <w:bookmarkEnd w:id="57"/>
+    <w:bookmarkStart w:id="58" w:name="change-detection"/>
+    <w:p>
+      <w:pPr>
+        <w:pStyle w:val="Heading2"/>
+      </w:pPr>
+      <w:r>
+        <w:t xml:space="preserve">7.6 Change Detection</w:t>
+      </w:r>
+    </w:p>
+    <w:tbl>
+      <w:tblPr>
+        <w:tblStyle w:val="Table"/>
+        <w:tblW w:type="auto" w:w="0"/>
+        <w:tblLook w:firstRow="1" w:lastRow="0" w:firstColumn="0" w:lastColumn="0" w:noHBand="0" w:noVBand="0" w:val="0020"/>
+      </w:tblPr>
+      <w:tblGrid>
+        <w:gridCol w:w="2640"/>
+        <w:gridCol w:w="2640"/>
+        <w:gridCol w:w="2640"/>
+      </w:tblGrid>
+      <w:tr>
+        <w:trPr>
+          <w:tblHeader w:val="true"/>
+        </w:trPr>
+        <w:tc>
+          <w:tcPr/>
+          <w:p>
+            <w:pPr>
+              <w:pStyle w:val="Compact"/>
+              <w:jc w:val="left"/>
+            </w:pPr>
+            <w:r>
+              <w:t xml:space="preserve">Method</w:t>
+            </w:r>
+          </w:p>
+        </w:tc>
+        <w:tc>
+          <w:tcPr/>
+          <w:p>
+            <w:pPr>
+              <w:pStyle w:val="Compact"/>
+              <w:jc w:val="left"/>
+            </w:pPr>
+            <w:r>
+              <w:t xml:space="preserve">Endpoint</w:t>
+            </w:r>
+          </w:p>
+        </w:tc>
+        <w:tc>
+          <w:tcPr/>
+          <w:p>
+            <w:pPr>
+              <w:pStyle w:val="Compact"/>
+              <w:jc w:val="left"/>
+            </w:pPr>
+            <w:r>
+              <w:t xml:space="preserve">Description</w:t>
+            </w:r>
+          </w:p>
+        </w:tc>
+      </w:tr>
+      <w:tr>
+        <w:tc>
+          <w:tcPr/>
+          <w:p>
+            <w:pPr>
+              <w:pStyle w:val="Compact"/>
+              <w:jc w:val="left"/>
+            </w:pPr>
+            <w:r>
               <w:t xml:space="preserve">POST</w:t>
             </w:r>
           </w:p>
@@ -4387,15 +7541,15 @@
         </w:pict>
       </w:r>
     </w:p>
-    <w:bookmarkEnd w:id="39"/>
-    <w:bookmarkEnd w:id="40"/>
-    <w:bookmarkStart w:id="57" w:name="frontend-screens-ux-design"/>
+    <w:bookmarkEnd w:id="58"/>
+    <w:bookmarkEnd w:id="59"/>
+    <w:bookmarkStart w:id="76" w:name="frontend-screens-ux-design"/>
     <w:p>
       <w:pPr>
         <w:pStyle w:val="Heading1"/>
       </w:pPr>
       <w:r>
-        <w:t xml:space="preserve">7. Frontend Screens — UX Design</w:t>
+        <w:t xml:space="preserve">8. Frontend Screens — UX Design</w:t>
       </w:r>
     </w:p>
     <w:p>
@@ -4406,13 +7560,13 @@
         <w:t xml:space="preserve">All screens are designed for municipal officers with a clean, professional interface. The color scheme uses navy (#1F4E79) as the primary brand color with gradient accents.</w:t>
       </w:r>
     </w:p>
-    <w:bookmarkStart w:id="42" w:name="dashboard"/>
+    <w:bookmarkStart w:id="61" w:name="dashboard"/>
     <w:p>
       <w:pPr>
         <w:pStyle w:val="Heading2"/>
       </w:pPr>
       <w:r>
-        <w:t xml:space="preserve">7.1 Dashboard</w:t>
+        <w:t xml:space="preserve">8.1 Dashboard</w:t>
       </w:r>
     </w:p>
     <w:p>
@@ -4443,7 +7597,7 @@
                     </pic:cNvPicPr>
                   </pic:nvPicPr>
                   <pic:blipFill>
-                    <a:blip r:embed="rId41"/>
+                    <a:blip r:embed="rId60"/>
                     <a:stretch>
                       <a:fillRect/>
                     </a:stretch>
@@ -4478,14 +7632,14 @@
         <w:t xml:space="preserve">Dashboard Screen</w:t>
       </w:r>
     </w:p>
-    <w:bookmarkEnd w:id="42"/>
-    <w:bookmarkStart w:id="44" w:name="upload-new-analysis"/>
+    <w:bookmarkEnd w:id="61"/>
+    <w:bookmarkStart w:id="63" w:name="upload-new-analysis"/>
     <w:p>
       <w:pPr>
         <w:pStyle w:val="Heading2"/>
       </w:pPr>
       <w:r>
-        <w:t xml:space="preserve">7.2 Upload / New Analysis</w:t>
+        <w:t xml:space="preserve">8.2 Upload / New Analysis</w:t>
       </w:r>
     </w:p>
     <w:p>
@@ -4516,7 +7670,7 @@
                     </pic:cNvPicPr>
                   </pic:nvPicPr>
                   <pic:blipFill>
-                    <a:blip r:embed="rId43"/>
+                    <a:blip r:embed="rId62"/>
                     <a:stretch>
                       <a:fillRect/>
                     </a:stretch>
@@ -4551,14 +7705,14 @@
         <w:t xml:space="preserve">Upload Screen</w:t>
       </w:r>
     </w:p>
-    <w:bookmarkEnd w:id="44"/>
-    <w:bookmarkStart w:id="46" w:name="processing"/>
+    <w:bookmarkEnd w:id="63"/>
+    <w:bookmarkStart w:id="65" w:name="processing"/>
     <w:p>
       <w:pPr>
         <w:pStyle w:val="Heading2"/>
       </w:pPr>
       <w:r>
-        <w:t xml:space="preserve">7.3 Processing</w:t>
+        <w:t xml:space="preserve">8.3 Processing</w:t>
       </w:r>
     </w:p>
     <w:p>
@@ -4589,7 +7743,7 @@
                     </pic:cNvPicPr>
                   </pic:nvPicPr>
                   <pic:blipFill>
-                    <a:blip r:embed="rId45"/>
+                    <a:blip r:embed="rId64"/>
                     <a:stretch>
                       <a:fillRect/>
                     </a:stretch>
@@ -4624,14 +7778,14 @@
         <w:t xml:space="preserve">Processing Screen</w:t>
       </w:r>
     </w:p>
-    <w:bookmarkEnd w:id="46"/>
-    <w:bookmarkStart w:id="48" w:name="detection-results"/>
+    <w:bookmarkEnd w:id="65"/>
+    <w:bookmarkStart w:id="67" w:name="detection-results"/>
     <w:p>
       <w:pPr>
         <w:pStyle w:val="Heading2"/>
       </w:pPr>
       <w:r>
-        <w:t xml:space="preserve">7.4 Detection Results</w:t>
+        <w:t xml:space="preserve">8.4 Detection Results</w:t>
       </w:r>
     </w:p>
     <w:p>
@@ -4662,7 +7816,7 @@
                     </pic:cNvPicPr>
                   </pic:nvPicPr>
                   <pic:blipFill>
-                    <a:blip r:embed="rId47"/>
+                    <a:blip r:embed="rId66"/>
                     <a:stretch>
                       <a:fillRect/>
                     </a:stretch>
@@ -4697,14 +7851,14 @@
         <w:t xml:space="preserve">Detection Results Screen</w:t>
       </w:r>
     </w:p>
-    <w:bookmarkEnd w:id="48"/>
-    <w:bookmarkStart w:id="50" w:name="map-view-gis"/>
+    <w:bookmarkEnd w:id="67"/>
+    <w:bookmarkStart w:id="69" w:name="map-view-gis"/>
     <w:p>
       <w:pPr>
         <w:pStyle w:val="Heading2"/>
       </w:pPr>
       <w:r>
-        <w:t xml:space="preserve">7.5 Map View (GIS)</w:t>
+        <w:t xml:space="preserve">8.5 Map View (GIS)</w:t>
       </w:r>
     </w:p>
     <w:p>
@@ -4735,7 +7889,7 @@
                     </pic:cNvPicPr>
                   </pic:nvPicPr>
                   <pic:blipFill>
-                    <a:blip r:embed="rId49"/>
+                    <a:blip r:embed="rId68"/>
                     <a:stretch>
                       <a:fillRect/>
                     </a:stretch>
@@ -4770,14 +7924,14 @@
         <w:t xml:space="preserve">Map View Screen</w:t>
       </w:r>
     </w:p>
-    <w:bookmarkEnd w:id="50"/>
-    <w:bookmarkStart w:id="52" w:name="change-detection-1"/>
+    <w:bookmarkEnd w:id="69"/>
+    <w:bookmarkStart w:id="71" w:name="change-detection-1"/>
     <w:p>
       <w:pPr>
         <w:pStyle w:val="Heading2"/>
       </w:pPr>
       <w:r>
-        <w:t xml:space="preserve">7.6 Change Detection</w:t>
+        <w:t xml:space="preserve">8.6 Change Detection</w:t>
       </w:r>
     </w:p>
     <w:p>
@@ -4808,7 +7962,7 @@
                     </pic:cNvPicPr>
                   </pic:nvPicPr>
                   <pic:blipFill>
-                    <a:blip r:embed="rId51"/>
+                    <a:blip r:embed="rId70"/>
                     <a:stretch>
                       <a:fillRect/>
                     </a:stretch>
@@ -4843,14 +7997,14 @@
         <w:t xml:space="preserve">Change Detection Screen</w:t>
       </w:r>
     </w:p>
-    <w:bookmarkEnd w:id="52"/>
-    <w:bookmarkStart w:id="54" w:name="analysis-history"/>
+    <w:bookmarkEnd w:id="71"/>
+    <w:bookmarkStart w:id="73" w:name="analysis-history"/>
     <w:p>
       <w:pPr>
         <w:pStyle w:val="Heading2"/>
       </w:pPr>
       <w:r>
-        <w:t xml:space="preserve">7.7 Analysis History</w:t>
+        <w:t xml:space="preserve">8.7 Analysis History</w:t>
       </w:r>
     </w:p>
     <w:p>
@@ -4881,7 +8035,7 @@
                     </pic:cNvPicPr>
                   </pic:nvPicPr>
                   <pic:blipFill>
-                    <a:blip r:embed="rId53"/>
+                    <a:blip r:embed="rId72"/>
                     <a:stretch>
                       <a:fillRect/>
                     </a:stretch>
@@ -4916,14 +8070,14 @@
         <w:t xml:space="preserve">History Screen</w:t>
       </w:r>
     </w:p>
-    <w:bookmarkEnd w:id="54"/>
-    <w:bookmarkStart w:id="56" w:name="export-panel"/>
+    <w:bookmarkEnd w:id="73"/>
+    <w:bookmarkStart w:id="75" w:name="export-panel"/>
     <w:p>
       <w:pPr>
         <w:pStyle w:val="Heading2"/>
       </w:pPr>
       <w:r>
-        <w:t xml:space="preserve">7.8 Export Panel</w:t>
+        <w:t xml:space="preserve">8.8 Export Panel</w:t>
       </w:r>
     </w:p>
     <w:p>
@@ -4954,7 +8108,7 @@
                     </pic:cNvPicPr>
                   </pic:nvPicPr>
                   <pic:blipFill>
-                    <a:blip r:embed="rId55"/>
+                    <a:blip r:embed="rId74"/>
                     <a:stretch>
                       <a:fillRect/>
                     </a:stretch>
@@ -4996,15 +8150,15 @@
         </w:pict>
       </w:r>
     </w:p>
-    <w:bookmarkEnd w:id="56"/>
-    <w:bookmarkEnd w:id="57"/>
-    <w:bookmarkStart w:id="58" w:name="free-data-sources"/>
+    <w:bookmarkEnd w:id="75"/>
+    <w:bookmarkEnd w:id="76"/>
+    <w:bookmarkStart w:id="77" w:name="free-data-sources"/>
     <w:p>
       <w:pPr>
         <w:pStyle w:val="Heading1"/>
       </w:pPr>
       <w:r>
-        <w:t xml:space="preserve">8. Free Data Sources</w:t>
+        <w:t xml:space="preserve">9. Free Data Sources</w:t>
       </w:r>
     </w:p>
     <w:p>
@@ -5306,14 +8460,14 @@
         </w:pict>
       </w:r>
     </w:p>
-    <w:bookmarkEnd w:id="58"/>
-    <w:bookmarkStart w:id="59" w:name="free-ai-models-used"/>
+    <w:bookmarkEnd w:id="77"/>
+    <w:bookmarkStart w:id="78" w:name="free-ai-models-used"/>
     <w:p>
       <w:pPr>
         <w:pStyle w:val="Heading1"/>
       </w:pPr>
       <w:r>
-        <w:t xml:space="preserve">9. Free AI Models Used</w:t>
+        <w:t xml:space="preserve">10. Free AI Models Used</w:t>
       </w:r>
     </w:p>
     <w:tbl>
@@ -5673,212 +8827,212 @@
         </w:pict>
       </w:r>
     </w:p>
-    <w:bookmarkEnd w:id="59"/>
-    <w:bookmarkStart w:id="62" w:name="change-detection-algorithm"/>
+    <w:bookmarkEnd w:id="78"/>
+    <w:bookmarkStart w:id="81" w:name="change-detection-algorithm"/>
     <w:p>
       <w:pPr>
         <w:pStyle w:val="Heading1"/>
       </w:pPr>
       <w:r>
-        <w:t xml:space="preserve">10. Change Detection Algorithm</w:t>
-      </w:r>
-    </w:p>
-    <w:bookmarkStart w:id="60" w:name="approach"/>
+        <w:t xml:space="preserve">11. Change Detection Algorithm</w:t>
+      </w:r>
+    </w:p>
+    <w:bookmarkStart w:id="79" w:name="approach"/>
     <w:p>
       <w:pPr>
         <w:pStyle w:val="Heading2"/>
       </w:pPr>
       <w:r>
-        <w:t xml:space="preserve">10.1 Approach</w:t>
+        <w:t xml:space="preserve">11.1 Approach</w:t>
       </w:r>
     </w:p>
     <w:p>
       <w:pPr>
         <w:numPr>
           <w:ilvl w:val="0"/>
-          <w:numId w:val="1005"/>
-        </w:numPr>
-        <w:pStyle w:val="Compact"/>
-      </w:pPr>
-      <w:r>
-        <w:t xml:space="preserve">Run detection on both BEFORE and AFTER images independently</w:t>
-      </w:r>
-    </w:p>
-    <w:p>
-      <w:pPr>
-        <w:numPr>
-          <w:ilvl w:val="0"/>
-          <w:numId w:val="1005"/>
-        </w:numPr>
-        <w:pStyle w:val="Compact"/>
-      </w:pPr>
-      <w:r>
-        <w:t xml:space="preserve">Match detected assets between the two results using IoU (Intersection over Union)</w:t>
-      </w:r>
-    </w:p>
-    <w:p>
-      <w:pPr>
-        <w:numPr>
-          <w:ilvl w:val="0"/>
-          <w:numId w:val="1005"/>
-        </w:numPr>
-        <w:pStyle w:val="Compact"/>
-      </w:pPr>
-      <w:r>
-        <w:t xml:space="preserve">Classify changes:</w:t>
-      </w:r>
-    </w:p>
-    <w:p>
-      <w:pPr>
-        <w:numPr>
-          <w:ilvl w:val="1"/>
           <w:numId w:val="1006"/>
         </w:numPr>
         <w:pStyle w:val="Compact"/>
       </w:pPr>
       <w:r>
-        <w:rPr>
-          <w:bCs/>
-          <w:b/>
-        </w:rPr>
-        <w:t xml:space="preserve">New:</w:t>
-      </w:r>
-      <w:r>
-        <w:t xml:space="preserve"> </w:t>
-      </w:r>
-      <w:r>
-        <w:t xml:space="preserve">Asset in AFTER but not in BEFORE (IoU &lt; 0.1)</w:t>
+        <w:t xml:space="preserve">Run detection on both BEFORE and AFTER images independently</w:t>
       </w:r>
     </w:p>
     <w:p>
       <w:pPr>
         <w:numPr>
-          <w:ilvl w:val="1"/>
+          <w:ilvl w:val="0"/>
           <w:numId w:val="1006"/>
         </w:numPr>
         <w:pStyle w:val="Compact"/>
       </w:pPr>
       <w:r>
-        <w:rPr>
-          <w:bCs/>
-          <w:b/>
-        </w:rPr>
-        <w:t xml:space="preserve">Removed:</w:t>
-      </w:r>
-      <w:r>
-        <w:t xml:space="preserve"> </w:t>
-      </w:r>
-      <w:r>
-        <w:t xml:space="preserve">Asset in BEFORE but not in AFTER (IoU &lt; 0.1)</w:t>
+        <w:t xml:space="preserve">Match detected assets between the two results using IoU (Intersection over Union)</w:t>
       </w:r>
     </w:p>
     <w:p>
       <w:pPr>
         <w:numPr>
-          <w:ilvl w:val="1"/>
+          <w:ilvl w:val="0"/>
           <w:numId w:val="1006"/>
         </w:numPr>
         <w:pStyle w:val="Compact"/>
       </w:pPr>
       <w:r>
-        <w:rPr>
-          <w:bCs/>
-          <w:b/>
-        </w:rPr>
-        <w:t xml:space="preserve">Modified:</w:t>
-      </w:r>
-      <w:r>
-        <w:t xml:space="preserve"> </w:t>
-      </w:r>
-      <w:r>
-        <w:t xml:space="preserve">Same asset, different area (IoU 0.1–0.7, area change &gt; 20%)</w:t>
+        <w:t xml:space="preserve">Classify changes:</w:t>
       </w:r>
     </w:p>
     <w:p>
       <w:pPr>
         <w:numPr>
           <w:ilvl w:val="1"/>
-          <w:numId w:val="1006"/>
-        </w:numPr>
-        <w:pStyle w:val="Compact"/>
-      </w:pPr>
-      <w:r>
-        <w:rPr>
-          <w:bCs/>
-          <w:b/>
-        </w:rPr>
-        <w:t xml:space="preserve">Unchanged:</w:t>
-      </w:r>
-      <w:r>
-        <w:t xml:space="preserve"> </w:t>
-      </w:r>
-      <w:r>
-        <w:t xml:space="preserve">High IoU match (&gt; 0.7)</w:t>
-      </w:r>
-    </w:p>
-    <w:bookmarkEnd w:id="60"/>
-    <w:bookmarkStart w:id="61" w:name="alert-conditions"/>
-    <w:p>
-      <w:pPr>
-        <w:pStyle w:val="Heading2"/>
-      </w:pPr>
-      <w:r>
-        <w:t xml:space="preserve">10.2 Alert Conditions</w:t>
-      </w:r>
-    </w:p>
-    <w:p>
-      <w:pPr>
-        <w:numPr>
-          <w:ilvl w:val="0"/>
           <w:numId w:val="1007"/>
         </w:numPr>
         <w:pStyle w:val="Compact"/>
       </w:pPr>
       <w:r>
-        <w:t xml:space="preserve">Water body area reduced &gt; 15% →</w:t>
-      </w:r>
-      <w:r>
-        <w:t xml:space="preserve"> </w:t>
-      </w:r>
-      <w:r>
         <w:rPr>
           <w:bCs/>
           <w:b/>
         </w:rPr>
-        <w:t xml:space="preserve">Encroachment warning</w:t>
+        <w:t xml:space="preserve">New:</w:t>
+      </w:r>
+      <w:r>
+        <w:t xml:space="preserve"> </w:t>
+      </w:r>
+      <w:r>
+        <w:t xml:space="preserve">Asset in AFTER but not in BEFORE (IoU &lt; 0.1)</w:t>
       </w:r>
     </w:p>
     <w:p>
       <w:pPr>
         <w:numPr>
-          <w:ilvl w:val="0"/>
+          <w:ilvl w:val="1"/>
           <w:numId w:val="1007"/>
         </w:numPr>
         <w:pStyle w:val="Compact"/>
       </w:pPr>
       <w:r>
-        <w:t xml:space="preserve">Green cover reduced &gt; 10% →</w:t>
-      </w:r>
-      <w:r>
-        <w:t xml:space="preserve"> </w:t>
-      </w:r>
-      <w:r>
         <w:rPr>
           <w:bCs/>
           <w:b/>
         </w:rPr>
-        <w:t xml:space="preserve">Deforestation alert</w:t>
+        <w:t xml:space="preserve">Removed:</w:t>
+      </w:r>
+      <w:r>
+        <w:t xml:space="preserve"> </w:t>
+      </w:r>
+      <w:r>
+        <w:t xml:space="preserve">Asset in BEFORE but not in AFTER (IoU &lt; 0.1)</w:t>
       </w:r>
     </w:p>
     <w:p>
       <w:pPr>
         <w:numPr>
-          <w:ilvl w:val="0"/>
+          <w:ilvl w:val="1"/>
           <w:numId w:val="1007"/>
         </w:numPr>
         <w:pStyle w:val="Compact"/>
       </w:pPr>
       <w:r>
+        <w:rPr>
+          <w:bCs/>
+          <w:b/>
+        </w:rPr>
+        <w:t xml:space="preserve">Modified:</w:t>
+      </w:r>
+      <w:r>
+        <w:t xml:space="preserve"> </w:t>
+      </w:r>
+      <w:r>
+        <w:t xml:space="preserve">Same asset, different area (IoU 0.1–0.7, area change &gt; 20%)</w:t>
+      </w:r>
+    </w:p>
+    <w:p>
+      <w:pPr>
+        <w:numPr>
+          <w:ilvl w:val="1"/>
+          <w:numId w:val="1007"/>
+        </w:numPr>
+        <w:pStyle w:val="Compact"/>
+      </w:pPr>
+      <w:r>
+        <w:rPr>
+          <w:bCs/>
+          <w:b/>
+        </w:rPr>
+        <w:t xml:space="preserve">Unchanged:</w:t>
+      </w:r>
+      <w:r>
+        <w:t xml:space="preserve"> </w:t>
+      </w:r>
+      <w:r>
+        <w:t xml:space="preserve">High IoU match (&gt; 0.7)</w:t>
+      </w:r>
+    </w:p>
+    <w:bookmarkEnd w:id="79"/>
+    <w:bookmarkStart w:id="80" w:name="alert-conditions"/>
+    <w:p>
+      <w:pPr>
+        <w:pStyle w:val="Heading2"/>
+      </w:pPr>
+      <w:r>
+        <w:t xml:space="preserve">11.2 Alert Conditions</w:t>
+      </w:r>
+    </w:p>
+    <w:p>
+      <w:pPr>
+        <w:numPr>
+          <w:ilvl w:val="0"/>
+          <w:numId w:val="1008"/>
+        </w:numPr>
+        <w:pStyle w:val="Compact"/>
+      </w:pPr>
+      <w:r>
+        <w:t xml:space="preserve">Water body area reduced &gt; 15% →</w:t>
+      </w:r>
+      <w:r>
+        <w:t xml:space="preserve"> </w:t>
+      </w:r>
+      <w:r>
+        <w:rPr>
+          <w:bCs/>
+          <w:b/>
+        </w:rPr>
+        <w:t xml:space="preserve">Encroachment warning</w:t>
+      </w:r>
+    </w:p>
+    <w:p>
+      <w:pPr>
+        <w:numPr>
+          <w:ilvl w:val="0"/>
+          <w:numId w:val="1008"/>
+        </w:numPr>
+        <w:pStyle w:val="Compact"/>
+      </w:pPr>
+      <w:r>
+        <w:t xml:space="preserve">Green cover reduced &gt; 10% →</w:t>
+      </w:r>
+      <w:r>
+        <w:t xml:space="preserve"> </w:t>
+      </w:r>
+      <w:r>
+        <w:rPr>
+          <w:bCs/>
+          <w:b/>
+        </w:rPr>
+        <w:t xml:space="preserve">Deforestation alert</w:t>
+      </w:r>
+    </w:p>
+    <w:p>
+      <w:pPr>
+        <w:numPr>
+          <w:ilvl w:val="0"/>
+          <w:numId w:val="1008"/>
+        </w:numPr>
+        <w:pStyle w:val="Compact"/>
+      </w:pPr>
+      <w:r>
         <w:t xml:space="preserve">Unauthorized new construction →</w:t>
       </w:r>
       <w:r>
@@ -5899,15 +9053,15 @@
         </w:pict>
       </w:r>
     </w:p>
-    <w:bookmarkEnd w:id="61"/>
-    <w:bookmarkEnd w:id="62"/>
-    <w:bookmarkStart w:id="63" w:name="deployment-architecture"/>
+    <w:bookmarkEnd w:id="80"/>
+    <w:bookmarkEnd w:id="81"/>
+    <w:bookmarkStart w:id="82" w:name="deployment-architecture"/>
     <w:p>
       <w:pPr>
         <w:pStyle w:val="Heading1"/>
       </w:pPr>
       <w:r>
-        <w:t xml:space="preserve">11. Deployment Architecture</w:t>
+        <w:t xml:space="preserve">12. Deployment Architecture</w:t>
       </w:r>
     </w:p>
     <w:p>
@@ -6194,6 +9348,32 @@
               <w:jc w:val="left"/>
             </w:pPr>
             <w:r>
+              <w:t xml:space="preserve">JWT_SECRET</w:t>
+            </w:r>
+          </w:p>
+        </w:tc>
+        <w:tc>
+          <w:tcPr/>
+          <w:p>
+            <w:pPr>
+              <w:pStyle w:val="Compact"/>
+              <w:jc w:val="left"/>
+            </w:pPr>
+            <w:r>
+              <w:t xml:space="preserve">Secret key for JWT token signing</w:t>
+            </w:r>
+          </w:p>
+        </w:tc>
+      </w:tr>
+      <w:tr>
+        <w:tc>
+          <w:tcPr/>
+          <w:p>
+            <w:pPr>
+              <w:pStyle w:val="Compact"/>
+              <w:jc w:val="left"/>
+            </w:pPr>
+            <w:r>
               <w:t xml:space="preserve">PORT</w:t>
             </w:r>
           </w:p>
@@ -6219,93 +9399,23 @@
         </w:pict>
       </w:r>
     </w:p>
-    <w:bookmarkEnd w:id="63"/>
-    <w:bookmarkStart w:id="67" w:name="security-performance"/>
+    <w:bookmarkEnd w:id="82"/>
+    <w:bookmarkStart w:id="86" w:name="security-performance"/>
     <w:p>
       <w:pPr>
         <w:pStyle w:val="Heading1"/>
       </w:pPr>
       <w:r>
-        <w:t xml:space="preserve">12. Security &amp; Performance</w:t>
-      </w:r>
-    </w:p>
-    <w:bookmarkStart w:id="64" w:name="security-measures"/>
+        <w:t xml:space="preserve">13. Security &amp; Performance</w:t>
+      </w:r>
+    </w:p>
+    <w:bookmarkStart w:id="83" w:name="security-measures"/>
     <w:p>
       <w:pPr>
         <w:pStyle w:val="Heading2"/>
       </w:pPr>
       <w:r>
-        <w:t xml:space="preserve">12.1 Security Measures</w:t>
-      </w:r>
-    </w:p>
-    <w:p>
-      <w:pPr>
-        <w:numPr>
-          <w:ilvl w:val="0"/>
-          <w:numId w:val="1008"/>
-        </w:numPr>
-        <w:pStyle w:val="Compact"/>
-      </w:pPr>
-      <w:r>
-        <w:t xml:space="preserve">Input validation on all API endpoints</w:t>
-      </w:r>
-    </w:p>
-    <w:p>
-      <w:pPr>
-        <w:numPr>
-          <w:ilvl w:val="0"/>
-          <w:numId w:val="1008"/>
-        </w:numPr>
-        <w:pStyle w:val="Compact"/>
-      </w:pPr>
-      <w:r>
-        <w:t xml:space="preserve">File type verification (only JPG/PNG/TIFF accepted)</w:t>
-      </w:r>
-    </w:p>
-    <w:p>
-      <w:pPr>
-        <w:numPr>
-          <w:ilvl w:val="0"/>
-          <w:numId w:val="1008"/>
-        </w:numPr>
-        <w:pStyle w:val="Compact"/>
-      </w:pPr>
-      <w:r>
-        <w:t xml:space="preserve">Maximum file size limit (50 MB)</w:t>
-      </w:r>
-    </w:p>
-    <w:p>
-      <w:pPr>
-        <w:numPr>
-          <w:ilvl w:val="0"/>
-          <w:numId w:val="1008"/>
-        </w:numPr>
-        <w:pStyle w:val="Compact"/>
-      </w:pPr>
-      <w:r>
-        <w:t xml:space="preserve">SQL injection prevention via Drizzle ORM parameterized queries</w:t>
-      </w:r>
-    </w:p>
-    <w:p>
-      <w:pPr>
-        <w:numPr>
-          <w:ilvl w:val="0"/>
-          <w:numId w:val="1008"/>
-        </w:numPr>
-        <w:pStyle w:val="Compact"/>
-      </w:pPr>
-      <w:r>
-        <w:t xml:space="preserve">CORS configuration for frontend-only access</w:t>
-      </w:r>
-    </w:p>
-    <w:bookmarkEnd w:id="64"/>
-    <w:bookmarkStart w:id="65" w:name="performance-optimization"/>
-    <w:p>
-      <w:pPr>
-        <w:pStyle w:val="Heading2"/>
-      </w:pPr>
-      <w:r>
-        <w:t xml:space="preserve">12.2 Performance Optimization</w:t>
+        <w:t xml:space="preserve">13.1 Security Measures</w:t>
       </w:r>
     </w:p>
     <w:p>
@@ -6317,7 +9427,7 @@
         <w:pStyle w:val="Compact"/>
       </w:pPr>
       <w:r>
-        <w:t xml:space="preserve">Image tiling with 10% overlap prevents edge-case missed detections</w:t>
+        <w:t xml:space="preserve">JWT-based authentication with role claims</w:t>
       </w:r>
     </w:p>
     <w:p>
@@ -6329,7 +9439,7 @@
         <w:pStyle w:val="Compact"/>
       </w:pPr>
       <w:r>
-        <w:t xml:space="preserve">Batch processing of tiles for GPU efficiency</w:t>
+        <w:t xml:space="preserve">Ward-level data isolation via middleware</w:t>
       </w:r>
     </w:p>
     <w:p>
@@ -6341,7 +9451,7 @@
         <w:pStyle w:val="Compact"/>
       </w:pPr>
       <w:r>
-        <w:t xml:space="preserve">Database indexing on frequently queried columns</w:t>
+        <w:t xml:space="preserve">Input validation on all API endpoints</w:t>
       </w:r>
     </w:p>
     <w:p>
@@ -6353,7 +9463,7 @@
         <w:pStyle w:val="Compact"/>
       </w:pPr>
       <w:r>
-        <w:t xml:space="preserve">GeoJSON compression for large polygon sets</w:t>
+        <w:t xml:space="preserve">File type verification (only JPG/PNG/TIFF accepted)</w:t>
       </w:r>
     </w:p>
     <w:p>
@@ -6365,17 +9475,53 @@
         <w:pStyle w:val="Compact"/>
       </w:pPr>
       <w:r>
-        <w:t xml:space="preserve">Lazy loading of map tiles and detection overlays</w:t>
-      </w:r>
-    </w:p>
-    <w:bookmarkEnd w:id="65"/>
-    <w:bookmarkStart w:id="66" w:name="scalability-considerations"/>
+        <w:t xml:space="preserve">Maximum file size limit (50 MB)</w:t>
+      </w:r>
+    </w:p>
+    <w:p>
+      <w:pPr>
+        <w:numPr>
+          <w:ilvl w:val="0"/>
+          <w:numId w:val="1009"/>
+        </w:numPr>
+        <w:pStyle w:val="Compact"/>
+      </w:pPr>
+      <w:r>
+        <w:t xml:space="preserve">SQL injection prevention via Drizzle ORM parameterized queries</w:t>
+      </w:r>
+    </w:p>
+    <w:p>
+      <w:pPr>
+        <w:numPr>
+          <w:ilvl w:val="0"/>
+          <w:numId w:val="1009"/>
+        </w:numPr>
+        <w:pStyle w:val="Compact"/>
+      </w:pPr>
+      <w:r>
+        <w:t xml:space="preserve">CORS configuration for frontend-only access</w:t>
+      </w:r>
+    </w:p>
+    <w:p>
+      <w:pPr>
+        <w:numPr>
+          <w:ilvl w:val="0"/>
+          <w:numId w:val="1009"/>
+        </w:numPr>
+        <w:pStyle w:val="Compact"/>
+      </w:pPr>
+      <w:r>
+        <w:t xml:space="preserve">Password hashing with bcrypt (12 rounds)</w:t>
+      </w:r>
+    </w:p>
+    <w:bookmarkEnd w:id="83"/>
+    <w:bookmarkStart w:id="84" w:name="performance-optimization"/>
     <w:p>
       <w:pPr>
         <w:pStyle w:val="Heading2"/>
       </w:pPr>
       <w:r>
-        <w:t xml:space="preserve">12.3 Scalability Considerations</w:t>
+        <w:t xml:space="preserve">13.2 Performance Optimization</w:t>
       </w:r>
     </w:p>
     <w:p>
@@ -6387,7 +9533,7 @@
         <w:pStyle w:val="Compact"/>
       </w:pPr>
       <w:r>
-        <w:t xml:space="preserve">Stateless API design allows horizontal scaling</w:t>
+        <w:t xml:space="preserve">Image tiling with 10% overlap prevents edge-case missed detections</w:t>
       </w:r>
     </w:p>
     <w:p>
@@ -6399,7 +9545,7 @@
         <w:pStyle w:val="Compact"/>
       </w:pPr>
       <w:r>
-        <w:t xml:space="preserve">AI service can be scaled independently</w:t>
+        <w:t xml:space="preserve">Batch processing of tiles for GPU efficiency</w:t>
       </w:r>
     </w:p>
     <w:p>
@@ -6411,7 +9557,7 @@
         <w:pStyle w:val="Compact"/>
       </w:pPr>
       <w:r>
-        <w:t xml:space="preserve">Database connection pooling via Drizzle</w:t>
+        <w:t xml:space="preserve">Database indexing on frequently queried columns</w:t>
       </w:r>
     </w:p>
     <w:p>
@@ -6423,6 +9569,76 @@
         <w:pStyle w:val="Compact"/>
       </w:pPr>
       <w:r>
+        <w:t xml:space="preserve">GeoJSON compression for large polygon sets</w:t>
+      </w:r>
+    </w:p>
+    <w:p>
+      <w:pPr>
+        <w:numPr>
+          <w:ilvl w:val="0"/>
+          <w:numId w:val="1010"/>
+        </w:numPr>
+        <w:pStyle w:val="Compact"/>
+      </w:pPr>
+      <w:r>
+        <w:t xml:space="preserve">Lazy loading of map tiles and detection overlays</w:t>
+      </w:r>
+    </w:p>
+    <w:bookmarkEnd w:id="84"/>
+    <w:bookmarkStart w:id="85" w:name="scalability-considerations"/>
+    <w:p>
+      <w:pPr>
+        <w:pStyle w:val="Heading2"/>
+      </w:pPr>
+      <w:r>
+        <w:t xml:space="preserve">13.3 Scalability Considerations</w:t>
+      </w:r>
+    </w:p>
+    <w:p>
+      <w:pPr>
+        <w:numPr>
+          <w:ilvl w:val="0"/>
+          <w:numId w:val="1011"/>
+        </w:numPr>
+        <w:pStyle w:val="Compact"/>
+      </w:pPr>
+      <w:r>
+        <w:t xml:space="preserve">Stateless API design allows horizontal scaling</w:t>
+      </w:r>
+    </w:p>
+    <w:p>
+      <w:pPr>
+        <w:numPr>
+          <w:ilvl w:val="0"/>
+          <w:numId w:val="1011"/>
+        </w:numPr>
+        <w:pStyle w:val="Compact"/>
+      </w:pPr>
+      <w:r>
+        <w:t xml:space="preserve">AI service can be scaled independently</w:t>
+      </w:r>
+    </w:p>
+    <w:p>
+      <w:pPr>
+        <w:numPr>
+          <w:ilvl w:val="0"/>
+          <w:numId w:val="1011"/>
+        </w:numPr>
+        <w:pStyle w:val="Compact"/>
+      </w:pPr>
+      <w:r>
+        <w:t xml:space="preserve">Database connection pooling via Drizzle</w:t>
+      </w:r>
+    </w:p>
+    <w:p>
+      <w:pPr>
+        <w:numPr>
+          <w:ilvl w:val="0"/>
+          <w:numId w:val="1011"/>
+        </w:numPr>
+        <w:pStyle w:val="Compact"/>
+      </w:pPr>
+      <w:r>
         <w:t xml:space="preserve">CDN-ready static asset serving</w:t>
       </w:r>
     </w:p>
@@ -6433,15 +9649,15 @@
         </w:pict>
       </w:r>
     </w:p>
-    <w:bookmarkEnd w:id="66"/>
-    <w:bookmarkEnd w:id="67"/>
-    <w:bookmarkStart w:id="68" w:name="testing-strategy"/>
+    <w:bookmarkEnd w:id="85"/>
+    <w:bookmarkEnd w:id="86"/>
+    <w:bookmarkStart w:id="87" w:name="testing-strategy"/>
     <w:p>
       <w:pPr>
         <w:pStyle w:val="Heading1"/>
       </w:pPr>
       <w:r>
-        <w:t xml:space="preserve">13. Testing Strategy</w:t>
+        <w:t xml:space="preserve">14. Testing Strategy</w:t>
       </w:r>
     </w:p>
     <w:tbl>
@@ -6686,6 +9902,44 @@
           </w:p>
         </w:tc>
       </w:tr>
+      <w:tr>
+        <w:tc>
+          <w:tcPr/>
+          <w:p>
+            <w:pPr>
+              <w:pStyle w:val="Compact"/>
+              <w:jc w:val="left"/>
+            </w:pPr>
+            <w:r>
+              <w:t xml:space="preserve">Auth</w:t>
+            </w:r>
+          </w:p>
+        </w:tc>
+        <w:tc>
+          <w:tcPr/>
+          <w:p>
+            <w:pPr>
+              <w:pStyle w:val="Compact"/>
+              <w:jc w:val="left"/>
+            </w:pPr>
+            <w:r>
+              <w:t xml:space="preserve">Supertest + JWT</w:t>
+            </w:r>
+          </w:p>
+        </w:tc>
+        <w:tc>
+          <w:tcPr/>
+          <w:p>
+            <w:pPr>
+              <w:pStyle w:val="Compact"/>
+              <w:jc w:val="left"/>
+            </w:pPr>
+            <w:r>
+              <w:t xml:space="preserve">Role-based access control validation</w:t>
+            </w:r>
+          </w:p>
+        </w:tc>
+      </w:tr>
     </w:tbl>
     <w:p>
       <w:pPr>
@@ -6702,31 +9956,49 @@
         <w:t xml:space="preserve"> </w:t>
       </w:r>
       <w:r>
-        <w:t xml:space="preserve">1. Upload image → verify session created → verify detection starts</w:t>
+        <w:t xml:space="preserve">1. Login with each role → verify correct dashboard redirect</w:t>
       </w:r>
       <w:r>
         <w:t xml:space="preserve"> </w:t>
       </w:r>
       <w:r>
-        <w:t xml:space="preserve">2. Detection complete → verify asset counts match expected</w:t>
+        <w:t xml:space="preserve">2. Officer uploads image → verify session scoped to assigned ward</w:t>
       </w:r>
       <w:r>
         <w:t xml:space="preserve"> </w:t>
       </w:r>
       <w:r>
-        <w:t xml:space="preserve">3. Export GeoJSON → verify valid GeoJSON structure</w:t>
+        <w:t xml:space="preserve">3. Viewer attempts upload → verify 403 Forbidden response</w:t>
       </w:r>
       <w:r>
         <w:t xml:space="preserve"> </w:t>
       </w:r>
       <w:r>
-        <w:t xml:space="preserve">4. Change detection → verify correct classification of changes</w:t>
+        <w:t xml:space="preserve">4. Admin creates user → verify ward assignment works</w:t>
       </w:r>
       <w:r>
         <w:t xml:space="preserve"> </w:t>
       </w:r>
       <w:r>
-        <w:t xml:space="preserve">5. Map view → verify polygon rendering on Leaflet</w:t>
+        <w:t xml:space="preserve">5. Detection complete → verify asset counts match expected</w:t>
+      </w:r>
+      <w:r>
+        <w:t xml:space="preserve"> </w:t>
+      </w:r>
+      <w:r>
+        <w:t xml:space="preserve">6. Export GeoJSON → verify valid GeoJSON structure</w:t>
+      </w:r>
+      <w:r>
+        <w:t xml:space="preserve"> </w:t>
+      </w:r>
+      <w:r>
+        <w:t xml:space="preserve">7. Change detection → verify correct classification of changes</w:t>
+      </w:r>
+      <w:r>
+        <w:t xml:space="preserve"> </w:t>
+      </w:r>
+      <w:r>
+        <w:t xml:space="preserve">8. Map view → verify polygon rendering on Leaflet</w:t>
       </w:r>
     </w:p>
     <w:p>
@@ -6736,81 +10008,23 @@
         </w:pict>
       </w:r>
     </w:p>
-    <w:bookmarkEnd w:id="68"/>
-    <w:bookmarkStart w:id="73" w:name="implementation-roadmap"/>
+    <w:bookmarkEnd w:id="87"/>
+    <w:bookmarkStart w:id="92" w:name="implementation-roadmap"/>
     <w:p>
       <w:pPr>
         <w:pStyle w:val="Heading1"/>
       </w:pPr>
       <w:r>
-        <w:t xml:space="preserve">14. Implementation Roadmap</w:t>
-      </w:r>
-    </w:p>
-    <w:bookmarkStart w:id="69" w:name="phase-1-foundation-week-1"/>
+        <w:t xml:space="preserve">15. Implementation Roadmap</w:t>
+      </w:r>
+    </w:p>
+    <w:bookmarkStart w:id="88" w:name="phase-1-foundation-week-1"/>
     <w:p>
       <w:pPr>
         <w:pStyle w:val="Heading2"/>
       </w:pPr>
       <w:r>
         <w:t xml:space="preserve">Phase 1: Foundation (Week 1)</w:t>
-      </w:r>
-    </w:p>
-    <w:p>
-      <w:pPr>
-        <w:numPr>
-          <w:ilvl w:val="0"/>
-          <w:numId w:val="1011"/>
-        </w:numPr>
-        <w:pStyle w:val="Compact"/>
-      </w:pPr>
-      <w:r>
-        <w:t xml:space="preserve">☐ Database schema setup with Drizzle ORM</w:t>
-      </w:r>
-    </w:p>
-    <w:p>
-      <w:pPr>
-        <w:numPr>
-          <w:ilvl w:val="0"/>
-          <w:numId w:val="1011"/>
-        </w:numPr>
-        <w:pStyle w:val="Compact"/>
-      </w:pPr>
-      <w:r>
-        <w:t xml:space="preserve">☐ Express API server with session CRUD endpoints</w:t>
-      </w:r>
-    </w:p>
-    <w:p>
-      <w:pPr>
-        <w:numPr>
-          <w:ilvl w:val="0"/>
-          <w:numId w:val="1011"/>
-        </w:numPr>
-        <w:pStyle w:val="Compact"/>
-      </w:pPr>
-      <w:r>
-        <w:t xml:space="preserve">☐ React frontend scaffold with routing</w:t>
-      </w:r>
-    </w:p>
-    <w:p>
-      <w:pPr>
-        <w:numPr>
-          <w:ilvl w:val="0"/>
-          <w:numId w:val="1011"/>
-        </w:numPr>
-        <w:pStyle w:val="Compact"/>
-      </w:pPr>
-      <w:r>
-        <w:t xml:space="preserve">☐ Basic file upload functionality</w:t>
-      </w:r>
-    </w:p>
-    <w:bookmarkEnd w:id="69"/>
-    <w:bookmarkStart w:id="70" w:name="phase-2-ai-pipeline-week-2"/>
-    <w:p>
-      <w:pPr>
-        <w:pStyle w:val="Heading2"/>
-      </w:pPr>
-      <w:r>
-        <w:t xml:space="preserve">Phase 2: AI Pipeline (Week 2)</w:t>
       </w:r>
     </w:p>
     <w:p>
@@ -6822,7 +10036,7 @@
         <w:pStyle w:val="Compact"/>
       </w:pPr>
       <w:r>
-        <w:t xml:space="preserve">☐ FastAPI service with YOLOv8 integration</w:t>
+        <w:t xml:space="preserve">☐ Database schema setup with Drizzle ORM (including users &amp; roles)</w:t>
       </w:r>
     </w:p>
     <w:p>
@@ -6834,7 +10048,7 @@
         <w:pStyle w:val="Compact"/>
       </w:pPr>
       <w:r>
-        <w:t xml:space="preserve">☐ Image tiling and tile processing logic</w:t>
+        <w:t xml:space="preserve">☐ Express API server with session CRUD endpoints</w:t>
       </w:r>
     </w:p>
     <w:p>
@@ -6846,7 +10060,7 @@
         <w:pStyle w:val="Compact"/>
       </w:pPr>
       <w:r>
-        <w:t xml:space="preserve">☐ SAM integration for polygon mask generation</w:t>
+        <w:t xml:space="preserve">☐ JWT authentication with role-based middleware</w:t>
       </w:r>
     </w:p>
     <w:p>
@@ -6858,17 +10072,29 @@
         <w:pStyle w:val="Compact"/>
       </w:pPr>
       <w:r>
-        <w:t xml:space="preserve">☐ Result merging and de-duplication</w:t>
-      </w:r>
-    </w:p>
-    <w:bookmarkEnd w:id="70"/>
-    <w:bookmarkStart w:id="71" w:name="phase-3-frontend-screens-week-3"/>
+        <w:t xml:space="preserve">☐ React frontend scaffold with routing</w:t>
+      </w:r>
+    </w:p>
+    <w:p>
+      <w:pPr>
+        <w:numPr>
+          <w:ilvl w:val="0"/>
+          <w:numId w:val="1012"/>
+        </w:numPr>
+        <w:pStyle w:val="Compact"/>
+      </w:pPr>
+      <w:r>
+        <w:t xml:space="preserve">☐ Basic file upload functionality</w:t>
+      </w:r>
+    </w:p>
+    <w:bookmarkEnd w:id="88"/>
+    <w:bookmarkStart w:id="89" w:name="phase-2-ai-pipeline-week-2"/>
     <w:p>
       <w:pPr>
         <w:pStyle w:val="Heading2"/>
       </w:pPr>
       <w:r>
-        <w:t xml:space="preserve">Phase 3: Frontend Screens (Week 3)</w:t>
+        <w:t xml:space="preserve">Phase 2: AI Pipeline (Week 2)</w:t>
       </w:r>
     </w:p>
     <w:p>
@@ -6880,7 +10106,7 @@
         <w:pStyle w:val="Compact"/>
       </w:pPr>
       <w:r>
-        <w:t xml:space="preserve">☐ Dashboard with stats and recent analyses</w:t>
+        <w:t xml:space="preserve">☐ FastAPI service with YOLOv8 integration</w:t>
       </w:r>
     </w:p>
     <w:p>
@@ -6892,7 +10118,7 @@
         <w:pStyle w:val="Compact"/>
       </w:pPr>
       <w:r>
-        <w:t xml:space="preserve">☐ Detection results view with overlay rendering</w:t>
+        <w:t xml:space="preserve">☐ Image tiling and tile processing logic</w:t>
       </w:r>
     </w:p>
     <w:p>
@@ -6904,7 +10130,7 @@
         <w:pStyle w:val="Compact"/>
       </w:pPr>
       <w:r>
-        <w:t xml:space="preserve">☐ Leaflet.js map integration with GeoJSON layers</w:t>
+        <w:t xml:space="preserve">☐ SAM integration for polygon mask generation</w:t>
       </w:r>
     </w:p>
     <w:p>
@@ -6916,17 +10142,17 @@
         <w:pStyle w:val="Compact"/>
       </w:pPr>
       <w:r>
-        <w:t xml:space="preserve">☐ Export functionality (GeoJSON, CSV, PDF)</w:t>
-      </w:r>
-    </w:p>
-    <w:bookmarkEnd w:id="71"/>
-    <w:bookmarkStart w:id="72" w:name="phase-4-advanced-features-week-4"/>
+        <w:t xml:space="preserve">☐ Result merging and de-duplication</w:t>
+      </w:r>
+    </w:p>
+    <w:bookmarkEnd w:id="89"/>
+    <w:bookmarkStart w:id="90" w:name="phase-3-frontend-screens-week-3"/>
     <w:p>
       <w:pPr>
         <w:pStyle w:val="Heading2"/>
       </w:pPr>
       <w:r>
-        <w:t xml:space="preserve">Phase 4: Advanced Features (Week 4)</w:t>
+        <w:t xml:space="preserve">Phase 3: Frontend Screens (Week 3)</w:t>
       </w:r>
     </w:p>
     <w:p>
@@ -6938,7 +10164,7 @@
         <w:pStyle w:val="Compact"/>
       </w:pPr>
       <w:r>
-        <w:t xml:space="preserve">☐ Change detection comparison</w:t>
+        <w:t xml:space="preserve">☐ Login screen with role selection</w:t>
       </w:r>
     </w:p>
     <w:p>
@@ -6950,7 +10176,7 @@
         <w:pStyle w:val="Compact"/>
       </w:pPr>
       <w:r>
-        <w:t xml:space="preserve">☐ DIGIT Urban Registry integration</w:t>
+        <w:t xml:space="preserve">☐ Role-specific dashboards (Admin/Officer/Viewer)</w:t>
       </w:r>
     </w:p>
     <w:p>
@@ -6962,7 +10188,7 @@
         <w:pStyle w:val="Compact"/>
       </w:pPr>
       <w:r>
-        <w:t xml:space="preserve">☐ Analysis history with search and filter</w:t>
+        <w:t xml:space="preserve">☐ User management panel (Admin)</w:t>
       </w:r>
     </w:p>
     <w:p>
@@ -6974,6 +10200,100 @@
         <w:pStyle w:val="Compact"/>
       </w:pPr>
       <w:r>
+        <w:t xml:space="preserve">☐ Detection results view with overlay rendering</w:t>
+      </w:r>
+    </w:p>
+    <w:p>
+      <w:pPr>
+        <w:numPr>
+          <w:ilvl w:val="0"/>
+          <w:numId w:val="1014"/>
+        </w:numPr>
+        <w:pStyle w:val="Compact"/>
+      </w:pPr>
+      <w:r>
+        <w:t xml:space="preserve">☐ Leaflet.js map integration with GeoJSON layers</w:t>
+      </w:r>
+    </w:p>
+    <w:p>
+      <w:pPr>
+        <w:numPr>
+          <w:ilvl w:val="0"/>
+          <w:numId w:val="1014"/>
+        </w:numPr>
+        <w:pStyle w:val="Compact"/>
+      </w:pPr>
+      <w:r>
+        <w:t xml:space="preserve">☐ Export functionality (GeoJSON, CSV, PDF)</w:t>
+      </w:r>
+    </w:p>
+    <w:bookmarkEnd w:id="90"/>
+    <w:bookmarkStart w:id="91" w:name="phase-4-advanced-features-week-4"/>
+    <w:p>
+      <w:pPr>
+        <w:pStyle w:val="Heading2"/>
+      </w:pPr>
+      <w:r>
+        <w:t xml:space="preserve">Phase 4: Advanced Features (Week 4)</w:t>
+      </w:r>
+    </w:p>
+    <w:p>
+      <w:pPr>
+        <w:numPr>
+          <w:ilvl w:val="0"/>
+          <w:numId w:val="1015"/>
+        </w:numPr>
+        <w:pStyle w:val="Compact"/>
+      </w:pPr>
+      <w:r>
+        <w:t xml:space="preserve">☐ Change detection comparison</w:t>
+      </w:r>
+    </w:p>
+    <w:p>
+      <w:pPr>
+        <w:numPr>
+          <w:ilvl w:val="0"/>
+          <w:numId w:val="1015"/>
+        </w:numPr>
+        <w:pStyle w:val="Compact"/>
+      </w:pPr>
+      <w:r>
+        <w:t xml:space="preserve">☐ DIGIT Urban Registry integration</w:t>
+      </w:r>
+    </w:p>
+    <w:p>
+      <w:pPr>
+        <w:numPr>
+          <w:ilvl w:val="0"/>
+          <w:numId w:val="1015"/>
+        </w:numPr>
+        <w:pStyle w:val="Compact"/>
+      </w:pPr>
+      <w:r>
+        <w:t xml:space="preserve">☐ Analysis history with search and filter</w:t>
+      </w:r>
+    </w:p>
+    <w:p>
+      <w:pPr>
+        <w:numPr>
+          <w:ilvl w:val="0"/>
+          <w:numId w:val="1015"/>
+        </w:numPr>
+        <w:pStyle w:val="Compact"/>
+      </w:pPr>
+      <w:r>
+        <w:t xml:space="preserve">☐ Ward-level data filtering and access control</w:t>
+      </w:r>
+    </w:p>
+    <w:p>
+      <w:pPr>
+        <w:numPr>
+          <w:ilvl w:val="0"/>
+          <w:numId w:val="1015"/>
+        </w:numPr>
+        <w:pStyle w:val="Compact"/>
+      </w:pPr>
+      <w:r>
         <w:t xml:space="preserve">☐ Performance optimization and testing</w:t>
       </w:r>
     </w:p>
@@ -7006,8 +10326,8 @@
         <w:t xml:space="preserve">All models and data sources are free and open-source</w:t>
       </w:r>
     </w:p>
-    <w:bookmarkEnd w:id="72"/>
-    <w:bookmarkEnd w:id="73"/>
+    <w:bookmarkEnd w:id="91"/>
+    <w:bookmarkEnd w:id="92"/>
     <w:sectPr/>
   </w:body>
 </w:document>
@@ -7318,6 +10638,9 @@
     <w:abstractNumId w:val="991"/>
   </w:num>
   <w:num w:numId="1005">
+    <w:abstractNumId w:val="991"/>
+  </w:num>
+  <w:num w:numId="1006">
     <w:abstractNumId w:val="99411"/>
     <w:lvlOverride w:ilvl="0">
       <w:startOverride w:val="1"/>
@@ -7347,9 +10670,6 @@
       <w:startOverride w:val="1"/>
     </w:lvlOverride>
   </w:num>
-  <w:num w:numId="1006">
-    <w:abstractNumId w:val="991"/>
-  </w:num>
   <w:num w:numId="1007">
     <w:abstractNumId w:val="991"/>
   </w:num>
@@ -7372,6 +10692,9 @@
     <w:abstractNumId w:val="991"/>
   </w:num>
   <w:num w:numId="1014">
+    <w:abstractNumId w:val="991"/>
+  </w:num>
+  <w:num w:numId="1015">
     <w:abstractNumId w:val="991"/>
   </w:num>
 </w:numbering>
